--- a/docs/Level1/高中英语语法切片-Level1-第07课-句子主干提取.docx
+++ b/docs/Level1/高中英语语法切片-Level1-第07课-句子主干提取.docx
@@ -213,7 +213,7 @@
           <w:sz w:val="24"/>
           <w:szCs w:val="24"/>
         </w:rPr>
-        <w:t xml:space="preserve">第三步，看谓语后面剩什么。tells 后面跟了 the children in our neighbourhood 和 stories about his childhood 两样东西。加 is 验一下，孩子们是故事？不通，所以是双宾语。in our neighbourhood 和 about his childhood 都是定语，划掉。</w:t>
+        <w:t xml:space="preserve">第三步，看谓语后面剩什么。tells 后面跟了 the children in our neighbourhood 和 stories about his childhood 两样东西。拎出来加 be 动词验一下，The children are stories，孩子们是故事，语法没错但意思讲不通，所以是双宾语。in our neighbourhood 和 about his childhood 都是定语，划掉。</w:t>
       </w:r>
     </w:p>
     <w:p>
@@ -586,21 +586,21 @@
           <w:sz w:val="24"/>
           <w:szCs w:val="24"/>
         </w:rPr>
-        <w:t xml:space="preserve">A 项，found 后面是 the book 和 very useful。加 is 验一下，这本书是很有用的？通。所以 very useful 是宾补，它是骨架的一部分，不能划掉。主干是 She found the book very useful。</w:t>
-      </w:r>
-    </w:p>
-    <w:p>
-      <w:pPr>
-        <w:spacing w:after="160" w:line="380"/>
-        <w:ind w:firstLine="480"/>
-      </w:pPr>
-      <w:r>
-        <w:rPr>
-          <w:rFonts w:ascii="SimSun" w:cs="SimSun" w:eastAsia="SimSun" w:hAnsi="SimSun"/>
-          <w:sz w:val="24"/>
-          <w:szCs w:val="24"/>
-        </w:rPr>
-        <w:t xml:space="preserve">C 项同理，the book is a great help，这本书是个很大的帮助？通。a great help 也是宾补，主干是 She found the book a great help。</w:t>
+        <w:t xml:space="preserve">A 项，found 后面是 the book 和 very useful。拎出来是 The book is very useful，这本书很有用，语法对逻辑也对。所以 very useful 是宾补，它是骨架的一部分，不能划掉。主干是 She found the book very useful。</w:t>
+      </w:r>
+    </w:p>
+    <w:p>
+      <w:pPr>
+        <w:spacing w:after="160" w:line="380"/>
+        <w:ind w:firstLine="480"/>
+      </w:pPr>
+      <w:r>
+        <w:rPr>
+          <w:rFonts w:ascii="SimSun" w:cs="SimSun" w:eastAsia="SimSun" w:hAnsi="SimSun"/>
+          <w:sz w:val="24"/>
+          <w:szCs w:val="24"/>
+        </w:rPr>
+        <w:t xml:space="preserve">C 项同理，拎出来是 The book is a great help，这本书帮了大忙，两条都过。a great help 也是宾补，主干是 She found the book a great help。</w:t>
       </w:r>
     </w:p>
     <w:p>
@@ -1304,7 +1304,7 @@
           <w:sz w:val="24"/>
           <w:szCs w:val="24"/>
         </w:rPr>
-        <w:t xml:space="preserve">第三步看谓语后面。gave 后面跟了 the new students 和 a warm welcome。加 is 验一下，新生们是热烈的欢迎？不通。所以是双宾语，人宾是 the new students，物宾是 a warm welcome。</w:t>
+        <w:t xml:space="preserve">第三步看谓语后面。gave 后面跟了 the new students 和 a warm welcome。拎出来加 be 动词验一下，The new students are a warm welcome，新生们是热烈的欢迎，语法没错但意思讲不通。所以是双宾语，人宾是 the new students，物宾是 a warm welcome。</w:t>
       </w:r>
     </w:p>
     <w:p>
@@ -1913,7 +1913,7 @@
           <w:sz w:val="24"/>
           <w:szCs w:val="24"/>
         </w:rPr>
-        <w:t xml:space="preserve">师：看谓语后面各剩什么。A 项，kept 后面是 the room 和 clean and tidy。加 is 验一下，房间是干净整洁的？通。所以 clean and tidy 是宾补，属于骨架，不能划。主干是 He kept the room clean and tidy。B 项，the room key 是一个整体，房间钥匙，room 在这里是名词作定语修饰 key，中心词是 key，所以宾语是 the room key 不是 the room。C 项，kept 后面只有 the room 一个宾语，for two more nights 说的是保留多久，修饰动作，是状语，可以划掉。划完正好剩 He kept the room。</w:t>
+        <w:t xml:space="preserve">师：看谓语后面各剩什么。A 项，kept 后面是 the room 和 clean and tidy。拎出来加 be 动词验一下，The room is clean and tidy，房间干净整洁，语法对逻辑也对。所以 clean and tidy 是宾补，属于骨架，不能划。主干是 He kept the room clean and tidy。B 项，the room key 是一个整体，房间钥匙，room 在这里是名词作定语修饰 key，中心词是 key，所以宾语是 the room key 不是 the room。C 项，kept 后面只有 the room 一个宾语，for two more nights 说的是保留多久，修饰动作，是状语，可以划掉。划完正好剩 He kept the room。</w:t>
       </w:r>
     </w:p>
     <w:p>

--- a/docs/Level1/高中英语语法切片-Level1-第07课-句子主干提取.docx
+++ b/docs/Level1/高中英语语法切片-Level1-第07课-句子主干提取.docx
@@ -133,6 +133,20 @@
     <w:p>
       <w:pPr>
         <w:spacing w:after="160" w:line="380"/>
+        <w:ind w:firstLine="480"/>
+      </w:pPr>
+      <w:r>
+        <w:rPr>
+          <w:rFonts w:ascii="SimSun" w:cs="SimSun" w:eastAsia="SimSun" w:hAnsi="SimSun"/>
+          <w:sz w:val="24"/>
+          <w:szCs w:val="24"/>
+        </w:rPr>
+        <w:t xml:space="preserve">我们先来看第一题。</w:t>
+      </w:r>
+    </w:p>
+    <w:p>
+      <w:pPr>
+        <w:spacing w:after="160" w:line="380"/>
       </w:pPr>
       <w:r>
         <w:rPr>
@@ -247,6 +261,20 @@
     <w:p>
       <w:pPr>
         <w:spacing w:after="160" w:line="380"/>
+        <w:ind w:firstLine="480"/>
+      </w:pPr>
+      <w:r>
+        <w:rPr>
+          <w:rFonts w:ascii="SimSun" w:cs="SimSun" w:eastAsia="SimSun" w:hAnsi="SimSun"/>
+          <w:sz w:val="24"/>
+          <w:szCs w:val="24"/>
+        </w:rPr>
+        <w:t xml:space="preserve">好，第一题就到这儿。接下来第二题。</w:t>
+      </w:r>
+    </w:p>
+    <w:p>
+      <w:pPr>
+        <w:spacing w:after="160" w:line="380"/>
       </w:pPr>
       <w:r>
         <w:rPr>
@@ -333,6 +361,20 @@
     <w:p>
       <w:pPr>
         <w:spacing w:after="160" w:line="380"/>
+        <w:ind w:firstLine="480"/>
+      </w:pPr>
+      <w:r>
+        <w:rPr>
+          <w:rFonts w:ascii="SimSun" w:cs="SimSun" w:eastAsia="SimSun" w:hAnsi="SimSun"/>
+          <w:sz w:val="24"/>
+          <w:szCs w:val="24"/>
+        </w:rPr>
+        <w:t xml:space="preserve">来，第三题。</w:t>
+      </w:r>
+    </w:p>
+    <w:p>
+      <w:pPr>
+        <w:spacing w:after="160" w:line="380"/>
       </w:pPr>
       <w:r>
         <w:rPr>
@@ -419,6 +461,20 @@
     <w:p>
       <w:pPr>
         <w:spacing w:after="160" w:line="380"/>
+        <w:ind w:firstLine="480"/>
+      </w:pPr>
+      <w:r>
+        <w:rPr>
+          <w:rFonts w:ascii="SimSun" w:cs="SimSun" w:eastAsia="SimSun" w:hAnsi="SimSun"/>
+          <w:sz w:val="24"/>
+          <w:szCs w:val="24"/>
+        </w:rPr>
+        <w:t xml:space="preserve">第四题。这道题稍微绕一点，你仔细看。</w:t>
+      </w:r>
+    </w:p>
+    <w:p>
+      <w:pPr>
+        <w:spacing w:after="160" w:line="380"/>
       </w:pPr>
       <w:r>
         <w:rPr>
@@ -519,6 +575,20 @@
     <w:p>
       <w:pPr>
         <w:spacing w:after="160" w:line="380"/>
+        <w:ind w:firstLine="480"/>
+      </w:pPr>
+      <w:r>
+        <w:rPr>
+          <w:rFonts w:ascii="SimSun" w:cs="SimSun" w:eastAsia="SimSun" w:hAnsi="SimSun"/>
+          <w:sz w:val="24"/>
+          <w:szCs w:val="24"/>
+        </w:rPr>
+        <w:t xml:space="preserve">接着看第五题。</w:t>
+      </w:r>
+    </w:p>
+    <w:p>
+      <w:pPr>
+        <w:spacing w:after="160" w:line="380"/>
       </w:pPr>
       <w:r>
         <w:rPr>
@@ -634,6 +704,20 @@
     <w:p>
       <w:pPr>
         <w:spacing w:after="160" w:line="380"/>
+        <w:ind w:firstLine="480"/>
+      </w:pPr>
+      <w:r>
+        <w:rPr>
+          <w:rFonts w:ascii="SimSun" w:cs="SimSun" w:eastAsia="SimSun" w:hAnsi="SimSun"/>
+          <w:sz w:val="24"/>
+          <w:szCs w:val="24"/>
+        </w:rPr>
+        <w:t xml:space="preserve">最后一道，第六题。做完这道我们就正式开讲。</w:t>
+      </w:r>
+    </w:p>
+    <w:p>
+      <w:pPr>
+        <w:spacing w:after="160" w:line="380"/>
       </w:pPr>
       <w:r>
         <w:rPr>
@@ -1224,6 +1308,20 @@
     <w:p>
       <w:pPr>
         <w:spacing w:after="160" w:line="380"/>
+        <w:ind w:firstLine="480"/>
+      </w:pPr>
+      <w:r>
+        <w:rPr>
+          <w:rFonts w:ascii="SimSun" w:cs="SimSun" w:eastAsia="SimSun" w:hAnsi="SimSun"/>
+          <w:sz w:val="24"/>
+          <w:szCs w:val="24"/>
+        </w:rPr>
+        <w:t xml:space="preserve">我们先看第一道例题。</w:t>
+      </w:r>
+    </w:p>
+    <w:p>
+      <w:pPr>
+        <w:spacing w:after="160" w:line="380"/>
       </w:pPr>
       <w:r>
         <w:rPr>
@@ -1338,6 +1436,20 @@
     <w:p>
       <w:pPr>
         <w:spacing w:after="160" w:line="380"/>
+        <w:ind w:firstLine="480"/>
+      </w:pPr>
+      <w:r>
+        <w:rPr>
+          <w:rFonts w:ascii="SimSun" w:cs="SimSun" w:eastAsia="SimSun" w:hAnsi="SimSun"/>
+          <w:sz w:val="24"/>
+          <w:szCs w:val="24"/>
+        </w:rPr>
+        <w:t xml:space="preserve">好，接下来第二道例题。</w:t>
+      </w:r>
+    </w:p>
+    <w:p>
+      <w:pPr>
+        <w:spacing w:after="160" w:line="380"/>
       </w:pPr>
       <w:r>
         <w:rPr>
@@ -1564,6 +1676,20 @@
     <w:p>
       <w:pPr>
         <w:spacing w:after="160" w:line="380"/>
+        <w:ind w:firstLine="480"/>
+      </w:pPr>
+      <w:r>
+        <w:rPr>
+          <w:rFonts w:ascii="SimSun" w:cs="SimSun" w:eastAsia="SimSun" w:hAnsi="SimSun"/>
+          <w:sz w:val="24"/>
+          <w:szCs w:val="24"/>
+        </w:rPr>
+        <w:t xml:space="preserve">我们先来看第一题。</w:t>
+      </w:r>
+    </w:p>
+    <w:p>
+      <w:pPr>
+        <w:spacing w:after="160" w:line="380"/>
       </w:pPr>
       <w:r>
         <w:rPr>
@@ -1638,6 +1764,20 @@
     <w:p>
       <w:pPr>
         <w:spacing w:after="160" w:line="380"/>
+        <w:ind w:firstLine="480"/>
+      </w:pPr>
+      <w:r>
+        <w:rPr>
+          <w:rFonts w:ascii="SimSun" w:cs="SimSun" w:eastAsia="SimSun" w:hAnsi="SimSun"/>
+          <w:sz w:val="24"/>
+          <w:szCs w:val="24"/>
+        </w:rPr>
+        <w:t xml:space="preserve">接下来第二题。</w:t>
+      </w:r>
+    </w:p>
+    <w:p>
+      <w:pPr>
+        <w:spacing w:after="160" w:line="380"/>
       </w:pPr>
       <w:r>
         <w:rPr>
@@ -1712,6 +1852,20 @@
     <w:p>
       <w:pPr>
         <w:spacing w:after="160" w:line="380"/>
+        <w:ind w:firstLine="480"/>
+      </w:pPr>
+      <w:r>
+        <w:rPr>
+          <w:rFonts w:ascii="SimSun" w:cs="SimSun" w:eastAsia="SimSun" w:hAnsi="SimSun"/>
+          <w:sz w:val="24"/>
+          <w:szCs w:val="24"/>
+        </w:rPr>
+        <w:t xml:space="preserve">来，第三题。</w:t>
+      </w:r>
+    </w:p>
+    <w:p>
+      <w:pPr>
+        <w:spacing w:after="160" w:line="380"/>
       </w:pPr>
       <w:r>
         <w:rPr>
@@ -1786,6 +1940,20 @@
     <w:p>
       <w:pPr>
         <w:spacing w:after="160" w:line="380"/>
+        <w:ind w:firstLine="480"/>
+      </w:pPr>
+      <w:r>
+        <w:rPr>
+          <w:rFonts w:ascii="SimSun" w:cs="SimSun" w:eastAsia="SimSun" w:hAnsi="SimSun"/>
+          <w:sz w:val="24"/>
+          <w:szCs w:val="24"/>
+        </w:rPr>
+        <w:t xml:space="preserve">第四题。</w:t>
+      </w:r>
+    </w:p>
+    <w:p>
+      <w:pPr>
+        <w:spacing w:after="160" w:line="380"/>
       </w:pPr>
       <w:r>
         <w:rPr>
@@ -1860,6 +2028,20 @@
     <w:p>
       <w:pPr>
         <w:spacing w:after="160" w:line="380"/>
+        <w:ind w:firstLine="480"/>
+      </w:pPr>
+      <w:r>
+        <w:rPr>
+          <w:rFonts w:ascii="SimSun" w:cs="SimSun" w:eastAsia="SimSun" w:hAnsi="SimSun"/>
+          <w:sz w:val="24"/>
+          <w:szCs w:val="24"/>
+        </w:rPr>
+        <w:t xml:space="preserve">第五题，接着看。</w:t>
+      </w:r>
+    </w:p>
+    <w:p>
+      <w:pPr>
+        <w:spacing w:after="160" w:line="380"/>
       </w:pPr>
       <w:r>
         <w:rPr>
@@ -1944,6 +2126,20 @@
           <w:szCs w:val="24"/>
         </w:rPr>
         <w:t xml:space="preserve">解析：A 项 clean and tidy 为宾语补足语，属主干成分；B 项宾语中心词为 key，room 作定语；C 项 for two more nights 为时间状语，划去后主干为 He kept the room。</w:t>
+      </w:r>
+    </w:p>
+    <w:p>
+      <w:pPr>
+        <w:spacing w:after="160" w:line="380"/>
+        <w:ind w:firstLine="480"/>
+      </w:pPr>
+      <w:r>
+        <w:rPr>
+          <w:rFonts w:ascii="SimSun" w:cs="SimSun" w:eastAsia="SimSun" w:hAnsi="SimSun"/>
+          <w:sz w:val="24"/>
+          <w:szCs w:val="24"/>
+        </w:rPr>
+        <w:t xml:space="preserve">最后一题了。</w:t>
       </w:r>
     </w:p>
     <w:p>

--- a/docs/Level1/高中英语语法切片-Level1-第07课-句子主干提取.docx
+++ b/docs/Level1/高中英语语法切片-Level1-第07课-句子主干提取.docx
@@ -43,7 +43,7 @@
           <w:sz w:val="24"/>
           <w:szCs w:val="24"/>
         </w:rPr>
-        <w:t xml:space="preserve">同学们好，欢迎回到高中英语语法切片课堂。今天是句子结构这个板块的最后一节，也是把前面六节课全部串起来的一节。</w:t>
+        <w:t xml:space="preserve">那同学们好，欢迎回到高中英语语法切片课堂。今天是句子结构这个板块的最后一节，也是把前面六节课全部串起来的一节。</w:t>
       </w:r>
     </w:p>
     <w:p>
@@ -185,6 +185,48 @@
           <w:sz w:val="24"/>
           <w:szCs w:val="24"/>
         </w:rPr>
+        <w:t xml:space="preserve">这道题你先自己做一遍，做完再听我讲。</w:t>
+      </w:r>
+    </w:p>
+    <w:p>
+      <w:pPr>
+        <w:spacing w:after="160" w:line="380"/>
+        <w:ind w:firstLine="480"/>
+      </w:pPr>
+      <w:r>
+        <w:rPr>
+          <w:rFonts w:ascii="SimSun" w:cs="SimSun" w:eastAsia="SimSun" w:hAnsi="SimSun"/>
+          <w:sz w:val="24"/>
+          <w:szCs w:val="24"/>
+        </w:rPr>
+        <w:t xml:space="preserve">先别急着往下看，你自己想十秒。</w:t>
+      </w:r>
+    </w:p>
+    <w:p>
+      <w:pPr>
+        <w:spacing w:after="160" w:line="380"/>
+        <w:ind w:firstLine="480"/>
+      </w:pPr>
+      <w:r>
+        <w:rPr>
+          <w:rFonts w:ascii="SimSun" w:cs="SimSun" w:eastAsia="SimSun" w:hAnsi="SimSun"/>
+          <w:sz w:val="24"/>
+          <w:szCs w:val="24"/>
+        </w:rPr>
+        <w:t xml:space="preserve">来，跟我一起走一遍流程。</w:t>
+      </w:r>
+    </w:p>
+    <w:p>
+      <w:pPr>
+        <w:spacing w:after="160" w:line="380"/>
+        <w:ind w:firstLine="480"/>
+      </w:pPr>
+      <w:r>
+        <w:rPr>
+          <w:rFonts w:ascii="SimSun" w:cs="SimSun" w:eastAsia="SimSun" w:hAnsi="SimSun"/>
+          <w:sz w:val="24"/>
+          <w:szCs w:val="24"/>
+        </w:rPr>
         <w:t xml:space="preserve">这句话挺长，我们按步骤来。第一步永远是找带时态的动词。</w:t>
       </w:r>
     </w:p>
@@ -241,7 +283,7 @@
           <w:sz w:val="24"/>
           <w:szCs w:val="24"/>
         </w:rPr>
-        <w:t xml:space="preserve">全部划完，主干是 The old man tells the children stories。</w:t>
+        <w:t xml:space="preserve">接着说，全部划完，主干是 The old man tells the children stories。</w:t>
       </w:r>
     </w:p>
     <w:p>
@@ -313,6 +355,48 @@
           <w:sz w:val="24"/>
           <w:szCs w:val="24"/>
         </w:rPr>
+        <w:t xml:space="preserve">这道题你先在心里过一遍，我再说。</w:t>
+      </w:r>
+    </w:p>
+    <w:p>
+      <w:pPr>
+        <w:spacing w:after="160" w:line="380"/>
+        <w:ind w:firstLine="480"/>
+      </w:pPr>
+      <w:r>
+        <w:rPr>
+          <w:rFonts w:ascii="SimSun" w:cs="SimSun" w:eastAsia="SimSun" w:hAnsi="SimSun"/>
+          <w:sz w:val="24"/>
+          <w:szCs w:val="24"/>
+        </w:rPr>
+        <w:t xml:space="preserve">先自己判断一下，暂停五秒。</w:t>
+      </w:r>
+    </w:p>
+    <w:p>
+      <w:pPr>
+        <w:spacing w:after="160" w:line="380"/>
+        <w:ind w:firstLine="480"/>
+      </w:pPr>
+      <w:r>
+        <w:rPr>
+          <w:rFonts w:ascii="SimSun" w:cs="SimSun" w:eastAsia="SimSun" w:hAnsi="SimSun"/>
+          <w:sz w:val="24"/>
+          <w:szCs w:val="24"/>
+        </w:rPr>
+        <w:t xml:space="preserve">你先看清楚题干，我们一步一步来。</w:t>
+      </w:r>
+    </w:p>
+    <w:p>
+      <w:pPr>
+        <w:spacing w:after="160" w:line="380"/>
+        <w:ind w:firstLine="480"/>
+      </w:pPr>
+      <w:r>
+        <w:rPr>
+          <w:rFonts w:ascii="SimSun" w:cs="SimSun" w:eastAsia="SimSun" w:hAnsi="SimSun"/>
+          <w:sz w:val="24"/>
+          <w:szCs w:val="24"/>
+        </w:rPr>
         <w:t xml:space="preserve">数带时态的动词。rang 是 ring 的过去式，带时态；rushed 是 rush 的过去式，也带时态。两个都是谓语。</w:t>
       </w:r>
     </w:p>
@@ -413,6 +497,48 @@
           <w:sz w:val="24"/>
           <w:szCs w:val="24"/>
         </w:rPr>
+        <w:t xml:space="preserve">这道题你先自己做一遍，做完再听我讲。</w:t>
+      </w:r>
+    </w:p>
+    <w:p>
+      <w:pPr>
+        <w:spacing w:after="160" w:line="380"/>
+        <w:ind w:firstLine="480"/>
+      </w:pPr>
+      <w:r>
+        <w:rPr>
+          <w:rFonts w:ascii="SimSun" w:cs="SimSun" w:eastAsia="SimSun" w:hAnsi="SimSun"/>
+          <w:sz w:val="24"/>
+          <w:szCs w:val="24"/>
+        </w:rPr>
+        <w:t xml:space="preserve">先别急着往下看，你自己想十秒。</w:t>
+      </w:r>
+    </w:p>
+    <w:p>
+      <w:pPr>
+        <w:spacing w:after="160" w:line="380"/>
+        <w:ind w:firstLine="480"/>
+      </w:pPr>
+      <w:r>
+        <w:rPr>
+          <w:rFonts w:ascii="SimSun" w:cs="SimSun" w:eastAsia="SimSun" w:hAnsi="SimSun"/>
+          <w:sz w:val="24"/>
+          <w:szCs w:val="24"/>
+        </w:rPr>
+        <w:t xml:space="preserve">来，跟我一起走一遍流程。</w:t>
+      </w:r>
+    </w:p>
+    <w:p>
+      <w:pPr>
+        <w:spacing w:after="160" w:line="380"/>
+        <w:ind w:firstLine="480"/>
+      </w:pPr>
+      <w:r>
+        <w:rPr>
+          <w:rFonts w:ascii="SimSun" w:cs="SimSun" w:eastAsia="SimSun" w:hAnsi="SimSun"/>
+          <w:sz w:val="24"/>
+          <w:szCs w:val="24"/>
+        </w:rPr>
         <w:t xml:space="preserve">先数谓语。后半句有 talked，带时态，是谓语。既然谓语已经有了，一个简单句只有一个谓语，那句首这个空就只能是非谓语。</w:t>
       </w:r>
     </w:p>
@@ -513,6 +639,48 @@
           <w:sz w:val="24"/>
           <w:szCs w:val="24"/>
         </w:rPr>
+        <w:t xml:space="preserve">这道题你先在心里过一遍，我再说。</w:t>
+      </w:r>
+    </w:p>
+    <w:p>
+      <w:pPr>
+        <w:spacing w:after="160" w:line="380"/>
+        <w:ind w:firstLine="480"/>
+      </w:pPr>
+      <w:r>
+        <w:rPr>
+          <w:rFonts w:ascii="SimSun" w:cs="SimSun" w:eastAsia="SimSun" w:hAnsi="SimSun"/>
+          <w:sz w:val="24"/>
+          <w:szCs w:val="24"/>
+        </w:rPr>
+        <w:t xml:space="preserve">先自己判断一下，暂停五秒。</w:t>
+      </w:r>
+    </w:p>
+    <w:p>
+      <w:pPr>
+        <w:spacing w:after="160" w:line="380"/>
+        <w:ind w:firstLine="480"/>
+      </w:pPr>
+      <w:r>
+        <w:rPr>
+          <w:rFonts w:ascii="SimSun" w:cs="SimSun" w:eastAsia="SimSun" w:hAnsi="SimSun"/>
+          <w:sz w:val="24"/>
+          <w:szCs w:val="24"/>
+        </w:rPr>
+        <w:t xml:space="preserve">你先看清楚题干，我们一步一步来。</w:t>
+      </w:r>
+    </w:p>
+    <w:p>
+      <w:pPr>
+        <w:spacing w:after="160" w:line="380"/>
+        <w:ind w:firstLine="480"/>
+      </w:pPr>
+      <w:r>
+        <w:rPr>
+          <w:rFonts w:ascii="SimSun" w:cs="SimSun" w:eastAsia="SimSun" w:hAnsi="SimSun"/>
+          <w:sz w:val="24"/>
+          <w:szCs w:val="24"/>
+        </w:rPr>
         <w:t xml:space="preserve">这道题考的是找准主语中心词。</w:t>
       </w:r>
     </w:p>
@@ -555,7 +723,7 @@
           <w:sz w:val="24"/>
           <w:szCs w:val="24"/>
         </w:rPr>
-        <w:t xml:space="preserve">这里还要注意一件事：从句里面的 take 也是带时态的，但它是从句自己的谓语，不是主句的。主句的谓语位置就是这个空。从句这块 Level 2 会细讲。</w:t>
+        <w:t xml:space="preserve">再看，这里还要注意一件事：从句里面的 take 也是带时态的，但它是从句自己的谓语，不是主句的。主句的谓语位置就是这个空。从句这块 Level 2 会细讲。</w:t>
       </w:r>
     </w:p>
     <w:p>
@@ -642,6 +810,48 @@
           <w:sz w:val="24"/>
           <w:szCs w:val="24"/>
         </w:rPr>
+        <w:t xml:space="preserve">这道题你先自己做一遍，做完再听我讲。</w:t>
+      </w:r>
+    </w:p>
+    <w:p>
+      <w:pPr>
+        <w:spacing w:after="160" w:line="380"/>
+        <w:ind w:firstLine="480"/>
+      </w:pPr>
+      <w:r>
+        <w:rPr>
+          <w:rFonts w:ascii="SimSun" w:cs="SimSun" w:eastAsia="SimSun" w:hAnsi="SimSun"/>
+          <w:sz w:val="24"/>
+          <w:szCs w:val="24"/>
+        </w:rPr>
+        <w:t xml:space="preserve">先别急着往下看，你自己想十秒。</w:t>
+      </w:r>
+    </w:p>
+    <w:p>
+      <w:pPr>
+        <w:spacing w:after="160" w:line="380"/>
+        <w:ind w:firstLine="480"/>
+      </w:pPr>
+      <w:r>
+        <w:rPr>
+          <w:rFonts w:ascii="SimSun" w:cs="SimSun" w:eastAsia="SimSun" w:hAnsi="SimSun"/>
+          <w:sz w:val="24"/>
+          <w:szCs w:val="24"/>
+        </w:rPr>
+        <w:t xml:space="preserve">来，跟我一起走一遍流程。</w:t>
+      </w:r>
+    </w:p>
+    <w:p>
+      <w:pPr>
+        <w:spacing w:after="160" w:line="380"/>
+        <w:ind w:firstLine="480"/>
+      </w:pPr>
+      <w:r>
+        <w:rPr>
+          <w:rFonts w:ascii="SimSun" w:cs="SimSun" w:eastAsia="SimSun" w:hAnsi="SimSun"/>
+          <w:sz w:val="24"/>
+          <w:szCs w:val="24"/>
+        </w:rPr>
         <w:t xml:space="preserve">我们看谓语后面各剩了什么。</w:t>
       </w:r>
     </w:p>
@@ -756,6 +966,48 @@
           <w:sz w:val="24"/>
           <w:szCs w:val="24"/>
         </w:rPr>
+        <w:t xml:space="preserve">这道题你先在心里过一遍，我再说。</w:t>
+      </w:r>
+    </w:p>
+    <w:p>
+      <w:pPr>
+        <w:spacing w:after="160" w:line="380"/>
+        <w:ind w:firstLine="480"/>
+      </w:pPr>
+      <w:r>
+        <w:rPr>
+          <w:rFonts w:ascii="SimSun" w:cs="SimSun" w:eastAsia="SimSun" w:hAnsi="SimSun"/>
+          <w:sz w:val="24"/>
+          <w:szCs w:val="24"/>
+        </w:rPr>
+        <w:t xml:space="preserve">先自己判断一下，暂停五秒。</w:t>
+      </w:r>
+    </w:p>
+    <w:p>
+      <w:pPr>
+        <w:spacing w:after="160" w:line="380"/>
+        <w:ind w:firstLine="480"/>
+      </w:pPr>
+      <w:r>
+        <w:rPr>
+          <w:rFonts w:ascii="SimSun" w:cs="SimSun" w:eastAsia="SimSun" w:hAnsi="SimSun"/>
+          <w:sz w:val="24"/>
+          <w:szCs w:val="24"/>
+        </w:rPr>
+        <w:t xml:space="preserve">你先看清楚题干，我们一步一步来。</w:t>
+      </w:r>
+    </w:p>
+    <w:p>
+      <w:pPr>
+        <w:spacing w:after="160" w:line="380"/>
+        <w:ind w:firstLine="480"/>
+      </w:pPr>
+      <w:r>
+        <w:rPr>
+          <w:rFonts w:ascii="SimSun" w:cs="SimSun" w:eastAsia="SimSun" w:hAnsi="SimSun"/>
+          <w:sz w:val="24"/>
+          <w:szCs w:val="24"/>
+        </w:rPr>
         <w:t xml:space="preserve">先数动词。句首有 knowing，中间有 say，最后括号里有 stand。</w:t>
       </w:r>
     </w:p>
@@ -840,7 +1092,7 @@
           <w:sz w:val="24"/>
           <w:szCs w:val="24"/>
         </w:rPr>
-        <w:t xml:space="preserve">主干就是一个句子里最不能少的那几个成分。你把它们拿掉，句子就塌了。</w:t>
+        <w:t xml:space="preserve">好，主干就是一个句子里最不能少的那几个成分。你把它们拿掉，句子就塌了。</w:t>
       </w:r>
     </w:p>
     <w:p>
@@ -980,7 +1232,7 @@
           <w:sz w:val="24"/>
           <w:szCs w:val="24"/>
         </w:rPr>
-        <w:t xml:space="preserve">谓语前面那一整块就是主语。但你要的不是那一整块，你要的是中心词。</w:t>
+        <w:t xml:space="preserve">接着说，谓语前面那一整块就是主语。但你要的不是那一整块，你要的是中心词。</w:t>
       </w:r>
     </w:p>
     <w:p>
@@ -1106,7 +1358,7 @@
           <w:sz w:val="24"/>
           <w:szCs w:val="24"/>
         </w:rPr>
-        <w:t xml:space="preserve">这句话的重要性怎么强调都不过分，它是整个高中语法的地基。</w:t>
+        <w:t xml:space="preserve">再看，这句话的重要性怎么强调都不过分，它是整个高中语法的地基。</w:t>
       </w:r>
     </w:p>
     <w:p>
@@ -1246,7 +1498,7 @@
           <w:sz w:val="24"/>
           <w:szCs w:val="24"/>
         </w:rPr>
-        <w:t xml:space="preserve">从句是一个句子套在另一个句子里面，从句自己有自己的主语和谓语。所以整句话就出现了主句的谓语和从句的谓语。</w:t>
+        <w:t xml:space="preserve">那从句是一个句子套在另一个句子里面，从句自己有自己的主语和谓语。所以整句话就出现了主句的谓语和从句的谓语。</w:t>
       </w:r>
     </w:p>
     <w:p>
@@ -1360,6 +1612,34 @@
           <w:sz w:val="24"/>
           <w:szCs w:val="24"/>
         </w:rPr>
+        <w:t xml:space="preserve">这道题你先自己做一遍，做完再听我讲。</w:t>
+      </w:r>
+    </w:p>
+    <w:p>
+      <w:pPr>
+        <w:spacing w:after="160" w:line="380"/>
+        <w:ind w:firstLine="480"/>
+      </w:pPr>
+      <w:r>
+        <w:rPr>
+          <w:rFonts w:ascii="SimSun" w:cs="SimSun" w:eastAsia="SimSun" w:hAnsi="SimSun"/>
+          <w:sz w:val="24"/>
+          <w:szCs w:val="24"/>
+        </w:rPr>
+        <w:t xml:space="preserve">先别急着往下看，你自己想十秒。</w:t>
+      </w:r>
+    </w:p>
+    <w:p>
+      <w:pPr>
+        <w:spacing w:after="160" w:line="380"/>
+        <w:ind w:firstLine="480"/>
+      </w:pPr>
+      <w:r>
+        <w:rPr>
+          <w:rFonts w:ascii="SimSun" w:cs="SimSun" w:eastAsia="SimSun" w:hAnsi="SimSun"/>
+          <w:sz w:val="24"/>
+          <w:szCs w:val="24"/>
+        </w:rPr>
         <w:t xml:space="preserve">先自己划十五秒，再听老师走一遍。</w:t>
       </w:r>
     </w:p>
@@ -1642,7 +1922,7 @@
           <w:sz w:val="24"/>
           <w:szCs w:val="24"/>
         </w:rPr>
-        <w:t xml:space="preserve">第五，判断的时候先问三句话：有没有非谓语，有没有并列连词，有没有引导词。</w:t>
+        <w:t xml:space="preserve">好，第五，判断的时候先问三句话：有没有非谓语，有没有并列连词，有没有引导词。</w:t>
       </w:r>
     </w:p>
     <w:p>
@@ -1728,6 +2008,48 @@
           <w:sz w:val="24"/>
           <w:szCs w:val="24"/>
         </w:rPr>
+        <w:t xml:space="preserve">来，跟我一起走一遍流程。</w:t>
+      </w:r>
+    </w:p>
+    <w:p>
+      <w:pPr>
+        <w:spacing w:after="160" w:line="380"/>
+        <w:ind w:firstLine="480"/>
+      </w:pPr>
+      <w:r>
+        <w:rPr>
+          <w:rFonts w:ascii="SimSun" w:cs="SimSun" w:eastAsia="SimSun" w:hAnsi="SimSun"/>
+          <w:sz w:val="24"/>
+          <w:szCs w:val="24"/>
+        </w:rPr>
+        <w:t xml:space="preserve">这道题你先在心里过一遍，我再说。</w:t>
+      </w:r>
+    </w:p>
+    <w:p>
+      <w:pPr>
+        <w:spacing w:after="160" w:line="380"/>
+        <w:ind w:firstLine="480"/>
+      </w:pPr>
+      <w:r>
+        <w:rPr>
+          <w:rFonts w:ascii="SimSun" w:cs="SimSun" w:eastAsia="SimSun" w:hAnsi="SimSun"/>
+          <w:sz w:val="24"/>
+          <w:szCs w:val="24"/>
+        </w:rPr>
+        <w:t xml:space="preserve">先自己判断一下，暂停五秒。</w:t>
+      </w:r>
+    </w:p>
+    <w:p>
+      <w:pPr>
+        <w:spacing w:after="160" w:line="380"/>
+        <w:ind w:firstLine="480"/>
+      </w:pPr>
+      <w:r>
+        <w:rPr>
+          <w:rFonts w:ascii="SimSun" w:cs="SimSun" w:eastAsia="SimSun" w:hAnsi="SimSun"/>
+          <w:sz w:val="24"/>
+          <w:szCs w:val="24"/>
+        </w:rPr>
         <w:t xml:space="preserve">师：先找谓语。has become 带着时态，是谓语。前面那一块 The tall building next to the park 是主语，里面 tall 是形容词修饰 building，next to the park 是在说哪栋楼，也修饰 building，两个都是定语，划掉，中心词是 building。become 是变化类系动词，后面跟表语，the tallest one 是表语，说明这栋楼是什么。in this small city 是修饰 one 的定语，划掉。</w:t>
       </w:r>
     </w:p>
@@ -1816,6 +2138,48 @@
           <w:sz w:val="24"/>
           <w:szCs w:val="24"/>
         </w:rPr>
+        <w:t xml:space="preserve">你先看清楚题干，我们一步一步来。</w:t>
+      </w:r>
+    </w:p>
+    <w:p>
+      <w:pPr>
+        <w:spacing w:after="160" w:line="380"/>
+        <w:ind w:firstLine="480"/>
+      </w:pPr>
+      <w:r>
+        <w:rPr>
+          <w:rFonts w:ascii="SimSun" w:cs="SimSun" w:eastAsia="SimSun" w:hAnsi="SimSun"/>
+          <w:sz w:val="24"/>
+          <w:szCs w:val="24"/>
+        </w:rPr>
+        <w:t xml:space="preserve">这道题你先自己做一遍，做完再听我讲。</w:t>
+      </w:r>
+    </w:p>
+    <w:p>
+      <w:pPr>
+        <w:spacing w:after="160" w:line="380"/>
+        <w:ind w:firstLine="480"/>
+      </w:pPr>
+      <w:r>
+        <w:rPr>
+          <w:rFonts w:ascii="SimSun" w:cs="SimSun" w:eastAsia="SimSun" w:hAnsi="SimSun"/>
+          <w:sz w:val="24"/>
+          <w:szCs w:val="24"/>
+        </w:rPr>
+        <w:t xml:space="preserve">先别急着往下看，你自己想十秒。</w:t>
+      </w:r>
+    </w:p>
+    <w:p>
+      <w:pPr>
+        <w:spacing w:after="160" w:line="380"/>
+        <w:ind w:firstLine="480"/>
+      </w:pPr>
+      <w:r>
+        <w:rPr>
+          <w:rFonts w:ascii="SimSun" w:cs="SimSun" w:eastAsia="SimSun" w:hAnsi="SimSun"/>
+          <w:sz w:val="24"/>
+          <w:szCs w:val="24"/>
+        </w:rPr>
         <w:t xml:space="preserve">师：先数谓语。后半句有 looks，带时态，是谓语。谓语已经有了，那句首这个空只能是非谓语。它在干什么活？说的是在什么条件下村子像幅画——从山顶上看的时候。修饰的是整个情况，所以是状语。用现在分词还是过去分词？看主动被动。村子是被看的，不是自己看，所以用过去分词。</w:t>
       </w:r>
     </w:p>
@@ -1904,6 +2268,48 @@
           <w:sz w:val="24"/>
           <w:szCs w:val="24"/>
         </w:rPr>
+        <w:t xml:space="preserve">来，跟我一起走一遍流程。</w:t>
+      </w:r>
+    </w:p>
+    <w:p>
+      <w:pPr>
+        <w:spacing w:after="160" w:line="380"/>
+        <w:ind w:firstLine="480"/>
+      </w:pPr>
+      <w:r>
+        <w:rPr>
+          <w:rFonts w:ascii="SimSun" w:cs="SimSun" w:eastAsia="SimSun" w:hAnsi="SimSun"/>
+          <w:sz w:val="24"/>
+          <w:szCs w:val="24"/>
+        </w:rPr>
+        <w:t xml:space="preserve">这道题你先在心里过一遍，我再说。</w:t>
+      </w:r>
+    </w:p>
+    <w:p>
+      <w:pPr>
+        <w:spacing w:after="160" w:line="380"/>
+        <w:ind w:firstLine="480"/>
+      </w:pPr>
+      <w:r>
+        <w:rPr>
+          <w:rFonts w:ascii="SimSun" w:cs="SimSun" w:eastAsia="SimSun" w:hAnsi="SimSun"/>
+          <w:sz w:val="24"/>
+          <w:szCs w:val="24"/>
+        </w:rPr>
+        <w:t xml:space="preserve">先自己判断一下，暂停五秒。</w:t>
+      </w:r>
+    </w:p>
+    <w:p>
+      <w:pPr>
+        <w:spacing w:after="160" w:line="380"/>
+        <w:ind w:firstLine="480"/>
+      </w:pPr>
+      <w:r>
+        <w:rPr>
+          <w:rFonts w:ascii="SimSun" w:cs="SimSun" w:eastAsia="SimSun" w:hAnsi="SimSun"/>
+          <w:sz w:val="24"/>
+          <w:szCs w:val="24"/>
+        </w:rPr>
         <w:t xml:space="preserve">师：数带时态的动词。explained 带时态，found 带时态，to understand 是不定式不带时态。所以有两个谓语。为什么可以有两个？看中间的 but。but 是并列连词，它连接的是两个地位平等的简单句，所以这是并列句，每个简单句各有一个谓语，不违反规则。另外提醒一下，后半句的 found it difficult to understand 里，it 是形式宾语，difficult 是宾补，真正的宾语是 to understand。</w:t>
       </w:r>
     </w:p>
@@ -1992,6 +2398,48 @@
           <w:sz w:val="24"/>
           <w:szCs w:val="24"/>
         </w:rPr>
+        <w:t xml:space="preserve">你先看清楚题干，我们一步一步来。</w:t>
+      </w:r>
+    </w:p>
+    <w:p>
+      <w:pPr>
+        <w:spacing w:after="160" w:line="380"/>
+        <w:ind w:firstLine="480"/>
+      </w:pPr>
+      <w:r>
+        <w:rPr>
+          <w:rFonts w:ascii="SimSun" w:cs="SimSun" w:eastAsia="SimSun" w:hAnsi="SimSun"/>
+          <w:sz w:val="24"/>
+          <w:szCs w:val="24"/>
+        </w:rPr>
+        <w:t xml:space="preserve">这道题你先自己做一遍，做完再听我讲。</w:t>
+      </w:r>
+    </w:p>
+    <w:p>
+      <w:pPr>
+        <w:spacing w:after="160" w:line="380"/>
+        <w:ind w:firstLine="480"/>
+      </w:pPr>
+      <w:r>
+        <w:rPr>
+          <w:rFonts w:ascii="SimSun" w:cs="SimSun" w:eastAsia="SimSun" w:hAnsi="SimSun"/>
+          <w:sz w:val="24"/>
+          <w:szCs w:val="24"/>
+        </w:rPr>
+        <w:t xml:space="preserve">先别急着往下看，你自己想十秒。</w:t>
+      </w:r>
+    </w:p>
+    <w:p>
+      <w:pPr>
+        <w:spacing w:after="160" w:line="380"/>
+        <w:ind w:firstLine="480"/>
+      </w:pPr>
+      <w:r>
+        <w:rPr>
+          <w:rFonts w:ascii="SimSun" w:cs="SimSun" w:eastAsia="SimSun" w:hAnsi="SimSun"/>
+          <w:sz w:val="24"/>
+          <w:szCs w:val="24"/>
+        </w:rPr>
         <w:t xml:space="preserve">师：先看动词。written 长成 done 的样子，不带时态，是非谓语，它跟在 letters 后面，说的是哪些信，是定语。所以整句话的谓语就是括号里这个。定主语中心词：written by my grandmother during the war 全部是定语，划掉，剩下 The letters，复数。信是被保存的，用被动。所以填复数的 be 动词加过去分词，句子已经给了 kept，那空里填 are。</w:t>
       </w:r>
     </w:p>
@@ -2095,6 +2543,48 @@
           <w:sz w:val="24"/>
           <w:szCs w:val="24"/>
         </w:rPr>
+        <w:t xml:space="preserve">来，跟我一起走一遍流程。</w:t>
+      </w:r>
+    </w:p>
+    <w:p>
+      <w:pPr>
+        <w:spacing w:after="160" w:line="380"/>
+        <w:ind w:firstLine="480"/>
+      </w:pPr>
+      <w:r>
+        <w:rPr>
+          <w:rFonts w:ascii="SimSun" w:cs="SimSun" w:eastAsia="SimSun" w:hAnsi="SimSun"/>
+          <w:sz w:val="24"/>
+          <w:szCs w:val="24"/>
+        </w:rPr>
+        <w:t xml:space="preserve">这道题你先在心里过一遍，我再说。</w:t>
+      </w:r>
+    </w:p>
+    <w:p>
+      <w:pPr>
+        <w:spacing w:after="160" w:line="380"/>
+        <w:ind w:firstLine="480"/>
+      </w:pPr>
+      <w:r>
+        <w:rPr>
+          <w:rFonts w:ascii="SimSun" w:cs="SimSun" w:eastAsia="SimSun" w:hAnsi="SimSun"/>
+          <w:sz w:val="24"/>
+          <w:szCs w:val="24"/>
+        </w:rPr>
+        <w:t xml:space="preserve">先自己判断一下，暂停五秒。</w:t>
+      </w:r>
+    </w:p>
+    <w:p>
+      <w:pPr>
+        <w:spacing w:after="160" w:line="380"/>
+        <w:ind w:firstLine="480"/>
+      </w:pPr>
+      <w:r>
+        <w:rPr>
+          <w:rFonts w:ascii="SimSun" w:cs="SimSun" w:eastAsia="SimSun" w:hAnsi="SimSun"/>
+          <w:sz w:val="24"/>
+          <w:szCs w:val="24"/>
+        </w:rPr>
         <w:t xml:space="preserve">师：看谓语后面各剩什么。A 项，kept 后面是 the room 和 clean and tidy。拎出来加 be 动词验一下，The room is clean and tidy，房间干净整洁，语法对逻辑也对。所以 clean and tidy 是宾补，属于骨架，不能划。主干是 He kept the room clean and tidy。B 项，the room key 是一个整体，房间钥匙，room 在这里是名词作定语修饰 key，中心词是 key，所以宾语是 the room key 不是 the room。C 项，kept 后面只有 the room 一个宾语，for two more nights 说的是保留多久，修饰动作，是状语，可以划掉。划完正好剩 He kept the room。</w:t>
       </w:r>
     </w:p>
@@ -2183,6 +2673,48 @@
           <w:sz w:val="24"/>
           <w:szCs w:val="24"/>
         </w:rPr>
+        <w:t xml:space="preserve">你先看清楚题干，我们一步一步来。</w:t>
+      </w:r>
+    </w:p>
+    <w:p>
+      <w:pPr>
+        <w:spacing w:after="160" w:line="380"/>
+        <w:ind w:firstLine="480"/>
+      </w:pPr>
+      <w:r>
+        <w:rPr>
+          <w:rFonts w:ascii="SimSun" w:cs="SimSun" w:eastAsia="SimSun" w:hAnsi="SimSun"/>
+          <w:sz w:val="24"/>
+          <w:szCs w:val="24"/>
+        </w:rPr>
+        <w:t xml:space="preserve">这道题你先自己做一遍，做完再听我讲。</w:t>
+      </w:r>
+    </w:p>
+    <w:p>
+      <w:pPr>
+        <w:spacing w:after="160" w:line="380"/>
+        <w:ind w:firstLine="480"/>
+      </w:pPr>
+      <w:r>
+        <w:rPr>
+          <w:rFonts w:ascii="SimSun" w:cs="SimSun" w:eastAsia="SimSun" w:hAnsi="SimSun"/>
+          <w:sz w:val="24"/>
+          <w:szCs w:val="24"/>
+        </w:rPr>
+        <w:t xml:space="preserve">先别急着往下看，你自己想十秒。</w:t>
+      </w:r>
+    </w:p>
+    <w:p>
+      <w:pPr>
+        <w:spacing w:after="160" w:line="380"/>
+        <w:ind w:firstLine="480"/>
+      </w:pPr>
+      <w:r>
+        <w:rPr>
+          <w:rFonts w:ascii="SimSun" w:cs="SimSun" w:eastAsia="SimSun" w:hAnsi="SimSun"/>
+          <w:sz w:val="24"/>
+          <w:szCs w:val="24"/>
+        </w:rPr>
         <w:t xml:space="preserve">师：数一下带时态的动词。stood 带时态，looked 也带时态。两个谓语，那这就得是并列句或者复合句。可是中间只有一个逗号，既没有并列连词，也没有引导词。光靠一个逗号是连不起两个句子的，这在英语里叫逗号粘连，是错的。改法有两种：一是加并列连词，写成 stood by the window and looked at；二是把后面那个改成非谓语，写成 looking at，让它变成伴随状语。两种都对。</w:t>
       </w:r>
     </w:p>
@@ -2227,49 +2759,49 @@
           <w:sz w:val="24"/>
           <w:szCs w:val="24"/>
         </w:rPr>
-        <w:t xml:space="preserve">六道题全部做完了。老师最后强调三个必须条件反射去检查的地方。</w:t>
-      </w:r>
-    </w:p>
-    <w:p>
-      <w:pPr>
-        <w:spacing w:after="160" w:line="380"/>
-        <w:ind w:firstLine="480"/>
-      </w:pPr>
-      <w:r>
-        <w:rPr>
-          <w:rFonts w:ascii="SimSun" w:cs="SimSun" w:eastAsia="SimSun" w:hAnsi="SimSun"/>
-          <w:sz w:val="24"/>
-          <w:szCs w:val="24"/>
-        </w:rPr>
-        <w:t xml:space="preserve">第一，拿到长句子，第一件事永远是找带时态的动词。找到谓语，整个句子就有了坐标。</w:t>
-      </w:r>
-    </w:p>
-    <w:p>
-      <w:pPr>
-        <w:spacing w:after="160" w:line="380"/>
-        <w:ind w:firstLine="480"/>
-      </w:pPr>
-      <w:r>
-        <w:rPr>
-          <w:rFonts w:ascii="SimSun" w:cs="SimSun" w:eastAsia="SimSun" w:hAnsi="SimSun"/>
-          <w:sz w:val="24"/>
-          <w:szCs w:val="24"/>
-        </w:rPr>
-        <w:t xml:space="preserve">第二，看到句子里有两个以上带时态的动词，立刻找并列连词或者引导词。两个都没有，那这句话就是错的。</w:t>
-      </w:r>
-    </w:p>
-    <w:p>
-      <w:pPr>
-        <w:spacing w:after="160" w:line="380"/>
-        <w:ind w:firstLine="480"/>
-      </w:pPr>
-      <w:r>
-        <w:rPr>
-          <w:rFonts w:ascii="SimSun" w:cs="SimSun" w:eastAsia="SimSun" w:hAnsi="SimSun"/>
-          <w:sz w:val="24"/>
-          <w:szCs w:val="24"/>
-        </w:rPr>
-        <w:t xml:space="preserve">第三，划修饰成分的时候盯住四个标志：介词开头的一串、逗号隔开的一块、分词开头的一串、还有所有副词。</w:t>
+        <w:t xml:space="preserve">那六道题全部做完了。老师最后强调三个必须条件反射去检查的地方。</w:t>
+      </w:r>
+    </w:p>
+    <w:p>
+      <w:pPr>
+        <w:spacing w:after="160" w:line="380"/>
+        <w:ind w:firstLine="480"/>
+      </w:pPr>
+      <w:r>
+        <w:rPr>
+          <w:rFonts w:ascii="SimSun" w:cs="SimSun" w:eastAsia="SimSun" w:hAnsi="SimSun"/>
+          <w:sz w:val="24"/>
+          <w:szCs w:val="24"/>
+        </w:rPr>
+        <w:t xml:space="preserve">好，第一，拿到长句子，第一件事永远是找带时态的动词。找到谓语，整个句子就有了坐标。</w:t>
+      </w:r>
+    </w:p>
+    <w:p>
+      <w:pPr>
+        <w:spacing w:after="160" w:line="380"/>
+        <w:ind w:firstLine="480"/>
+      </w:pPr>
+      <w:r>
+        <w:rPr>
+          <w:rFonts w:ascii="SimSun" w:cs="SimSun" w:eastAsia="SimSun" w:hAnsi="SimSun"/>
+          <w:sz w:val="24"/>
+          <w:szCs w:val="24"/>
+        </w:rPr>
+        <w:t xml:space="preserve">接着说，第二，看到句子里有两个以上带时态的动词，立刻找并列连词或者引导词。两个都没有，那这句话就是错的。</w:t>
+      </w:r>
+    </w:p>
+    <w:p>
+      <w:pPr>
+        <w:spacing w:after="160" w:line="380"/>
+        <w:ind w:firstLine="480"/>
+      </w:pPr>
+      <w:r>
+        <w:rPr>
+          <w:rFonts w:ascii="SimSun" w:cs="SimSun" w:eastAsia="SimSun" w:hAnsi="SimSun"/>
+          <w:sz w:val="24"/>
+          <w:szCs w:val="24"/>
+        </w:rPr>
+        <w:t xml:space="preserve">再看，第三，划修饰成分的时候盯住四个标志：介词开头的一串、逗号隔开的一块、分词开头的一串、还有所有副词。</w:t>
       </w:r>
     </w:p>
     <w:p>

--- a/docs/Level1/高中英语语法切片-Level1-第07课-句子主干提取.docx
+++ b/docs/Level1/高中英语语法切片-Level1-第07课-句子主干提取.docx
@@ -185,48 +185,6 @@
           <w:sz w:val="24"/>
           <w:szCs w:val="24"/>
         </w:rPr>
-        <w:t xml:space="preserve">这道题你先自己做一遍，做完再听我讲。</w:t>
-      </w:r>
-    </w:p>
-    <w:p>
-      <w:pPr>
-        <w:spacing w:after="160" w:line="380"/>
-        <w:ind w:firstLine="480"/>
-      </w:pPr>
-      <w:r>
-        <w:rPr>
-          <w:rFonts w:ascii="SimSun" w:cs="SimSun" w:eastAsia="SimSun" w:hAnsi="SimSun"/>
-          <w:sz w:val="24"/>
-          <w:szCs w:val="24"/>
-        </w:rPr>
-        <w:t xml:space="preserve">先别急着往下看，你自己想十秒。</w:t>
-      </w:r>
-    </w:p>
-    <w:p>
-      <w:pPr>
-        <w:spacing w:after="160" w:line="380"/>
-        <w:ind w:firstLine="480"/>
-      </w:pPr>
-      <w:r>
-        <w:rPr>
-          <w:rFonts w:ascii="SimSun" w:cs="SimSun" w:eastAsia="SimSun" w:hAnsi="SimSun"/>
-          <w:sz w:val="24"/>
-          <w:szCs w:val="24"/>
-        </w:rPr>
-        <w:t xml:space="preserve">来，跟我一起走一遍流程。</w:t>
-      </w:r>
-    </w:p>
-    <w:p>
-      <w:pPr>
-        <w:spacing w:after="160" w:line="380"/>
-        <w:ind w:firstLine="480"/>
-      </w:pPr>
-      <w:r>
-        <w:rPr>
-          <w:rFonts w:ascii="SimSun" w:cs="SimSun" w:eastAsia="SimSun" w:hAnsi="SimSun"/>
-          <w:sz w:val="24"/>
-          <w:szCs w:val="24"/>
-        </w:rPr>
         <w:t xml:space="preserve">这句话挺长，我们按步骤来。第一步永远是找带时态的动词。</w:t>
       </w:r>
     </w:p>
@@ -355,48 +313,6 @@
           <w:sz w:val="24"/>
           <w:szCs w:val="24"/>
         </w:rPr>
-        <w:t xml:space="preserve">这道题你先在心里过一遍，我再说。</w:t>
-      </w:r>
-    </w:p>
-    <w:p>
-      <w:pPr>
-        <w:spacing w:after="160" w:line="380"/>
-        <w:ind w:firstLine="480"/>
-      </w:pPr>
-      <w:r>
-        <w:rPr>
-          <w:rFonts w:ascii="SimSun" w:cs="SimSun" w:eastAsia="SimSun" w:hAnsi="SimSun"/>
-          <w:sz w:val="24"/>
-          <w:szCs w:val="24"/>
-        </w:rPr>
-        <w:t xml:space="preserve">先自己判断一下，暂停五秒。</w:t>
-      </w:r>
-    </w:p>
-    <w:p>
-      <w:pPr>
-        <w:spacing w:after="160" w:line="380"/>
-        <w:ind w:firstLine="480"/>
-      </w:pPr>
-      <w:r>
-        <w:rPr>
-          <w:rFonts w:ascii="SimSun" w:cs="SimSun" w:eastAsia="SimSun" w:hAnsi="SimSun"/>
-          <w:sz w:val="24"/>
-          <w:szCs w:val="24"/>
-        </w:rPr>
-        <w:t xml:space="preserve">你先看清楚题干，我们一步一步来。</w:t>
-      </w:r>
-    </w:p>
-    <w:p>
-      <w:pPr>
-        <w:spacing w:after="160" w:line="380"/>
-        <w:ind w:firstLine="480"/>
-      </w:pPr>
-      <w:r>
-        <w:rPr>
-          <w:rFonts w:ascii="SimSun" w:cs="SimSun" w:eastAsia="SimSun" w:hAnsi="SimSun"/>
-          <w:sz w:val="24"/>
-          <w:szCs w:val="24"/>
-        </w:rPr>
         <w:t xml:space="preserve">数带时态的动词。rang 是 ring 的过去式，带时态；rushed 是 rush 的过去式，也带时态。两个都是谓语。</w:t>
       </w:r>
     </w:p>
@@ -497,48 +413,6 @@
           <w:sz w:val="24"/>
           <w:szCs w:val="24"/>
         </w:rPr>
-        <w:t xml:space="preserve">这道题你先自己做一遍，做完再听我讲。</w:t>
-      </w:r>
-    </w:p>
-    <w:p>
-      <w:pPr>
-        <w:spacing w:after="160" w:line="380"/>
-        <w:ind w:firstLine="480"/>
-      </w:pPr>
-      <w:r>
-        <w:rPr>
-          <w:rFonts w:ascii="SimSun" w:cs="SimSun" w:eastAsia="SimSun" w:hAnsi="SimSun"/>
-          <w:sz w:val="24"/>
-          <w:szCs w:val="24"/>
-        </w:rPr>
-        <w:t xml:space="preserve">先别急着往下看，你自己想十秒。</w:t>
-      </w:r>
-    </w:p>
-    <w:p>
-      <w:pPr>
-        <w:spacing w:after="160" w:line="380"/>
-        <w:ind w:firstLine="480"/>
-      </w:pPr>
-      <w:r>
-        <w:rPr>
-          <w:rFonts w:ascii="SimSun" w:cs="SimSun" w:eastAsia="SimSun" w:hAnsi="SimSun"/>
-          <w:sz w:val="24"/>
-          <w:szCs w:val="24"/>
-        </w:rPr>
-        <w:t xml:space="preserve">来，跟我一起走一遍流程。</w:t>
-      </w:r>
-    </w:p>
-    <w:p>
-      <w:pPr>
-        <w:spacing w:after="160" w:line="380"/>
-        <w:ind w:firstLine="480"/>
-      </w:pPr>
-      <w:r>
-        <w:rPr>
-          <w:rFonts w:ascii="SimSun" w:cs="SimSun" w:eastAsia="SimSun" w:hAnsi="SimSun"/>
-          <w:sz w:val="24"/>
-          <w:szCs w:val="24"/>
-        </w:rPr>
         <w:t xml:space="preserve">先数谓语。后半句有 talked，带时态，是谓语。既然谓语已经有了，一个简单句只有一个谓语，那句首这个空就只能是非谓语。</w:t>
       </w:r>
     </w:p>
@@ -639,48 +513,6 @@
           <w:sz w:val="24"/>
           <w:szCs w:val="24"/>
         </w:rPr>
-        <w:t xml:space="preserve">这道题你先在心里过一遍，我再说。</w:t>
-      </w:r>
-    </w:p>
-    <w:p>
-      <w:pPr>
-        <w:spacing w:after="160" w:line="380"/>
-        <w:ind w:firstLine="480"/>
-      </w:pPr>
-      <w:r>
-        <w:rPr>
-          <w:rFonts w:ascii="SimSun" w:cs="SimSun" w:eastAsia="SimSun" w:hAnsi="SimSun"/>
-          <w:sz w:val="24"/>
-          <w:szCs w:val="24"/>
-        </w:rPr>
-        <w:t xml:space="preserve">先自己判断一下，暂停五秒。</w:t>
-      </w:r>
-    </w:p>
-    <w:p>
-      <w:pPr>
-        <w:spacing w:after="160" w:line="380"/>
-        <w:ind w:firstLine="480"/>
-      </w:pPr>
-      <w:r>
-        <w:rPr>
-          <w:rFonts w:ascii="SimSun" w:cs="SimSun" w:eastAsia="SimSun" w:hAnsi="SimSun"/>
-          <w:sz w:val="24"/>
-          <w:szCs w:val="24"/>
-        </w:rPr>
-        <w:t xml:space="preserve">你先看清楚题干，我们一步一步来。</w:t>
-      </w:r>
-    </w:p>
-    <w:p>
-      <w:pPr>
-        <w:spacing w:after="160" w:line="380"/>
-        <w:ind w:firstLine="480"/>
-      </w:pPr>
-      <w:r>
-        <w:rPr>
-          <w:rFonts w:ascii="SimSun" w:cs="SimSun" w:eastAsia="SimSun" w:hAnsi="SimSun"/>
-          <w:sz w:val="24"/>
-          <w:szCs w:val="24"/>
-        </w:rPr>
         <w:t xml:space="preserve">这道题考的是找准主语中心词。</w:t>
       </w:r>
     </w:p>
@@ -810,48 +642,6 @@
           <w:sz w:val="24"/>
           <w:szCs w:val="24"/>
         </w:rPr>
-        <w:t xml:space="preserve">这道题你先自己做一遍，做完再听我讲。</w:t>
-      </w:r>
-    </w:p>
-    <w:p>
-      <w:pPr>
-        <w:spacing w:after="160" w:line="380"/>
-        <w:ind w:firstLine="480"/>
-      </w:pPr>
-      <w:r>
-        <w:rPr>
-          <w:rFonts w:ascii="SimSun" w:cs="SimSun" w:eastAsia="SimSun" w:hAnsi="SimSun"/>
-          <w:sz w:val="24"/>
-          <w:szCs w:val="24"/>
-        </w:rPr>
-        <w:t xml:space="preserve">先别急着往下看，你自己想十秒。</w:t>
-      </w:r>
-    </w:p>
-    <w:p>
-      <w:pPr>
-        <w:spacing w:after="160" w:line="380"/>
-        <w:ind w:firstLine="480"/>
-      </w:pPr>
-      <w:r>
-        <w:rPr>
-          <w:rFonts w:ascii="SimSun" w:cs="SimSun" w:eastAsia="SimSun" w:hAnsi="SimSun"/>
-          <w:sz w:val="24"/>
-          <w:szCs w:val="24"/>
-        </w:rPr>
-        <w:t xml:space="preserve">来，跟我一起走一遍流程。</w:t>
-      </w:r>
-    </w:p>
-    <w:p>
-      <w:pPr>
-        <w:spacing w:after="160" w:line="380"/>
-        <w:ind w:firstLine="480"/>
-      </w:pPr>
-      <w:r>
-        <w:rPr>
-          <w:rFonts w:ascii="SimSun" w:cs="SimSun" w:eastAsia="SimSun" w:hAnsi="SimSun"/>
-          <w:sz w:val="24"/>
-          <w:szCs w:val="24"/>
-        </w:rPr>
         <w:t xml:space="preserve">我们看谓语后面各剩了什么。</w:t>
       </w:r>
     </w:p>
@@ -966,48 +756,6 @@
           <w:sz w:val="24"/>
           <w:szCs w:val="24"/>
         </w:rPr>
-        <w:t xml:space="preserve">这道题你先在心里过一遍，我再说。</w:t>
-      </w:r>
-    </w:p>
-    <w:p>
-      <w:pPr>
-        <w:spacing w:after="160" w:line="380"/>
-        <w:ind w:firstLine="480"/>
-      </w:pPr>
-      <w:r>
-        <w:rPr>
-          <w:rFonts w:ascii="SimSun" w:cs="SimSun" w:eastAsia="SimSun" w:hAnsi="SimSun"/>
-          <w:sz w:val="24"/>
-          <w:szCs w:val="24"/>
-        </w:rPr>
-        <w:t xml:space="preserve">先自己判断一下，暂停五秒。</w:t>
-      </w:r>
-    </w:p>
-    <w:p>
-      <w:pPr>
-        <w:spacing w:after="160" w:line="380"/>
-        <w:ind w:firstLine="480"/>
-      </w:pPr>
-      <w:r>
-        <w:rPr>
-          <w:rFonts w:ascii="SimSun" w:cs="SimSun" w:eastAsia="SimSun" w:hAnsi="SimSun"/>
-          <w:sz w:val="24"/>
-          <w:szCs w:val="24"/>
-        </w:rPr>
-        <w:t xml:space="preserve">你先看清楚题干，我们一步一步来。</w:t>
-      </w:r>
-    </w:p>
-    <w:p>
-      <w:pPr>
-        <w:spacing w:after="160" w:line="380"/>
-        <w:ind w:firstLine="480"/>
-      </w:pPr>
-      <w:r>
-        <w:rPr>
-          <w:rFonts w:ascii="SimSun" w:cs="SimSun" w:eastAsia="SimSun" w:hAnsi="SimSun"/>
-          <w:sz w:val="24"/>
-          <w:szCs w:val="24"/>
-        </w:rPr>
         <w:t xml:space="preserve">先数动词。句首有 knowing，中间有 say，最后括号里有 stand。</w:t>
       </w:r>
     </w:p>
@@ -1612,34 +1360,6 @@
           <w:sz w:val="24"/>
           <w:szCs w:val="24"/>
         </w:rPr>
-        <w:t xml:space="preserve">这道题你先自己做一遍，做完再听我讲。</w:t>
-      </w:r>
-    </w:p>
-    <w:p>
-      <w:pPr>
-        <w:spacing w:after="160" w:line="380"/>
-        <w:ind w:firstLine="480"/>
-      </w:pPr>
-      <w:r>
-        <w:rPr>
-          <w:rFonts w:ascii="SimSun" w:cs="SimSun" w:eastAsia="SimSun" w:hAnsi="SimSun"/>
-          <w:sz w:val="24"/>
-          <w:szCs w:val="24"/>
-        </w:rPr>
-        <w:t xml:space="preserve">先别急着往下看，你自己想十秒。</w:t>
-      </w:r>
-    </w:p>
-    <w:p>
-      <w:pPr>
-        <w:spacing w:after="160" w:line="380"/>
-        <w:ind w:firstLine="480"/>
-      </w:pPr>
-      <w:r>
-        <w:rPr>
-          <w:rFonts w:ascii="SimSun" w:cs="SimSun" w:eastAsia="SimSun" w:hAnsi="SimSun"/>
-          <w:sz w:val="24"/>
-          <w:szCs w:val="24"/>
-        </w:rPr>
         <w:t xml:space="preserve">先自己划十五秒，再听老师走一遍。</w:t>
       </w:r>
     </w:p>
@@ -2008,48 +1728,6 @@
           <w:sz w:val="24"/>
           <w:szCs w:val="24"/>
         </w:rPr>
-        <w:t xml:space="preserve">来，跟我一起走一遍流程。</w:t>
-      </w:r>
-    </w:p>
-    <w:p>
-      <w:pPr>
-        <w:spacing w:after="160" w:line="380"/>
-        <w:ind w:firstLine="480"/>
-      </w:pPr>
-      <w:r>
-        <w:rPr>
-          <w:rFonts w:ascii="SimSun" w:cs="SimSun" w:eastAsia="SimSun" w:hAnsi="SimSun"/>
-          <w:sz w:val="24"/>
-          <w:szCs w:val="24"/>
-        </w:rPr>
-        <w:t xml:space="preserve">这道题你先在心里过一遍，我再说。</w:t>
-      </w:r>
-    </w:p>
-    <w:p>
-      <w:pPr>
-        <w:spacing w:after="160" w:line="380"/>
-        <w:ind w:firstLine="480"/>
-      </w:pPr>
-      <w:r>
-        <w:rPr>
-          <w:rFonts w:ascii="SimSun" w:cs="SimSun" w:eastAsia="SimSun" w:hAnsi="SimSun"/>
-          <w:sz w:val="24"/>
-          <w:szCs w:val="24"/>
-        </w:rPr>
-        <w:t xml:space="preserve">先自己判断一下，暂停五秒。</w:t>
-      </w:r>
-    </w:p>
-    <w:p>
-      <w:pPr>
-        <w:spacing w:after="160" w:line="380"/>
-        <w:ind w:firstLine="480"/>
-      </w:pPr>
-      <w:r>
-        <w:rPr>
-          <w:rFonts w:ascii="SimSun" w:cs="SimSun" w:eastAsia="SimSun" w:hAnsi="SimSun"/>
-          <w:sz w:val="24"/>
-          <w:szCs w:val="24"/>
-        </w:rPr>
         <w:t xml:space="preserve">师：先找谓语。has become 带着时态，是谓语。前面那一块 The tall building next to the park 是主语，里面 tall 是形容词修饰 building，next to the park 是在说哪栋楼，也修饰 building，两个都是定语，划掉，中心词是 building。become 是变化类系动词，后面跟表语，the tallest one 是表语，说明这栋楼是什么。in this small city 是修饰 one 的定语，划掉。</w:t>
       </w:r>
     </w:p>
@@ -2138,48 +1816,6 @@
           <w:sz w:val="24"/>
           <w:szCs w:val="24"/>
         </w:rPr>
-        <w:t xml:space="preserve">你先看清楚题干，我们一步一步来。</w:t>
-      </w:r>
-    </w:p>
-    <w:p>
-      <w:pPr>
-        <w:spacing w:after="160" w:line="380"/>
-        <w:ind w:firstLine="480"/>
-      </w:pPr>
-      <w:r>
-        <w:rPr>
-          <w:rFonts w:ascii="SimSun" w:cs="SimSun" w:eastAsia="SimSun" w:hAnsi="SimSun"/>
-          <w:sz w:val="24"/>
-          <w:szCs w:val="24"/>
-        </w:rPr>
-        <w:t xml:space="preserve">这道题你先自己做一遍，做完再听我讲。</w:t>
-      </w:r>
-    </w:p>
-    <w:p>
-      <w:pPr>
-        <w:spacing w:after="160" w:line="380"/>
-        <w:ind w:firstLine="480"/>
-      </w:pPr>
-      <w:r>
-        <w:rPr>
-          <w:rFonts w:ascii="SimSun" w:cs="SimSun" w:eastAsia="SimSun" w:hAnsi="SimSun"/>
-          <w:sz w:val="24"/>
-          <w:szCs w:val="24"/>
-        </w:rPr>
-        <w:t xml:space="preserve">先别急着往下看，你自己想十秒。</w:t>
-      </w:r>
-    </w:p>
-    <w:p>
-      <w:pPr>
-        <w:spacing w:after="160" w:line="380"/>
-        <w:ind w:firstLine="480"/>
-      </w:pPr>
-      <w:r>
-        <w:rPr>
-          <w:rFonts w:ascii="SimSun" w:cs="SimSun" w:eastAsia="SimSun" w:hAnsi="SimSun"/>
-          <w:sz w:val="24"/>
-          <w:szCs w:val="24"/>
-        </w:rPr>
         <w:t xml:space="preserve">师：先数谓语。后半句有 looks，带时态，是谓语。谓语已经有了，那句首这个空只能是非谓语。它在干什么活？说的是在什么条件下村子像幅画——从山顶上看的时候。修饰的是整个情况，所以是状语。用现在分词还是过去分词？看主动被动。村子是被看的，不是自己看，所以用过去分词。</w:t>
       </w:r>
     </w:p>
@@ -2268,48 +1904,6 @@
           <w:sz w:val="24"/>
           <w:szCs w:val="24"/>
         </w:rPr>
-        <w:t xml:space="preserve">来，跟我一起走一遍流程。</w:t>
-      </w:r>
-    </w:p>
-    <w:p>
-      <w:pPr>
-        <w:spacing w:after="160" w:line="380"/>
-        <w:ind w:firstLine="480"/>
-      </w:pPr>
-      <w:r>
-        <w:rPr>
-          <w:rFonts w:ascii="SimSun" w:cs="SimSun" w:eastAsia="SimSun" w:hAnsi="SimSun"/>
-          <w:sz w:val="24"/>
-          <w:szCs w:val="24"/>
-        </w:rPr>
-        <w:t xml:space="preserve">这道题你先在心里过一遍，我再说。</w:t>
-      </w:r>
-    </w:p>
-    <w:p>
-      <w:pPr>
-        <w:spacing w:after="160" w:line="380"/>
-        <w:ind w:firstLine="480"/>
-      </w:pPr>
-      <w:r>
-        <w:rPr>
-          <w:rFonts w:ascii="SimSun" w:cs="SimSun" w:eastAsia="SimSun" w:hAnsi="SimSun"/>
-          <w:sz w:val="24"/>
-          <w:szCs w:val="24"/>
-        </w:rPr>
-        <w:t xml:space="preserve">先自己判断一下，暂停五秒。</w:t>
-      </w:r>
-    </w:p>
-    <w:p>
-      <w:pPr>
-        <w:spacing w:after="160" w:line="380"/>
-        <w:ind w:firstLine="480"/>
-      </w:pPr>
-      <w:r>
-        <w:rPr>
-          <w:rFonts w:ascii="SimSun" w:cs="SimSun" w:eastAsia="SimSun" w:hAnsi="SimSun"/>
-          <w:sz w:val="24"/>
-          <w:szCs w:val="24"/>
-        </w:rPr>
         <w:t xml:space="preserve">师：数带时态的动词。explained 带时态，found 带时态，to understand 是不定式不带时态。所以有两个谓语。为什么可以有两个？看中间的 but。but 是并列连词，它连接的是两个地位平等的简单句，所以这是并列句，每个简单句各有一个谓语，不违反规则。另外提醒一下，后半句的 found it difficult to understand 里，it 是形式宾语，difficult 是宾补，真正的宾语是 to understand。</w:t>
       </w:r>
     </w:p>
@@ -2398,48 +1992,6 @@
           <w:sz w:val="24"/>
           <w:szCs w:val="24"/>
         </w:rPr>
-        <w:t xml:space="preserve">你先看清楚题干，我们一步一步来。</w:t>
-      </w:r>
-    </w:p>
-    <w:p>
-      <w:pPr>
-        <w:spacing w:after="160" w:line="380"/>
-        <w:ind w:firstLine="480"/>
-      </w:pPr>
-      <w:r>
-        <w:rPr>
-          <w:rFonts w:ascii="SimSun" w:cs="SimSun" w:eastAsia="SimSun" w:hAnsi="SimSun"/>
-          <w:sz w:val="24"/>
-          <w:szCs w:val="24"/>
-        </w:rPr>
-        <w:t xml:space="preserve">这道题你先自己做一遍，做完再听我讲。</w:t>
-      </w:r>
-    </w:p>
-    <w:p>
-      <w:pPr>
-        <w:spacing w:after="160" w:line="380"/>
-        <w:ind w:firstLine="480"/>
-      </w:pPr>
-      <w:r>
-        <w:rPr>
-          <w:rFonts w:ascii="SimSun" w:cs="SimSun" w:eastAsia="SimSun" w:hAnsi="SimSun"/>
-          <w:sz w:val="24"/>
-          <w:szCs w:val="24"/>
-        </w:rPr>
-        <w:t xml:space="preserve">先别急着往下看，你自己想十秒。</w:t>
-      </w:r>
-    </w:p>
-    <w:p>
-      <w:pPr>
-        <w:spacing w:after="160" w:line="380"/>
-        <w:ind w:firstLine="480"/>
-      </w:pPr>
-      <w:r>
-        <w:rPr>
-          <w:rFonts w:ascii="SimSun" w:cs="SimSun" w:eastAsia="SimSun" w:hAnsi="SimSun"/>
-          <w:sz w:val="24"/>
-          <w:szCs w:val="24"/>
-        </w:rPr>
         <w:t xml:space="preserve">师：先看动词。written 长成 done 的样子，不带时态，是非谓语，它跟在 letters 后面，说的是哪些信，是定语。所以整句话的谓语就是括号里这个。定主语中心词：written by my grandmother during the war 全部是定语，划掉，剩下 The letters，复数。信是被保存的，用被动。所以填复数的 be 动词加过去分词，句子已经给了 kept，那空里填 are。</w:t>
       </w:r>
     </w:p>
@@ -2543,48 +2095,6 @@
           <w:sz w:val="24"/>
           <w:szCs w:val="24"/>
         </w:rPr>
-        <w:t xml:space="preserve">来，跟我一起走一遍流程。</w:t>
-      </w:r>
-    </w:p>
-    <w:p>
-      <w:pPr>
-        <w:spacing w:after="160" w:line="380"/>
-        <w:ind w:firstLine="480"/>
-      </w:pPr>
-      <w:r>
-        <w:rPr>
-          <w:rFonts w:ascii="SimSun" w:cs="SimSun" w:eastAsia="SimSun" w:hAnsi="SimSun"/>
-          <w:sz w:val="24"/>
-          <w:szCs w:val="24"/>
-        </w:rPr>
-        <w:t xml:space="preserve">这道题你先在心里过一遍，我再说。</w:t>
-      </w:r>
-    </w:p>
-    <w:p>
-      <w:pPr>
-        <w:spacing w:after="160" w:line="380"/>
-        <w:ind w:firstLine="480"/>
-      </w:pPr>
-      <w:r>
-        <w:rPr>
-          <w:rFonts w:ascii="SimSun" w:cs="SimSun" w:eastAsia="SimSun" w:hAnsi="SimSun"/>
-          <w:sz w:val="24"/>
-          <w:szCs w:val="24"/>
-        </w:rPr>
-        <w:t xml:space="preserve">先自己判断一下，暂停五秒。</w:t>
-      </w:r>
-    </w:p>
-    <w:p>
-      <w:pPr>
-        <w:spacing w:after="160" w:line="380"/>
-        <w:ind w:firstLine="480"/>
-      </w:pPr>
-      <w:r>
-        <w:rPr>
-          <w:rFonts w:ascii="SimSun" w:cs="SimSun" w:eastAsia="SimSun" w:hAnsi="SimSun"/>
-          <w:sz w:val="24"/>
-          <w:szCs w:val="24"/>
-        </w:rPr>
         <w:t xml:space="preserve">师：看谓语后面各剩什么。A 项，kept 后面是 the room 和 clean and tidy。拎出来加 be 动词验一下，The room is clean and tidy，房间干净整洁，语法对逻辑也对。所以 clean and tidy 是宾补，属于骨架，不能划。主干是 He kept the room clean and tidy。B 项，the room key 是一个整体，房间钥匙，room 在这里是名词作定语修饰 key，中心词是 key，所以宾语是 the room key 不是 the room。C 项，kept 后面只有 the room 一个宾语，for two more nights 说的是保留多久，修饰动作，是状语，可以划掉。划完正好剩 He kept the room。</w:t>
       </w:r>
     </w:p>
@@ -2660,48 +2170,6 @@
           <w:szCs w:val="24"/>
         </w:rPr>
         <w:t xml:space="preserve">题目：单句改错，下面这句话有一处错误，请找出并改正。The boy stood by the window, looked at the birds outside for a long time.</w:t>
-      </w:r>
-    </w:p>
-    <w:p>
-      <w:pPr>
-        <w:spacing w:after="160" w:line="380"/>
-        <w:ind w:firstLine="480"/>
-      </w:pPr>
-      <w:r>
-        <w:rPr>
-          <w:rFonts w:ascii="SimSun" w:cs="SimSun" w:eastAsia="SimSun" w:hAnsi="SimSun"/>
-          <w:sz w:val="24"/>
-          <w:szCs w:val="24"/>
-        </w:rPr>
-        <w:t xml:space="preserve">你先看清楚题干，我们一步一步来。</w:t>
-      </w:r>
-    </w:p>
-    <w:p>
-      <w:pPr>
-        <w:spacing w:after="160" w:line="380"/>
-        <w:ind w:firstLine="480"/>
-      </w:pPr>
-      <w:r>
-        <w:rPr>
-          <w:rFonts w:ascii="SimSun" w:cs="SimSun" w:eastAsia="SimSun" w:hAnsi="SimSun"/>
-          <w:sz w:val="24"/>
-          <w:szCs w:val="24"/>
-        </w:rPr>
-        <w:t xml:space="preserve">这道题你先自己做一遍，做完再听我讲。</w:t>
-      </w:r>
-    </w:p>
-    <w:p>
-      <w:pPr>
-        <w:spacing w:after="160" w:line="380"/>
-        <w:ind w:firstLine="480"/>
-      </w:pPr>
-      <w:r>
-        <w:rPr>
-          <w:rFonts w:ascii="SimSun" w:cs="SimSun" w:eastAsia="SimSun" w:hAnsi="SimSun"/>
-          <w:sz w:val="24"/>
-          <w:szCs w:val="24"/>
-        </w:rPr>
-        <w:t xml:space="preserve">先别急着往下看，你自己想十秒。</w:t>
       </w:r>
     </w:p>
     <w:p>

--- a/docs/Level1/高中英语语法切片-Level1-第07课-句子主干提取.docx
+++ b/docs/Level1/高中英语语法切片-Level1-第07课-句子主干提取.docx
@@ -1728,7 +1728,21 @@
           <w:sz w:val="24"/>
           <w:szCs w:val="24"/>
         </w:rPr>
-        <w:t xml:space="preserve">师：先找谓语。has become 带着时态，是谓语。前面那一块 The tall building next to the park 是主语，里面 tall 是形容词修饰 building，next to the park 是在说哪栋楼，也修饰 building，两个都是定语，划掉，中心词是 building。become 是变化类系动词，后面跟表语，the tallest one 是表语，说明这栋楼是什么。in this small city 是修饰 one 的定语，划掉。</w:t>
+        <w:t xml:space="preserve">先找谓语。has become 带着时态，是谓语。前面那一块 The tall building next to the park 是主语，里面 tall 是形容词修饰 building，next to the park 是在说哪栋楼，也修饰 building，两个都是定语，划掉，中心词是 building。become 是变化类系动词，后面跟表语，the tallest one 是表语，说明这栋楼是什么。in this small city 是修饰 one 的定语，划掉。</w:t>
+      </w:r>
+    </w:p>
+    <w:p>
+      <w:pPr>
+        <w:spacing w:after="160" w:line="380"/>
+        <w:ind w:firstLine="480"/>
+      </w:pPr>
+      <w:r>
+        <w:rPr>
+          <w:rFonts w:ascii="SimSun" w:cs="SimSun" w:eastAsia="SimSun" w:hAnsi="SimSun"/>
+          <w:sz w:val="24"/>
+          <w:szCs w:val="24"/>
+        </w:rPr>
+        <w:t xml:space="preserve">接下来第二题。</w:t>
       </w:r>
     </w:p>
     <w:p>
@@ -1743,7 +1757,7 @@
           <w:sz w:val="24"/>
           <w:szCs w:val="24"/>
         </w:rPr>
-        <w:t xml:space="preserve">答案：主干是 The building has become the tallest one，主系表句型</w:t>
+        <w:t xml:space="preserve">随堂练习题2</w:t>
       </w:r>
     </w:p>
     <w:p>
@@ -1758,21 +1772,35 @@
           <w:sz w:val="24"/>
           <w:szCs w:val="24"/>
         </w:rPr>
-        <w:t xml:space="preserve">解析：tall 与 next to the park 均为修饰 building 的定语，in this small city 为修饰 one 的定语，均须划去。become 为变化类系动词，其后接表语，故为主系表句型。</w:t>
-      </w:r>
-    </w:p>
-    <w:p>
-      <w:pPr>
-        <w:spacing w:after="160" w:line="380"/>
-        <w:ind w:firstLine="480"/>
-      </w:pPr>
-      <w:r>
-        <w:rPr>
-          <w:rFonts w:ascii="SimSun" w:cs="SimSun" w:eastAsia="SimSun" w:hAnsi="SimSun"/>
-          <w:sz w:val="24"/>
-          <w:szCs w:val="24"/>
-        </w:rPr>
-        <w:t xml:space="preserve">接下来第二题。</w:t>
+        <w:t xml:space="preserve">题目：____________ (see) from the top of the mountain, the whole village looks like a picture.</w:t>
+      </w:r>
+    </w:p>
+    <w:p>
+      <w:pPr>
+        <w:spacing w:after="160" w:line="380"/>
+        <w:ind w:firstLine="480"/>
+      </w:pPr>
+      <w:r>
+        <w:rPr>
+          <w:rFonts w:ascii="SimSun" w:cs="SimSun" w:eastAsia="SimSun" w:hAnsi="SimSun"/>
+          <w:sz w:val="24"/>
+          <w:szCs w:val="24"/>
+        </w:rPr>
+        <w:t xml:space="preserve">先数谓语。后半句有 looks，带时态，是谓语。谓语已经有了，那句首这个空只能是非谓语。它在干什么活？说的是在什么条件下村子像幅画——从山顶上看的时候。修饰的是整个情况，所以是状语。用现在分词还是过去分词？看主动被动。村子是被看的，不是自己看，所以用过去分词。</w:t>
+      </w:r>
+    </w:p>
+    <w:p>
+      <w:pPr>
+        <w:spacing w:after="160" w:line="380"/>
+        <w:ind w:firstLine="480"/>
+      </w:pPr>
+      <w:r>
+        <w:rPr>
+          <w:rFonts w:ascii="SimSun" w:cs="SimSun" w:eastAsia="SimSun" w:hAnsi="SimSun"/>
+          <w:sz w:val="24"/>
+          <w:szCs w:val="24"/>
+        </w:rPr>
+        <w:t xml:space="preserve">来，第三题。</w:t>
       </w:r>
     </w:p>
     <w:p>
@@ -1787,7 +1815,7 @@
           <w:sz w:val="24"/>
           <w:szCs w:val="24"/>
         </w:rPr>
-        <w:t xml:space="preserve">随堂练习题2</w:t>
+        <w:t xml:space="preserve">随堂练习题3</w:t>
       </w:r>
     </w:p>
     <w:p>
@@ -1802,21 +1830,35 @@
           <w:sz w:val="24"/>
           <w:szCs w:val="24"/>
         </w:rPr>
-        <w:t xml:space="preserve">题目：____________ (see) from the top of the mountain, the whole village looks like a picture.</w:t>
-      </w:r>
-    </w:p>
-    <w:p>
-      <w:pPr>
-        <w:spacing w:after="160" w:line="380"/>
-        <w:ind w:firstLine="480"/>
-      </w:pPr>
-      <w:r>
-        <w:rPr>
-          <w:rFonts w:ascii="SimSun" w:cs="SimSun" w:eastAsia="SimSun" w:hAnsi="SimSun"/>
-          <w:sz w:val="24"/>
-          <w:szCs w:val="24"/>
-        </w:rPr>
-        <w:t xml:space="preserve">师：先数谓语。后半句有 looks，带时态，是谓语。谓语已经有了，那句首这个空只能是非谓语。它在干什么活？说的是在什么条件下村子像幅画——从山顶上看的时候。修饰的是整个情况，所以是状语。用现在分词还是过去分词？看主动被动。村子是被看的，不是自己看，所以用过去分词。</w:t>
+        <w:t xml:space="preserve">题目：下面句子里有几个谓语？为什么可以有这么多？The teacher explained the rule twice, but many students still found it difficult to understand.</w:t>
+      </w:r>
+    </w:p>
+    <w:p>
+      <w:pPr>
+        <w:spacing w:after="160" w:line="380"/>
+        <w:ind w:firstLine="480"/>
+      </w:pPr>
+      <w:r>
+        <w:rPr>
+          <w:rFonts w:ascii="SimSun" w:cs="SimSun" w:eastAsia="SimSun" w:hAnsi="SimSun"/>
+          <w:sz w:val="24"/>
+          <w:szCs w:val="24"/>
+        </w:rPr>
+        <w:t xml:space="preserve">数带时态的动词。explained 带时态，found 带时态，to understand 是不定式不带时态。所以有两个谓语。为什么可以有两个？看中间的 but。but 是并列连词，它连接的是两个地位平等的简单句，所以这是并列句，每个简单句各有一个谓语，不违反规则。另外提醒一下，后半句的 found it difficult to understand 里，it 是形式宾语，difficult 是宾补，真正的宾语是 to understand。</w:t>
+      </w:r>
+    </w:p>
+    <w:p>
+      <w:pPr>
+        <w:spacing w:after="160" w:line="380"/>
+        <w:ind w:firstLine="480"/>
+      </w:pPr>
+      <w:r>
+        <w:rPr>
+          <w:rFonts w:ascii="SimSun" w:cs="SimSun" w:eastAsia="SimSun" w:hAnsi="SimSun"/>
+          <w:sz w:val="24"/>
+          <w:szCs w:val="24"/>
+        </w:rPr>
+        <w:t xml:space="preserve">第四题。</w:t>
       </w:r>
     </w:p>
     <w:p>
@@ -1831,7 +1873,7 @@
           <w:sz w:val="24"/>
           <w:szCs w:val="24"/>
         </w:rPr>
-        <w:t xml:space="preserve">答案：Seen</w:t>
+        <w:t xml:space="preserve">随堂练习题4</w:t>
       </w:r>
     </w:p>
     <w:p>
@@ -1846,21 +1888,35 @@
           <w:sz w:val="24"/>
           <w:szCs w:val="24"/>
         </w:rPr>
-        <w:t xml:space="preserve">解析：主句谓语为 looks，故空处为非谓语，作条件状语。主语 the whole village 与 see 构成被动关系，故用过去分词 Seen。</w:t>
-      </w:r>
-    </w:p>
-    <w:p>
-      <w:pPr>
-        <w:spacing w:after="160" w:line="380"/>
-        <w:ind w:firstLine="480"/>
-      </w:pPr>
-      <w:r>
-        <w:rPr>
-          <w:rFonts w:ascii="SimSun" w:cs="SimSun" w:eastAsia="SimSun" w:hAnsi="SimSun"/>
-          <w:sz w:val="24"/>
-          <w:szCs w:val="24"/>
-        </w:rPr>
-        <w:t xml:space="preserve">来，第三题。</w:t>
+        <w:t xml:space="preserve">题目：The letters written by my grandmother during the war ____________ (be) kept in a small wooden box.</w:t>
+      </w:r>
+    </w:p>
+    <w:p>
+      <w:pPr>
+        <w:spacing w:after="160" w:line="380"/>
+        <w:ind w:firstLine="480"/>
+      </w:pPr>
+      <w:r>
+        <w:rPr>
+          <w:rFonts w:ascii="SimSun" w:cs="SimSun" w:eastAsia="SimSun" w:hAnsi="SimSun"/>
+          <w:sz w:val="24"/>
+          <w:szCs w:val="24"/>
+        </w:rPr>
+        <w:t xml:space="preserve">先看动词。written 长成 done 的样子，不带时态，是非谓语，它跟在 letters 后面，说的是哪些信，是定语。所以整句话的谓语就是括号里这个。定主语中心词：written by my grandmother during the war 全部是定语，划掉，剩下 The letters，复数。信是被保存的，用被动。所以填复数的 be 动词加过去分词，句子已经给了 kept，那空里填 are。</w:t>
+      </w:r>
+    </w:p>
+    <w:p>
+      <w:pPr>
+        <w:spacing w:after="160" w:line="380"/>
+        <w:ind w:firstLine="480"/>
+      </w:pPr>
+      <w:r>
+        <w:rPr>
+          <w:rFonts w:ascii="SimSun" w:cs="SimSun" w:eastAsia="SimSun" w:hAnsi="SimSun"/>
+          <w:sz w:val="24"/>
+          <w:szCs w:val="24"/>
+        </w:rPr>
+        <w:t xml:space="preserve">第五题，接着看。</w:t>
       </w:r>
     </w:p>
     <w:p>
@@ -1875,7 +1931,7 @@
           <w:sz w:val="24"/>
           <w:szCs w:val="24"/>
         </w:rPr>
-        <w:t xml:space="preserve">随堂练习题3</w:t>
+        <w:t xml:space="preserve">随堂练习题5</w:t>
       </w:r>
     </w:p>
     <w:p>
@@ -1890,21 +1946,50 @@
           <w:sz w:val="24"/>
           <w:szCs w:val="24"/>
         </w:rPr>
-        <w:t xml:space="preserve">题目：下面句子里有几个谓语？为什么可以有这么多？The teacher explained the rule twice, but many students still found it difficult to understand.</w:t>
-      </w:r>
-    </w:p>
-    <w:p>
-      <w:pPr>
-        <w:spacing w:after="160" w:line="380"/>
-        <w:ind w:firstLine="480"/>
-      </w:pPr>
-      <w:r>
-        <w:rPr>
-          <w:rFonts w:ascii="SimSun" w:cs="SimSun" w:eastAsia="SimSun" w:hAnsi="SimSun"/>
-          <w:sz w:val="24"/>
-          <w:szCs w:val="24"/>
-        </w:rPr>
-        <w:t xml:space="preserve">师：数带时态的动词。explained 带时态，found 带时态，to understand 是不定式不带时态。所以有两个谓语。为什么可以有两个？看中间的 but。but 是并列连词，它连接的是两个地位平等的简单句，所以这是并列句，每个简单句各有一个谓语，不违反规则。另外提醒一下，后半句的 found it difficult to understand 里，it 是形式宾语，difficult 是宾补，真正的宾语是 to understand。</w:t>
+        <w:t xml:space="preserve">题目：下列各句中，主干是 He kept the room 的一项是（　　）</w:t>
+      </w:r>
+    </w:p>
+    <w:p>
+      <w:pPr>
+        <w:spacing w:after="160" w:line="380"/>
+      </w:pPr>
+      <w:r>
+        <w:rPr>
+          <w:rFonts w:ascii="SimSun" w:cs="SimSun" w:eastAsia="SimSun" w:hAnsi="SimSun"/>
+          <w:b w:val="false"/>
+          <w:bCs w:val="false"/>
+          <w:sz w:val="24"/>
+          <w:szCs w:val="24"/>
+        </w:rPr>
+        <w:t xml:space="preserve">A. He kept the room clean and tidy every day.　　B. He kept the room key in his pocket.　　C. He kept the room for two more nights.</w:t>
+      </w:r>
+    </w:p>
+    <w:p>
+      <w:pPr>
+        <w:spacing w:after="160" w:line="380"/>
+        <w:ind w:firstLine="480"/>
+      </w:pPr>
+      <w:r>
+        <w:rPr>
+          <w:rFonts w:ascii="SimSun" w:cs="SimSun" w:eastAsia="SimSun" w:hAnsi="SimSun"/>
+          <w:sz w:val="24"/>
+          <w:szCs w:val="24"/>
+        </w:rPr>
+        <w:t xml:space="preserve">看谓语后面各剩什么。A 项，kept 后面是 the room 和 clean and tidy。拎出来加 be 动词验一下，The room is clean and tidy，房间干净整洁，语法对逻辑也对。所以 clean and tidy 是宾补，属于骨架，不能划。主干是 He kept the room clean and tidy。B 项，the room key 是一个整体，房间钥匙，room 在这里是名词作定语修饰 key，中心词是 key，所以宾语是 the room key 不是 the room。C 项，kept 后面只有 the room 一个宾语，for two more nights 说的是保留多久，修饰动作，是状语，可以划掉。划完正好剩 He kept the room。</w:t>
+      </w:r>
+    </w:p>
+    <w:p>
+      <w:pPr>
+        <w:spacing w:after="160" w:line="380"/>
+        <w:ind w:firstLine="480"/>
+      </w:pPr>
+      <w:r>
+        <w:rPr>
+          <w:rFonts w:ascii="SimSun" w:cs="SimSun" w:eastAsia="SimSun" w:hAnsi="SimSun"/>
+          <w:sz w:val="24"/>
+          <w:szCs w:val="24"/>
+        </w:rPr>
+        <w:t xml:space="preserve">最后一题了。</w:t>
       </w:r>
     </w:p>
     <w:p>
@@ -1919,7 +2004,7 @@
           <w:sz w:val="24"/>
           <w:szCs w:val="24"/>
         </w:rPr>
-        <w:t xml:space="preserve">答案：两个谓语，explained 和 found；因为 but 是并列连词，这是并列句</w:t>
+        <w:t xml:space="preserve">随堂练习题6</w:t>
       </w:r>
     </w:p>
     <w:p>
@@ -1934,241 +2019,6 @@
           <w:sz w:val="24"/>
           <w:szCs w:val="24"/>
         </w:rPr>
-        <w:t xml:space="preserve">解析：并列连词 but 连接两个并列的简单句，各自拥有独立的谓语，故全句有两个谓语，不违反“一个简单句只有一个谓语”的规则。</w:t>
-      </w:r>
-    </w:p>
-    <w:p>
-      <w:pPr>
-        <w:spacing w:after="160" w:line="380"/>
-        <w:ind w:firstLine="480"/>
-      </w:pPr>
-      <w:r>
-        <w:rPr>
-          <w:rFonts w:ascii="SimSun" w:cs="SimSun" w:eastAsia="SimSun" w:hAnsi="SimSun"/>
-          <w:sz w:val="24"/>
-          <w:szCs w:val="24"/>
-        </w:rPr>
-        <w:t xml:space="preserve">第四题。</w:t>
-      </w:r>
-    </w:p>
-    <w:p>
-      <w:pPr>
-        <w:spacing w:after="160" w:line="380"/>
-      </w:pPr>
-      <w:r>
-        <w:rPr>
-          <w:rFonts w:ascii="SimSun" w:cs="SimSun" w:eastAsia="SimSun" w:hAnsi="SimSun"/>
-          <w:b/>
-          <w:bCs/>
-          <w:sz w:val="24"/>
-          <w:szCs w:val="24"/>
-        </w:rPr>
-        <w:t xml:space="preserve">随堂练习题4</w:t>
-      </w:r>
-    </w:p>
-    <w:p>
-      <w:pPr>
-        <w:spacing w:after="160" w:line="380"/>
-      </w:pPr>
-      <w:r>
-        <w:rPr>
-          <w:rFonts w:ascii="SimSun" w:cs="SimSun" w:eastAsia="SimSun" w:hAnsi="SimSun"/>
-          <w:b w:val="false"/>
-          <w:bCs w:val="false"/>
-          <w:sz w:val="24"/>
-          <w:szCs w:val="24"/>
-        </w:rPr>
-        <w:t xml:space="preserve">题目：The letters written by my grandmother during the war ____________ (be) kept in a small wooden box.</w:t>
-      </w:r>
-    </w:p>
-    <w:p>
-      <w:pPr>
-        <w:spacing w:after="160" w:line="380"/>
-        <w:ind w:firstLine="480"/>
-      </w:pPr>
-      <w:r>
-        <w:rPr>
-          <w:rFonts w:ascii="SimSun" w:cs="SimSun" w:eastAsia="SimSun" w:hAnsi="SimSun"/>
-          <w:sz w:val="24"/>
-          <w:szCs w:val="24"/>
-        </w:rPr>
-        <w:t xml:space="preserve">师：先看动词。written 长成 done 的样子，不带时态，是非谓语，它跟在 letters 后面，说的是哪些信，是定语。所以整句话的谓语就是括号里这个。定主语中心词：written by my grandmother during the war 全部是定语，划掉，剩下 The letters，复数。信是被保存的，用被动。所以填复数的 be 动词加过去分词，句子已经给了 kept，那空里填 are。</w:t>
-      </w:r>
-    </w:p>
-    <w:p>
-      <w:pPr>
-        <w:spacing w:after="160" w:line="380"/>
-      </w:pPr>
-      <w:r>
-        <w:rPr>
-          <w:rFonts w:ascii="SimSun" w:cs="SimSun" w:eastAsia="SimSun" w:hAnsi="SimSun"/>
-          <w:b/>
-          <w:bCs/>
-          <w:sz w:val="24"/>
-          <w:szCs w:val="24"/>
-        </w:rPr>
-        <w:t xml:space="preserve">答案：are</w:t>
-      </w:r>
-    </w:p>
-    <w:p>
-      <w:pPr>
-        <w:spacing w:after="160" w:line="380"/>
-      </w:pPr>
-      <w:r>
-        <w:rPr>
-          <w:rFonts w:ascii="SimSun" w:cs="SimSun" w:eastAsia="SimSun" w:hAnsi="SimSun"/>
-          <w:b w:val="false"/>
-          <w:bCs w:val="false"/>
-          <w:sz w:val="24"/>
-          <w:szCs w:val="24"/>
-        </w:rPr>
-        <w:t xml:space="preserve">解析：written by my grandmother during the war 为过去分词短语作后置定语，非谓语。主语中心词为 The letters（复数），且与 keep 构成被动关系，故填 are，构成 are kept。</w:t>
-      </w:r>
-    </w:p>
-    <w:p>
-      <w:pPr>
-        <w:spacing w:after="160" w:line="380"/>
-        <w:ind w:firstLine="480"/>
-      </w:pPr>
-      <w:r>
-        <w:rPr>
-          <w:rFonts w:ascii="SimSun" w:cs="SimSun" w:eastAsia="SimSun" w:hAnsi="SimSun"/>
-          <w:sz w:val="24"/>
-          <w:szCs w:val="24"/>
-        </w:rPr>
-        <w:t xml:space="preserve">第五题，接着看。</w:t>
-      </w:r>
-    </w:p>
-    <w:p>
-      <w:pPr>
-        <w:spacing w:after="160" w:line="380"/>
-      </w:pPr>
-      <w:r>
-        <w:rPr>
-          <w:rFonts w:ascii="SimSun" w:cs="SimSun" w:eastAsia="SimSun" w:hAnsi="SimSun"/>
-          <w:b/>
-          <w:bCs/>
-          <w:sz w:val="24"/>
-          <w:szCs w:val="24"/>
-        </w:rPr>
-        <w:t xml:space="preserve">随堂练习题5</w:t>
-      </w:r>
-    </w:p>
-    <w:p>
-      <w:pPr>
-        <w:spacing w:after="160" w:line="380"/>
-      </w:pPr>
-      <w:r>
-        <w:rPr>
-          <w:rFonts w:ascii="SimSun" w:cs="SimSun" w:eastAsia="SimSun" w:hAnsi="SimSun"/>
-          <w:b w:val="false"/>
-          <w:bCs w:val="false"/>
-          <w:sz w:val="24"/>
-          <w:szCs w:val="24"/>
-        </w:rPr>
-        <w:t xml:space="preserve">题目：下列各句中，主干是 He kept the room 的一项是（　　）</w:t>
-      </w:r>
-    </w:p>
-    <w:p>
-      <w:pPr>
-        <w:spacing w:after="160" w:line="380"/>
-      </w:pPr>
-      <w:r>
-        <w:rPr>
-          <w:rFonts w:ascii="SimSun" w:cs="SimSun" w:eastAsia="SimSun" w:hAnsi="SimSun"/>
-          <w:b w:val="false"/>
-          <w:bCs w:val="false"/>
-          <w:sz w:val="24"/>
-          <w:szCs w:val="24"/>
-        </w:rPr>
-        <w:t xml:space="preserve">A. He kept the room clean and tidy every day.　　B. He kept the room key in his pocket.　　C. He kept the room for two more nights.</w:t>
-      </w:r>
-    </w:p>
-    <w:p>
-      <w:pPr>
-        <w:spacing w:after="160" w:line="380"/>
-        <w:ind w:firstLine="480"/>
-      </w:pPr>
-      <w:r>
-        <w:rPr>
-          <w:rFonts w:ascii="SimSun" w:cs="SimSun" w:eastAsia="SimSun" w:hAnsi="SimSun"/>
-          <w:sz w:val="24"/>
-          <w:szCs w:val="24"/>
-        </w:rPr>
-        <w:t xml:space="preserve">师：看谓语后面各剩什么。A 项，kept 后面是 the room 和 clean and tidy。拎出来加 be 动词验一下，The room is clean and tidy，房间干净整洁，语法对逻辑也对。所以 clean and tidy 是宾补，属于骨架，不能划。主干是 He kept the room clean and tidy。B 项，the room key 是一个整体，房间钥匙，room 在这里是名词作定语修饰 key，中心词是 key，所以宾语是 the room key 不是 the room。C 项，kept 后面只有 the room 一个宾语，for two more nights 说的是保留多久，修饰动作，是状语，可以划掉。划完正好剩 He kept the room。</w:t>
-      </w:r>
-    </w:p>
-    <w:p>
-      <w:pPr>
-        <w:spacing w:after="160" w:line="380"/>
-      </w:pPr>
-      <w:r>
-        <w:rPr>
-          <w:rFonts w:ascii="SimSun" w:cs="SimSun" w:eastAsia="SimSun" w:hAnsi="SimSun"/>
-          <w:b/>
-          <w:bCs/>
-          <w:sz w:val="24"/>
-          <w:szCs w:val="24"/>
-        </w:rPr>
-        <w:t xml:space="preserve">答案：C</w:t>
-      </w:r>
-    </w:p>
-    <w:p>
-      <w:pPr>
-        <w:spacing w:after="160" w:line="380"/>
-      </w:pPr>
-      <w:r>
-        <w:rPr>
-          <w:rFonts w:ascii="SimSun" w:cs="SimSun" w:eastAsia="SimSun" w:hAnsi="SimSun"/>
-          <w:b w:val="false"/>
-          <w:bCs w:val="false"/>
-          <w:sz w:val="24"/>
-          <w:szCs w:val="24"/>
-        </w:rPr>
-        <w:t xml:space="preserve">解析：A 项 clean and tidy 为宾语补足语，属主干成分；B 项宾语中心词为 key，room 作定语；C 项 for two more nights 为时间状语，划去后主干为 He kept the room。</w:t>
-      </w:r>
-    </w:p>
-    <w:p>
-      <w:pPr>
-        <w:spacing w:after="160" w:line="380"/>
-        <w:ind w:firstLine="480"/>
-      </w:pPr>
-      <w:r>
-        <w:rPr>
-          <w:rFonts w:ascii="SimSun" w:cs="SimSun" w:eastAsia="SimSun" w:hAnsi="SimSun"/>
-          <w:sz w:val="24"/>
-          <w:szCs w:val="24"/>
-        </w:rPr>
-        <w:t xml:space="preserve">最后一题了。</w:t>
-      </w:r>
-    </w:p>
-    <w:p>
-      <w:pPr>
-        <w:spacing w:after="160" w:line="380"/>
-      </w:pPr>
-      <w:r>
-        <w:rPr>
-          <w:rFonts w:ascii="SimSun" w:cs="SimSun" w:eastAsia="SimSun" w:hAnsi="SimSun"/>
-          <w:b/>
-          <w:bCs/>
-          <w:sz w:val="24"/>
-          <w:szCs w:val="24"/>
-        </w:rPr>
-        <w:t xml:space="preserve">随堂练习题6</w:t>
-      </w:r>
-    </w:p>
-    <w:p>
-      <w:pPr>
-        <w:spacing w:after="160" w:line="380"/>
-      </w:pPr>
-      <w:r>
-        <w:rPr>
-          <w:rFonts w:ascii="SimSun" w:cs="SimSun" w:eastAsia="SimSun" w:hAnsi="SimSun"/>
-          <w:b w:val="false"/>
-          <w:bCs w:val="false"/>
-          <w:sz w:val="24"/>
-          <w:szCs w:val="24"/>
-        </w:rPr>
         <w:t xml:space="preserve">题目：单句改错，下面这句话有一处错误，请找出并改正。The boy stood by the window, looked at the birds outside for a long time.</w:t>
       </w:r>
     </w:p>
@@ -2183,37 +2033,7 @@
           <w:sz w:val="24"/>
           <w:szCs w:val="24"/>
         </w:rPr>
-        <w:t xml:space="preserve">师：数一下带时态的动词。stood 带时态，looked 也带时态。两个谓语，那这就得是并列句或者复合句。可是中间只有一个逗号，既没有并列连词，也没有引导词。光靠一个逗号是连不起两个句子的，这在英语里叫逗号粘连，是错的。改法有两种：一是加并列连词，写成 stood by the window and looked at；二是把后面那个改成非谓语，写成 looking at，让它变成伴随状语。两种都对。</w:t>
-      </w:r>
-    </w:p>
-    <w:p>
-      <w:pPr>
-        <w:spacing w:after="160" w:line="380"/>
-      </w:pPr>
-      <w:r>
-        <w:rPr>
-          <w:rFonts w:ascii="SimSun" w:cs="SimSun" w:eastAsia="SimSun" w:hAnsi="SimSun"/>
-          <w:b/>
-          <w:bCs/>
-          <w:sz w:val="24"/>
-          <w:szCs w:val="24"/>
-        </w:rPr>
-        <w:t xml:space="preserve">答案：looked 改成 looking（或在逗号后加 and）</w:t>
-      </w:r>
-    </w:p>
-    <w:p>
-      <w:pPr>
-        <w:spacing w:after="160" w:line="380"/>
-      </w:pPr>
-      <w:r>
-        <w:rPr>
-          <w:rFonts w:ascii="SimSun" w:cs="SimSun" w:eastAsia="SimSun" w:hAnsi="SimSun"/>
-          <w:b w:val="false"/>
-          <w:bCs w:val="false"/>
-          <w:sz w:val="24"/>
-          <w:szCs w:val="24"/>
-        </w:rPr>
-        <w:t xml:space="preserve">解析：两个带时态的谓语不能仅用逗号连接。可加并列连词 and 构成并列句，或将后一个动词改为现在分词 looking，作伴随状语，使全句只保留一个谓语。</w:t>
+        <w:t xml:space="preserve">数一下带时态的动词。stood 带时态，looked 也带时态。两个谓语，那这就得是并列句或者复合句。可是中间只有一个逗号，既没有并列连词，也没有引导词。光靠一个逗号是连不起两个句子的，这在英语里叫逗号粘连，是错的。改法有两种：一是加并列连词，写成 stood by the window and looked at；二是把后面那个改成非谓语，写成 looking at，让它变成伴随状语。两种都对。</w:t>
       </w:r>
     </w:p>
     <w:p>

--- a/docs/Level1/高中英语语法切片-Level1-第07课-句子主干提取.docx
+++ b/docs/Level1/高中英语语法切片-Level1-第07课-句子主干提取.docx
@@ -85,7 +85,35 @@
           <w:sz w:val="24"/>
           <w:szCs w:val="24"/>
         </w:rPr>
-        <w:t xml:space="preserve">为什么这件事重要？我给你算笔账。高考阅读理解里的长句子，动不动三四行，一句话四五十个词。你要是从第一个词读到最后一个词，读完啥也没记住。但如果你能一眼看出这句话的主干只有五个词，剩下四十个全是修饰，那这句话瞬间就简单了。</w:t>
+        <w:t xml:space="preserve">为什么这件事重要？我给你算笔账。高考阅读理解里的长句子，动不动三四行，一句话四五十个词。</w:t>
+      </w:r>
+    </w:p>
+    <w:p>
+      <w:pPr>
+        <w:spacing w:after="160" w:line="380"/>
+        <w:ind w:firstLine="480"/>
+      </w:pPr>
+      <w:r>
+        <w:rPr>
+          <w:rFonts w:ascii="SimSun" w:cs="SimSun" w:eastAsia="SimSun" w:hAnsi="SimSun"/>
+          <w:sz w:val="24"/>
+          <w:szCs w:val="24"/>
+        </w:rPr>
+        <w:t xml:space="preserve">你要是从第一个词读到最后一个词，读完啥也没记住。</w:t>
+      </w:r>
+    </w:p>
+    <w:p>
+      <w:pPr>
+        <w:spacing w:after="160" w:line="380"/>
+        <w:ind w:firstLine="480"/>
+      </w:pPr>
+      <w:r>
+        <w:rPr>
+          <w:rFonts w:ascii="SimSun" w:cs="SimSun" w:eastAsia="SimSun" w:hAnsi="SimSun"/>
+          <w:sz w:val="24"/>
+          <w:szCs w:val="24"/>
+        </w:rPr>
+        <w:t xml:space="preserve">但如果你能一眼看出这句话的主干只有五个词，剩下四十个全是修饰，那这句话瞬间就简单了。</w:t>
       </w:r>
     </w:p>
     <w:p>
@@ -1120,7 +1148,21 @@
           <w:sz w:val="24"/>
           <w:szCs w:val="24"/>
         </w:rPr>
-        <w:t xml:space="preserve">为什么？因为英语的规矩是，一个句子只能有一套时态。时态由谓语决定，那么一个句子当然只能有一个谓语。你要是塞了两个带时态的动词进去，这句话就不知道该听谁的了。</w:t>
+        <w:t xml:space="preserve">为什么？因为英语的规矩是，一个句子只能有一套时态。时态由谓语决定，那么一个句子当然只能有一个谓语。</w:t>
+      </w:r>
+    </w:p>
+    <w:p>
+      <w:pPr>
+        <w:spacing w:after="160" w:line="380"/>
+        <w:ind w:firstLine="480"/>
+      </w:pPr>
+      <w:r>
+        <w:rPr>
+          <w:rFonts w:ascii="SimSun" w:cs="SimSun" w:eastAsia="SimSun" w:hAnsi="SimSun"/>
+          <w:sz w:val="24"/>
+          <w:szCs w:val="24"/>
+        </w:rPr>
+        <w:t xml:space="preserve">你要是塞了两个带时态的动词进去，这句话就不知道该听谁的了。</w:t>
       </w:r>
     </w:p>
     <w:p>

--- a/docs/Level1/高中英语语法切片-Level1-第07课-句子主干提取.docx
+++ b/docs/Level1/高中英语语法切片-Level1-第07课-句子主干提取.docx
@@ -29,63 +29,133 @@
           <w:sz w:val="28"/>
           <w:szCs w:val="28"/>
         </w:rPr>
-        <w:t xml:space="preserve">Level 1 第7课　句子主干提取与一个句子只有一个谓语原则</w:t>
-      </w:r>
-    </w:p>
-    <w:p>
-      <w:pPr>
-        <w:spacing w:after="160" w:line="380"/>
-        <w:ind w:firstLine="480"/>
-      </w:pPr>
-      <w:r>
-        <w:rPr>
-          <w:rFonts w:ascii="SimSun" w:cs="SimSun" w:eastAsia="SimSun" w:hAnsi="SimSun"/>
-          <w:sz w:val="24"/>
-          <w:szCs w:val="24"/>
-        </w:rPr>
-        <w:t xml:space="preserve">那同学们好，欢迎回到高中英语语法切片课堂。今天是句子结构这个板块的最后一节，也是把前面六节课全部串起来的一节。</w:t>
-      </w:r>
-    </w:p>
-    <w:p>
-      <w:pPr>
-        <w:spacing w:after="160" w:line="380"/>
-        <w:ind w:firstLine="480"/>
-      </w:pPr>
-      <w:r>
-        <w:rPr>
-          <w:rFonts w:ascii="SimSun" w:cs="SimSun" w:eastAsia="SimSun" w:hAnsi="SimSun"/>
-          <w:sz w:val="24"/>
-          <w:szCs w:val="24"/>
-        </w:rPr>
-        <w:t xml:space="preserve">前面六节课，我们讲了词类，讲了句子成分，讲了五大基本句型。这些东西单独看都不难，但你可能会想，学这些到底有什么用？</w:t>
-      </w:r>
-    </w:p>
-    <w:p>
-      <w:pPr>
-        <w:spacing w:after="160" w:line="380"/>
-        <w:ind w:firstLine="480"/>
-      </w:pPr>
-      <w:r>
-        <w:rPr>
-          <w:rFonts w:ascii="SimSun" w:cs="SimSun" w:eastAsia="SimSun" w:hAnsi="SimSun"/>
-          <w:sz w:val="24"/>
-          <w:szCs w:val="24"/>
-        </w:rPr>
-        <w:t xml:space="preserve">今天这节课就是答案。我们要用前面学的全部东西，去干一件事——把一个长句子的主干揪出来。</w:t>
-      </w:r>
-    </w:p>
-    <w:p>
-      <w:pPr>
-        <w:spacing w:after="160" w:line="380"/>
-        <w:ind w:firstLine="480"/>
-      </w:pPr>
-      <w:r>
-        <w:rPr>
-          <w:rFonts w:ascii="SimSun" w:cs="SimSun" w:eastAsia="SimSun" w:hAnsi="SimSun"/>
-          <w:sz w:val="24"/>
-          <w:szCs w:val="24"/>
-        </w:rPr>
-        <w:t xml:space="preserve">为什么这件事重要？我给你算笔账。高考阅读理解里的长句子，动不动三四行，一句话四五十个词。</w:t>
+        <w:t xml:space="preserve">Level 1 第7课　句子主干提取与「一个句子只有一个谓语」原则</w:t>
+      </w:r>
+    </w:p>
+    <w:p>
+      <w:pPr>
+        <w:spacing w:after="160" w:line="380"/>
+        <w:ind w:firstLine="480"/>
+      </w:pPr>
+      <w:r>
+        <w:rPr>
+          <w:rFonts w:ascii="SimSun" w:cs="SimSun" w:eastAsia="SimSun" w:hAnsi="SimSun"/>
+          <w:sz w:val="24"/>
+          <w:szCs w:val="24"/>
+        </w:rPr>
+        <w:t xml:space="preserve">同学们好，欢迎回到高中英语语法切片课堂。</w:t>
+      </w:r>
+    </w:p>
+    <w:p>
+      <w:pPr>
+        <w:spacing w:after="160" w:line="380"/>
+        <w:ind w:firstLine="480"/>
+      </w:pPr>
+      <w:r>
+        <w:rPr>
+          <w:rFonts w:ascii="SimSun" w:cs="SimSun" w:eastAsia="SimSun" w:hAnsi="SimSun"/>
+          <w:sz w:val="24"/>
+          <w:szCs w:val="24"/>
+        </w:rPr>
+        <w:t xml:space="preserve">今天是句子结构这个板块的最后一节。</w:t>
+      </w:r>
+    </w:p>
+    <w:p>
+      <w:pPr>
+        <w:spacing w:after="160" w:line="380"/>
+        <w:ind w:firstLine="480"/>
+      </w:pPr>
+      <w:r>
+        <w:rPr>
+          <w:rFonts w:ascii="SimSun" w:cs="SimSun" w:eastAsia="SimSun" w:hAnsi="SimSun"/>
+          <w:sz w:val="24"/>
+          <w:szCs w:val="24"/>
+        </w:rPr>
+        <w:t xml:space="preserve">我要把前面六节课全部给你串起来。</w:t>
+      </w:r>
+    </w:p>
+    <w:p>
+      <w:pPr>
+        <w:spacing w:after="160" w:line="380"/>
+        <w:ind w:firstLine="480"/>
+      </w:pPr>
+      <w:r>
+        <w:rPr>
+          <w:rFonts w:ascii="SimSun" w:cs="SimSun" w:eastAsia="SimSun" w:hAnsi="SimSun"/>
+          <w:sz w:val="24"/>
+          <w:szCs w:val="24"/>
+        </w:rPr>
+        <w:t xml:space="preserve">前面六节，我们讲了词类，讲了句子成分，讲了五大基本句型。</w:t>
+      </w:r>
+    </w:p>
+    <w:p>
+      <w:pPr>
+        <w:spacing w:after="160" w:line="380"/>
+        <w:ind w:firstLine="480"/>
+      </w:pPr>
+      <w:r>
+        <w:rPr>
+          <w:rFonts w:ascii="SimSun" w:cs="SimSun" w:eastAsia="SimSun" w:hAnsi="SimSun"/>
+          <w:sz w:val="24"/>
+          <w:szCs w:val="24"/>
+        </w:rPr>
+        <w:t xml:space="preserve">这些东西单独看都不难。可你心里可能一直有个疑问：学这些到底有什么用？</w:t>
+      </w:r>
+    </w:p>
+    <w:p>
+      <w:pPr>
+        <w:spacing w:after="160" w:line="380"/>
+        <w:ind w:firstLine="480"/>
+      </w:pPr>
+      <w:r>
+        <w:rPr>
+          <w:rFonts w:ascii="SimSun" w:cs="SimSun" w:eastAsia="SimSun" w:hAnsi="SimSun"/>
+          <w:sz w:val="24"/>
+          <w:szCs w:val="24"/>
+        </w:rPr>
+        <w:t xml:space="preserve">今天这节课就是答案。</w:t>
+      </w:r>
+    </w:p>
+    <w:p>
+      <w:pPr>
+        <w:spacing w:after="160" w:line="380"/>
+        <w:ind w:firstLine="480"/>
+      </w:pPr>
+      <w:r>
+        <w:rPr>
+          <w:rFonts w:ascii="SimSun" w:cs="SimSun" w:eastAsia="SimSun" w:hAnsi="SimSun"/>
+          <w:sz w:val="24"/>
+          <w:szCs w:val="24"/>
+        </w:rPr>
+        <w:t xml:space="preserve">我们要用前面学的全部东西，去干一件事——把一个长句子的主干揪出来。</w:t>
+      </w:r>
+    </w:p>
+    <w:p>
+      <w:pPr>
+        <w:spacing w:after="160" w:line="380"/>
+        <w:ind w:firstLine="480"/>
+      </w:pPr>
+      <w:r>
+        <w:rPr>
+          <w:rFonts w:ascii="SimSun" w:cs="SimSun" w:eastAsia="SimSun" w:hAnsi="SimSun"/>
+          <w:sz w:val="24"/>
+          <w:szCs w:val="24"/>
+        </w:rPr>
+        <w:t xml:space="preserve">为什么这件事重要？我给你算笔账。</w:t>
+      </w:r>
+    </w:p>
+    <w:p>
+      <w:pPr>
+        <w:spacing w:after="160" w:line="380"/>
+        <w:ind w:firstLine="480"/>
+      </w:pPr>
+      <w:r>
+        <w:rPr>
+          <w:rFonts w:ascii="SimSun" w:cs="SimSun" w:eastAsia="SimSun" w:hAnsi="SimSun"/>
+          <w:sz w:val="24"/>
+          <w:szCs w:val="24"/>
+        </w:rPr>
+        <w:t xml:space="preserve">高考阅读理解里的长句子，动不动三四行，一句话四五十个词。</w:t>
       </w:r>
     </w:p>
     <w:p>
@@ -113,21 +183,35 @@
           <w:sz w:val="24"/>
           <w:szCs w:val="24"/>
         </w:rPr>
-        <w:t xml:space="preserve">但如果你能一眼看出这句话的主干只有五个词，剩下四十个全是修饰，那这句话瞬间就简单了。</w:t>
-      </w:r>
-    </w:p>
-    <w:p>
-      <w:pPr>
-        <w:spacing w:after="160" w:line="380"/>
-        <w:ind w:firstLine="480"/>
-      </w:pPr>
-      <w:r>
-        <w:rPr>
-          <w:rFonts w:ascii="SimSun" w:cs="SimSun" w:eastAsia="SimSun" w:hAnsi="SimSun"/>
-          <w:sz w:val="24"/>
-          <w:szCs w:val="24"/>
-        </w:rPr>
-        <w:t xml:space="preserve">语法填空也一样。你要填时态，得先知道谁是谓语；你要填单复数，得先知道谁是主语。这些全靠提主干。</w:t>
+        <w:t xml:space="preserve">可如果你能一眼看出这句话的主干只有五个词，剩下四十个全是修饰，那这句话瞬间就简单了。</w:t>
+      </w:r>
+    </w:p>
+    <w:p>
+      <w:pPr>
+        <w:spacing w:after="160" w:line="380"/>
+        <w:ind w:firstLine="480"/>
+      </w:pPr>
+      <w:r>
+        <w:rPr>
+          <w:rFonts w:ascii="SimSun" w:cs="SimSun" w:eastAsia="SimSun" w:hAnsi="SimSun"/>
+          <w:sz w:val="24"/>
+          <w:szCs w:val="24"/>
+        </w:rPr>
+        <w:t xml:space="preserve">语法填空也一样。你要填时态，得先知道谁是谓语；你要填单复数，得先知道谁是主语。</w:t>
+      </w:r>
+    </w:p>
+    <w:p>
+      <w:pPr>
+        <w:spacing w:after="160" w:line="380"/>
+        <w:ind w:firstLine="480"/>
+      </w:pPr>
+      <w:r>
+        <w:rPr>
+          <w:rFonts w:ascii="SimSun" w:cs="SimSun" w:eastAsia="SimSun" w:hAnsi="SimSun"/>
+          <w:sz w:val="24"/>
+          <w:szCs w:val="24"/>
+        </w:rPr>
+        <w:t xml:space="preserve">这些全靠提主干。</w:t>
       </w:r>
     </w:p>
     <w:p>
@@ -155,7 +239,7 @@
           <w:sz w:val="24"/>
           <w:szCs w:val="24"/>
         </w:rPr>
-        <w:t xml:space="preserve">先做六道课前测。读完题先暂停，写下答案再听讲解。开始。</w:t>
+        <w:t xml:space="preserve">老规矩，先来六道课前测。每道题读完你先暂停，写在纸上，写完再听我讲。</w:t>
       </w:r>
     </w:p>
     <w:p>
@@ -213,77 +297,189 @@
           <w:sz w:val="24"/>
           <w:szCs w:val="24"/>
         </w:rPr>
-        <w:t xml:space="preserve">这句话挺长，我们按步骤来。第一步永远是找带时态的动词。</w:t>
-      </w:r>
-    </w:p>
-    <w:p>
-      <w:pPr>
-        <w:spacing w:after="160" w:line="380"/>
-        <w:ind w:firstLine="480"/>
-      </w:pPr>
-      <w:r>
-        <w:rPr>
-          <w:rFonts w:ascii="SimSun" w:cs="SimSun" w:eastAsia="SimSun" w:hAnsi="SimSun"/>
-          <w:sz w:val="24"/>
-          <w:szCs w:val="24"/>
-        </w:rPr>
-        <w:t xml:space="preserve">从头扫一遍，出现了 living 和 tells。living 长成 doing 的样子，不带时态，是非谓语。tells 带着第三人称单数的 s，带时态，所以 tells 是谓语。</w:t>
-      </w:r>
-    </w:p>
-    <w:p>
-      <w:pPr>
-        <w:spacing w:after="160" w:line="380"/>
-        <w:ind w:firstLine="480"/>
-      </w:pPr>
-      <w:r>
-        <w:rPr>
-          <w:rFonts w:ascii="SimSun" w:cs="SimSun" w:eastAsia="SimSun" w:hAnsi="SimSun"/>
-          <w:sz w:val="24"/>
-          <w:szCs w:val="24"/>
-        </w:rPr>
-        <w:t xml:space="preserve">第二步，谓语前面是主语。The old man living next door to us，中心词是 man。living next door to us 是在说哪个老人，修饰名词，是定语，划掉。</w:t>
-      </w:r>
-    </w:p>
-    <w:p>
-      <w:pPr>
-        <w:spacing w:after="160" w:line="380"/>
-        <w:ind w:firstLine="480"/>
-      </w:pPr>
-      <w:r>
-        <w:rPr>
-          <w:rFonts w:ascii="SimSun" w:cs="SimSun" w:eastAsia="SimSun" w:hAnsi="SimSun"/>
-          <w:sz w:val="24"/>
-          <w:szCs w:val="24"/>
-        </w:rPr>
-        <w:t xml:space="preserve">第三步，看谓语后面剩什么。tells 后面跟了 the children in our neighbourhood 和 stories about his childhood 两样东西。拎出来加 be 动词验一下，The children are stories，孩子们是故事，语法没错但意思讲不通，所以是双宾语。in our neighbourhood 和 about his childhood 都是定语，划掉。</w:t>
-      </w:r>
-    </w:p>
-    <w:p>
-      <w:pPr>
-        <w:spacing w:after="160" w:line="380"/>
-        <w:ind w:firstLine="480"/>
-      </w:pPr>
-      <w:r>
-        <w:rPr>
-          <w:rFonts w:ascii="SimSun" w:cs="SimSun" w:eastAsia="SimSun" w:hAnsi="SimSun"/>
-          <w:sz w:val="24"/>
-          <w:szCs w:val="24"/>
-        </w:rPr>
-        <w:t xml:space="preserve">接着说，全部划完，主干是 The old man tells the children stories。</w:t>
-      </w:r>
-    </w:p>
-    <w:p>
-      <w:pPr>
-        <w:spacing w:after="160" w:line="380"/>
-        <w:ind w:firstLine="480"/>
-      </w:pPr>
-      <w:r>
-        <w:rPr>
-          <w:rFonts w:ascii="SimSun" w:cs="SimSun" w:eastAsia="SimSun" w:hAnsi="SimSun"/>
-          <w:sz w:val="24"/>
-          <w:szCs w:val="24"/>
-        </w:rPr>
-        <w:t xml:space="preserve">答案是：The old man tells the children stories，主谓双宾句型。</w:t>
+        <w:t xml:space="preserve">这句话挺长，你先暂停，自己划一遍。</w:t>
+      </w:r>
+    </w:p>
+    <w:p>
+      <w:pPr>
+        <w:spacing w:after="160" w:line="380"/>
+        <w:ind w:firstLine="480"/>
+      </w:pPr>
+      <w:r>
+        <w:rPr>
+          <w:rFonts w:ascii="SimSun" w:cs="SimSun" w:eastAsia="SimSun" w:hAnsi="SimSun"/>
+          <w:sz w:val="24"/>
+          <w:szCs w:val="24"/>
+        </w:rPr>
+        <w:t xml:space="preserve">划好了吗？我们按步骤来。</w:t>
+      </w:r>
+    </w:p>
+    <w:p>
+      <w:pPr>
+        <w:spacing w:after="160" w:line="380"/>
+        <w:ind w:firstLine="480"/>
+      </w:pPr>
+      <w:r>
+        <w:rPr>
+          <w:rFonts w:ascii="SimSun" w:cs="SimSun" w:eastAsia="SimSun" w:hAnsi="SimSun"/>
+          <w:sz w:val="24"/>
+          <w:szCs w:val="24"/>
+        </w:rPr>
+        <w:t xml:space="preserve">第一步永远是找带时态的动词。</w:t>
+      </w:r>
+    </w:p>
+    <w:p>
+      <w:pPr>
+        <w:spacing w:after="160" w:line="380"/>
+        <w:ind w:firstLine="480"/>
+      </w:pPr>
+      <w:r>
+        <w:rPr>
+          <w:rFonts w:ascii="SimSun" w:cs="SimSun" w:eastAsia="SimSun" w:hAnsi="SimSun"/>
+          <w:sz w:val="24"/>
+          <w:szCs w:val="24"/>
+        </w:rPr>
+        <w:t xml:space="preserve">从头扫一遍，出现了 living 和 tells。</w:t>
+      </w:r>
+    </w:p>
+    <w:p>
+      <w:pPr>
+        <w:spacing w:after="160" w:line="380"/>
+        <w:ind w:firstLine="480"/>
+      </w:pPr>
+      <w:r>
+        <w:rPr>
+          <w:rFonts w:ascii="SimSun" w:cs="SimSun" w:eastAsia="SimSun" w:hAnsi="SimSun"/>
+          <w:sz w:val="24"/>
+          <w:szCs w:val="24"/>
+        </w:rPr>
+        <w:t xml:space="preserve">living 长成 doing 的样子，你从它身上看不出是过去还是现在，所以它不带时态，是非谓语。</w:t>
+      </w:r>
+    </w:p>
+    <w:p>
+      <w:pPr>
+        <w:spacing w:after="160" w:line="380"/>
+        <w:ind w:firstLine="480"/>
+      </w:pPr>
+      <w:r>
+        <w:rPr>
+          <w:rFonts w:ascii="SimSun" w:cs="SimSun" w:eastAsia="SimSun" w:hAnsi="SimSun"/>
+          <w:sz w:val="24"/>
+          <w:szCs w:val="24"/>
+        </w:rPr>
+        <w:t xml:space="preserve">tells 带着第三人称单数的 s，是一般现在时。所以 tells 是谓语。</w:t>
+      </w:r>
+    </w:p>
+    <w:p>
+      <w:pPr>
+        <w:spacing w:after="160" w:line="380"/>
+        <w:ind w:firstLine="480"/>
+      </w:pPr>
+      <w:r>
+        <w:rPr>
+          <w:rFonts w:ascii="SimSun" w:cs="SimSun" w:eastAsia="SimSun" w:hAnsi="SimSun"/>
+          <w:sz w:val="24"/>
+          <w:szCs w:val="24"/>
+        </w:rPr>
+        <w:t xml:space="preserve">第二步，谓语前面是主语。</w:t>
+      </w:r>
+    </w:p>
+    <w:p>
+      <w:pPr>
+        <w:spacing w:after="160" w:line="380"/>
+        <w:ind w:firstLine="480"/>
+      </w:pPr>
+      <w:r>
+        <w:rPr>
+          <w:rFonts w:ascii="SimSun" w:cs="SimSun" w:eastAsia="SimSun" w:hAnsi="SimSun"/>
+          <w:sz w:val="24"/>
+          <w:szCs w:val="24"/>
+        </w:rPr>
+        <w:t xml:space="preserve">The old man living next door to us，里面 living next door to us 是在说哪个老人，修饰名词，是定语，你划掉。中心词是 man。</w:t>
+      </w:r>
+    </w:p>
+    <w:p>
+      <w:pPr>
+        <w:spacing w:after="160" w:line="380"/>
+        <w:ind w:firstLine="480"/>
+      </w:pPr>
+      <w:r>
+        <w:rPr>
+          <w:rFonts w:ascii="SimSun" w:cs="SimSun" w:eastAsia="SimSun" w:hAnsi="SimSun"/>
+          <w:sz w:val="24"/>
+          <w:szCs w:val="24"/>
+        </w:rPr>
+        <w:t xml:space="preserve">第三步，看谓语后面剩什么。</w:t>
+      </w:r>
+    </w:p>
+    <w:p>
+      <w:pPr>
+        <w:spacing w:after="160" w:line="380"/>
+        <w:ind w:firstLine="480"/>
+      </w:pPr>
+      <w:r>
+        <w:rPr>
+          <w:rFonts w:ascii="SimSun" w:cs="SimSun" w:eastAsia="SimSun" w:hAnsi="SimSun"/>
+          <w:sz w:val="24"/>
+          <w:szCs w:val="24"/>
+        </w:rPr>
+        <w:t xml:space="preserve">tells 后面跟了 the children in our neighbourhood 和 stories about his childhood 两样东西。</w:t>
+      </w:r>
+    </w:p>
+    <w:p>
+      <w:pPr>
+        <w:spacing w:after="160" w:line="380"/>
+        <w:ind w:firstLine="480"/>
+      </w:pPr>
+      <w:r>
+        <w:rPr>
+          <w:rFonts w:ascii="SimSun" w:cs="SimSun" w:eastAsia="SimSun" w:hAnsi="SimSun"/>
+          <w:sz w:val="24"/>
+          <w:szCs w:val="24"/>
+        </w:rPr>
+        <w:t xml:space="preserve">拎出来加 be 动词验一下——The children are stories，孩子们是故事？语法没错但意思讲不通。</w:t>
+      </w:r>
+    </w:p>
+    <w:p>
+      <w:pPr>
+        <w:spacing w:after="160" w:line="380"/>
+        <w:ind w:firstLine="480"/>
+      </w:pPr>
+      <w:r>
+        <w:rPr>
+          <w:rFonts w:ascii="SimSun" w:cs="SimSun" w:eastAsia="SimSun" w:hAnsi="SimSun"/>
+          <w:sz w:val="24"/>
+          <w:szCs w:val="24"/>
+        </w:rPr>
+        <w:t xml:space="preserve">所以是双宾语。in our neighbourhood 和 about his childhood 都是定语，也划掉。</w:t>
+      </w:r>
+    </w:p>
+    <w:p>
+      <w:pPr>
+        <w:spacing w:after="160" w:line="380"/>
+        <w:ind w:firstLine="480"/>
+      </w:pPr>
+      <w:r>
+        <w:rPr>
+          <w:rFonts w:ascii="SimSun" w:cs="SimSun" w:eastAsia="SimSun" w:hAnsi="SimSun"/>
+          <w:sz w:val="24"/>
+          <w:szCs w:val="24"/>
+        </w:rPr>
+        <w:t xml:space="preserve">全部划完，主干是 The old man tells the children stories。</w:t>
+      </w:r>
+    </w:p>
+    <w:p>
+      <w:pPr>
+        <w:spacing w:after="160" w:line="380"/>
+        <w:ind w:firstLine="480"/>
+      </w:pPr>
+      <w:r>
+        <w:rPr>
+          <w:rFonts w:ascii="SimSun" w:cs="SimSun" w:eastAsia="SimSun" w:hAnsi="SimSun"/>
+          <w:sz w:val="24"/>
+          <w:szCs w:val="24"/>
+        </w:rPr>
+        <w:t xml:space="preserve">所以这道题：主干是 The old man tells the children stories，主谓双宾句型。</w:t>
       </w:r>
     </w:p>
     <w:p>
@@ -327,63 +523,161 @@
           <w:sz w:val="24"/>
           <w:szCs w:val="24"/>
         </w:rPr>
-        <w:t xml:space="preserve">题目：下面句子里一共有几个谓语？分别是哪几个？The bell rang and all the students rushed out of the classroom quickly.</w:t>
-      </w:r>
-    </w:p>
-    <w:p>
-      <w:pPr>
-        <w:spacing w:after="160" w:line="380"/>
-        <w:ind w:firstLine="480"/>
-      </w:pPr>
-      <w:r>
-        <w:rPr>
-          <w:rFonts w:ascii="SimSun" w:cs="SimSun" w:eastAsia="SimSun" w:hAnsi="SimSun"/>
-          <w:sz w:val="24"/>
-          <w:szCs w:val="24"/>
-        </w:rPr>
-        <w:t xml:space="preserve">数带时态的动词。rang 是 ring 的过去式，带时态；rushed 是 rush 的过去式，也带时态。两个都是谓语。</w:t>
-      </w:r>
-    </w:p>
-    <w:p>
-      <w:pPr>
-        <w:spacing w:after="160" w:line="380"/>
-        <w:ind w:firstLine="480"/>
-      </w:pPr>
-      <w:r>
-        <w:rPr>
-          <w:rFonts w:ascii="SimSun" w:cs="SimSun" w:eastAsia="SimSun" w:hAnsi="SimSun"/>
-          <w:sz w:val="24"/>
-          <w:szCs w:val="24"/>
-        </w:rPr>
-        <w:t xml:space="preserve">那不是说一个简单句只有一个谓语吗？没错。所以这句话不是简单句，它是并列句。and 是并列连词，把两个地位平等的简单句连起来了。</w:t>
-      </w:r>
-    </w:p>
-    <w:p>
-      <w:pPr>
-        <w:spacing w:after="160" w:line="380"/>
-        <w:ind w:firstLine="480"/>
-      </w:pPr>
-      <w:r>
-        <w:rPr>
-          <w:rFonts w:ascii="SimSun" w:cs="SimSun" w:eastAsia="SimSun" w:hAnsi="SimSun"/>
-          <w:sz w:val="24"/>
-          <w:szCs w:val="24"/>
-        </w:rPr>
-        <w:t xml:space="preserve">这里再强调一次第一课的区分：and、but、or、so 是并列连词，它们连接的是平等的两部分。而 because、although、when、if、that 是引导词，它们引出的是从句。这两类东西完全不同。</w:t>
-      </w:r>
-    </w:p>
-    <w:p>
-      <w:pPr>
-        <w:spacing w:after="160" w:line="380"/>
-        <w:ind w:firstLine="480"/>
-      </w:pPr>
-      <w:r>
-        <w:rPr>
-          <w:rFonts w:ascii="SimSun" w:cs="SimSun" w:eastAsia="SimSun" w:hAnsi="SimSun"/>
-          <w:sz w:val="24"/>
-          <w:szCs w:val="24"/>
-        </w:rPr>
-        <w:t xml:space="preserve">答案是：两个谓语，分别是 rang 和 rushed，这是并列句。</w:t>
+        <w:t xml:space="preserve">题目：下面句子里一共有几个谓语？为什么可以有这么多？The bell rang and all the students rushed out of the classroom quickly.</w:t>
+      </w:r>
+    </w:p>
+    <w:p>
+      <w:pPr>
+        <w:spacing w:after="160" w:line="380"/>
+        <w:ind w:firstLine="480"/>
+      </w:pPr>
+      <w:r>
+        <w:rPr>
+          <w:rFonts w:ascii="SimSun" w:cs="SimSun" w:eastAsia="SimSun" w:hAnsi="SimSun"/>
+          <w:sz w:val="24"/>
+          <w:szCs w:val="24"/>
+        </w:rPr>
+        <w:t xml:space="preserve">先自己写一个，写好了我们再对。</w:t>
+      </w:r>
+    </w:p>
+    <w:p>
+      <w:pPr>
+        <w:spacing w:after="160" w:line="380"/>
+        <w:ind w:firstLine="480"/>
+      </w:pPr>
+      <w:r>
+        <w:rPr>
+          <w:rFonts w:ascii="SimSun" w:cs="SimSun" w:eastAsia="SimSun" w:hAnsi="SimSun"/>
+          <w:sz w:val="24"/>
+          <w:szCs w:val="24"/>
+        </w:rPr>
+        <w:t xml:space="preserve">我们数带时态的动词。</w:t>
+      </w:r>
+    </w:p>
+    <w:p>
+      <w:pPr>
+        <w:spacing w:after="160" w:line="380"/>
+        <w:ind w:firstLine="480"/>
+      </w:pPr>
+      <w:r>
+        <w:rPr>
+          <w:rFonts w:ascii="SimSun" w:cs="SimSun" w:eastAsia="SimSun" w:hAnsi="SimSun"/>
+          <w:sz w:val="24"/>
+          <w:szCs w:val="24"/>
+        </w:rPr>
+        <w:t xml:space="preserve">rang 是 ring 的过去式，带着一般过去时。</w:t>
+      </w:r>
+    </w:p>
+    <w:p>
+      <w:pPr>
+        <w:spacing w:after="160" w:line="380"/>
+        <w:ind w:firstLine="480"/>
+      </w:pPr>
+      <w:r>
+        <w:rPr>
+          <w:rFonts w:ascii="SimSun" w:cs="SimSun" w:eastAsia="SimSun" w:hAnsi="SimSun"/>
+          <w:sz w:val="24"/>
+          <w:szCs w:val="24"/>
+        </w:rPr>
+        <w:t xml:space="preserve">rushed 是 rush 的过去式，也带着一般过去时。</w:t>
+      </w:r>
+    </w:p>
+    <w:p>
+      <w:pPr>
+        <w:spacing w:after="160" w:line="380"/>
+        <w:ind w:firstLine="480"/>
+      </w:pPr>
+      <w:r>
+        <w:rPr>
+          <w:rFonts w:ascii="SimSun" w:cs="SimSun" w:eastAsia="SimSun" w:hAnsi="SimSun"/>
+          <w:sz w:val="24"/>
+          <w:szCs w:val="24"/>
+        </w:rPr>
+        <w:t xml:space="preserve">两个都是谓语。</w:t>
+      </w:r>
+    </w:p>
+    <w:p>
+      <w:pPr>
+        <w:spacing w:after="160" w:line="380"/>
+        <w:ind w:firstLine="480"/>
+      </w:pPr>
+      <w:r>
+        <w:rPr>
+          <w:rFonts w:ascii="SimSun" w:cs="SimSun" w:eastAsia="SimSun" w:hAnsi="SimSun"/>
+          <w:sz w:val="24"/>
+          <w:szCs w:val="24"/>
+        </w:rPr>
+        <w:t xml:space="preserve">那不是说一个句子只有一个谓语吗？</w:t>
+      </w:r>
+    </w:p>
+    <w:p>
+      <w:pPr>
+        <w:spacing w:after="160" w:line="380"/>
+        <w:ind w:firstLine="480"/>
+      </w:pPr>
+      <w:r>
+        <w:rPr>
+          <w:rFonts w:ascii="SimSun" w:cs="SimSun" w:eastAsia="SimSun" w:hAnsi="SimSun"/>
+          <w:sz w:val="24"/>
+          <w:szCs w:val="24"/>
+        </w:rPr>
+        <w:t xml:space="preserve">没错，可那句话说的是「一个简单句」。这句话不是简单句，它是并列句。</w:t>
+      </w:r>
+    </w:p>
+    <w:p>
+      <w:pPr>
+        <w:spacing w:after="160" w:line="380"/>
+        <w:ind w:firstLine="480"/>
+      </w:pPr>
+      <w:r>
+        <w:rPr>
+          <w:rFonts w:ascii="SimSun" w:cs="SimSun" w:eastAsia="SimSun" w:hAnsi="SimSun"/>
+          <w:sz w:val="24"/>
+          <w:szCs w:val="24"/>
+        </w:rPr>
+        <w:t xml:space="preserve">and 是并列连词，把两个地位平等的简单句连起来了。</w:t>
+      </w:r>
+    </w:p>
+    <w:p>
+      <w:pPr>
+        <w:spacing w:after="160" w:line="380"/>
+        <w:ind w:firstLine="480"/>
+      </w:pPr>
+      <w:r>
+        <w:rPr>
+          <w:rFonts w:ascii="SimSun" w:cs="SimSun" w:eastAsia="SimSun" w:hAnsi="SimSun"/>
+          <w:sz w:val="24"/>
+          <w:szCs w:val="24"/>
+        </w:rPr>
+        <w:t xml:space="preserve">这里我再强调一次第一课的区分：and、but、or、so 是并列连词，它们连接的是平等的两部分。</w:t>
+      </w:r>
+    </w:p>
+    <w:p>
+      <w:pPr>
+        <w:spacing w:after="160" w:line="380"/>
+        <w:ind w:firstLine="480"/>
+      </w:pPr>
+      <w:r>
+        <w:rPr>
+          <w:rFonts w:ascii="SimSun" w:cs="SimSun" w:eastAsia="SimSun" w:hAnsi="SimSun"/>
+          <w:sz w:val="24"/>
+          <w:szCs w:val="24"/>
+        </w:rPr>
+        <w:t xml:space="preserve">而 because、although、when、if、that 是引导词，它们引出的是从句。这两类东西完全不同。</w:t>
+      </w:r>
+    </w:p>
+    <w:p>
+      <w:pPr>
+        <w:spacing w:after="160" w:line="380"/>
+        <w:ind w:firstLine="480"/>
+      </w:pPr>
+      <w:r>
+        <w:rPr>
+          <w:rFonts w:ascii="SimSun" w:cs="SimSun" w:eastAsia="SimSun" w:hAnsi="SimSun"/>
+          <w:sz w:val="24"/>
+          <w:szCs w:val="24"/>
+        </w:rPr>
+        <w:t xml:space="preserve">所以这道题有两个谓语，rang 和 rushed，因为它是并列句不是简单句。</w:t>
       </w:r>
     </w:p>
     <w:p>
@@ -441,49 +735,133 @@
           <w:sz w:val="24"/>
           <w:szCs w:val="24"/>
         </w:rPr>
-        <w:t xml:space="preserve">先数谓语。后半句有 talked，带时态，是谓语。既然谓语已经有了，一个简单句只有一个谓语，那句首这个空就只能是非谓语。</w:t>
-      </w:r>
-    </w:p>
-    <w:p>
-      <w:pPr>
-        <w:spacing w:after="160" w:line="380"/>
-        <w:ind w:firstLine="480"/>
-      </w:pPr>
-      <w:r>
-        <w:rPr>
-          <w:rFonts w:ascii="SimSun" w:cs="SimSun" w:eastAsia="SimSun" w:hAnsi="SimSun"/>
-          <w:sz w:val="24"/>
-          <w:szCs w:val="24"/>
-        </w:rPr>
-        <w:t xml:space="preserve">它在干什么活？说的是他们在什么情况下聊天的——一边沿着河走一边聊。修饰的是整个动作，那就是状语，副词的活儿。</w:t>
-      </w:r>
-    </w:p>
-    <w:p>
-      <w:pPr>
-        <w:spacing w:after="160" w:line="380"/>
-        <w:ind w:firstLine="480"/>
-      </w:pPr>
-      <w:r>
-        <w:rPr>
-          <w:rFonts w:ascii="SimSun" w:cs="SimSun" w:eastAsia="SimSun" w:hAnsi="SimSun"/>
-          <w:sz w:val="24"/>
-          <w:szCs w:val="24"/>
-        </w:rPr>
-        <w:t xml:space="preserve">动词当状语用，要变成分词。是这对情侣自己在走，是主动关系，而且走和聊是同时发生的，所以用现在分词。</w:t>
-      </w:r>
-    </w:p>
-    <w:p>
-      <w:pPr>
-        <w:spacing w:after="160" w:line="380"/>
-        <w:ind w:firstLine="480"/>
-      </w:pPr>
-      <w:r>
-        <w:rPr>
-          <w:rFonts w:ascii="SimSun" w:cs="SimSun" w:eastAsia="SimSun" w:hAnsi="SimSun"/>
-          <w:sz w:val="24"/>
-          <w:szCs w:val="24"/>
-        </w:rPr>
-        <w:t xml:space="preserve">答案是 Walking，句首要大写。</w:t>
+        <w:t xml:space="preserve">这道题你先写，我不催你。</w:t>
+      </w:r>
+    </w:p>
+    <w:p>
+      <w:pPr>
+        <w:spacing w:after="160" w:line="380"/>
+        <w:ind w:firstLine="480"/>
+      </w:pPr>
+      <w:r>
+        <w:rPr>
+          <w:rFonts w:ascii="SimSun" w:cs="SimSun" w:eastAsia="SimSun" w:hAnsi="SimSun"/>
+          <w:sz w:val="24"/>
+          <w:szCs w:val="24"/>
+        </w:rPr>
+        <w:t xml:space="preserve">写完了吗？先数谓语。</w:t>
+      </w:r>
+    </w:p>
+    <w:p>
+      <w:pPr>
+        <w:spacing w:after="160" w:line="380"/>
+        <w:ind w:firstLine="480"/>
+      </w:pPr>
+      <w:r>
+        <w:rPr>
+          <w:rFonts w:ascii="SimSun" w:cs="SimSun" w:eastAsia="SimSun" w:hAnsi="SimSun"/>
+          <w:sz w:val="24"/>
+          <w:szCs w:val="24"/>
+        </w:rPr>
+        <w:t xml:space="preserve">后半句有 talked，talk 的过去式，带着一般过去时，所以它是谓语。</w:t>
+      </w:r>
+    </w:p>
+    <w:p>
+      <w:pPr>
+        <w:spacing w:after="160" w:line="380"/>
+        <w:ind w:firstLine="480"/>
+      </w:pPr>
+      <w:r>
+        <w:rPr>
+          <w:rFonts w:ascii="SimSun" w:cs="SimSun" w:eastAsia="SimSun" w:hAnsi="SimSun"/>
+          <w:sz w:val="24"/>
+          <w:szCs w:val="24"/>
+        </w:rPr>
+        <w:t xml:space="preserve">既然谓语已经有了，一个简单句只有一个谓语，那你这个句首的空就只能是非谓语。</w:t>
+      </w:r>
+    </w:p>
+    <w:p>
+      <w:pPr>
+        <w:spacing w:after="160" w:line="380"/>
+        <w:ind w:firstLine="480"/>
+      </w:pPr>
+      <w:r>
+        <w:rPr>
+          <w:rFonts w:ascii="SimSun" w:cs="SimSun" w:eastAsia="SimSun" w:hAnsi="SimSun"/>
+          <w:sz w:val="24"/>
+          <w:szCs w:val="24"/>
+        </w:rPr>
+        <w:t xml:space="preserve">它在干什么活？</w:t>
+      </w:r>
+    </w:p>
+    <w:p>
+      <w:pPr>
+        <w:spacing w:after="160" w:line="380"/>
+        <w:ind w:firstLine="480"/>
+      </w:pPr>
+      <w:r>
+        <w:rPr>
+          <w:rFonts w:ascii="SimSun" w:cs="SimSun" w:eastAsia="SimSun" w:hAnsi="SimSun"/>
+          <w:sz w:val="24"/>
+          <w:szCs w:val="24"/>
+        </w:rPr>
+        <w:t xml:space="preserve">你听这个意思——一边沿着河走一边聊。它说的是在什么情况下聊天的。</w:t>
+      </w:r>
+    </w:p>
+    <w:p>
+      <w:pPr>
+        <w:spacing w:after="160" w:line="380"/>
+        <w:ind w:firstLine="480"/>
+      </w:pPr>
+      <w:r>
+        <w:rPr>
+          <w:rFonts w:ascii="SimSun" w:cs="SimSun" w:eastAsia="SimSun" w:hAnsi="SimSun"/>
+          <w:sz w:val="24"/>
+          <w:szCs w:val="24"/>
+        </w:rPr>
+        <w:t xml:space="preserve">修饰的是整个动作，那就是状语，副词的活儿。</w:t>
+      </w:r>
+    </w:p>
+    <w:p>
+      <w:pPr>
+        <w:spacing w:after="160" w:line="380"/>
+        <w:ind w:firstLine="480"/>
+      </w:pPr>
+      <w:r>
+        <w:rPr>
+          <w:rFonts w:ascii="SimSun" w:cs="SimSun" w:eastAsia="SimSun" w:hAnsi="SimSun"/>
+          <w:sz w:val="24"/>
+          <w:szCs w:val="24"/>
+        </w:rPr>
+        <w:t xml:space="preserve">动词当状语用，要变成分词。</w:t>
+      </w:r>
+    </w:p>
+    <w:p>
+      <w:pPr>
+        <w:spacing w:after="160" w:line="380"/>
+        <w:ind w:firstLine="480"/>
+      </w:pPr>
+      <w:r>
+        <w:rPr>
+          <w:rFonts w:ascii="SimSun" w:cs="SimSun" w:eastAsia="SimSun" w:hAnsi="SimSun"/>
+          <w:sz w:val="24"/>
+          <w:szCs w:val="24"/>
+        </w:rPr>
+        <w:t xml:space="preserve">你想想，是这对情侣自己在走，是主动关系，而且走和聊是同时发生的。所以用现在分词。</w:t>
+      </w:r>
+    </w:p>
+    <w:p>
+      <w:pPr>
+        <w:spacing w:after="160" w:line="380"/>
+        <w:ind w:firstLine="480"/>
+      </w:pPr>
+      <w:r>
+        <w:rPr>
+          <w:rFonts w:ascii="SimSun" w:cs="SimSun" w:eastAsia="SimSun" w:hAnsi="SimSun"/>
+          <w:sz w:val="24"/>
+          <w:szCs w:val="24"/>
+        </w:rPr>
+        <w:t xml:space="preserve">所以这儿填 Walking，句首要大写。</w:t>
       </w:r>
     </w:p>
     <w:p>
@@ -541,21 +919,77 @@
           <w:sz w:val="24"/>
           <w:szCs w:val="24"/>
         </w:rPr>
-        <w:t xml:space="preserve">这道题考的是找准主语中心词。</w:t>
-      </w:r>
-    </w:p>
-    <w:p>
-      <w:pPr>
-        <w:spacing w:after="160" w:line="380"/>
-        <w:ind w:firstLine="480"/>
-      </w:pPr>
-      <w:r>
-        <w:rPr>
-          <w:rFonts w:ascii="SimSun" w:cs="SimSun" w:eastAsia="SimSun" w:hAnsi="SimSun"/>
-          <w:sz w:val="24"/>
-          <w:szCs w:val="24"/>
-        </w:rPr>
-        <w:t xml:space="preserve">主语这一块是 The number of the students who take part in the club activities，很长。我们一层一层剥。who take part in the club activities 是在说哪些学生，修饰 students，是定语，划掉。of the students 是在说什么的数量，修饰 number，也是定语，划掉。</w:t>
+        <w:t xml:space="preserve">先自己写一个。</w:t>
+      </w:r>
+    </w:p>
+    <w:p>
+      <w:pPr>
+        <w:spacing w:after="160" w:line="380"/>
+        <w:ind w:firstLine="480"/>
+      </w:pPr>
+      <w:r>
+        <w:rPr>
+          <w:rFonts w:ascii="SimSun" w:cs="SimSun" w:eastAsia="SimSun" w:hAnsi="SimSun"/>
+          <w:sz w:val="24"/>
+          <w:szCs w:val="24"/>
+        </w:rPr>
+        <w:t xml:space="preserve">写好了？这道题考的是找准主语中心词。</w:t>
+      </w:r>
+    </w:p>
+    <w:p>
+      <w:pPr>
+        <w:spacing w:after="160" w:line="380"/>
+        <w:ind w:firstLine="480"/>
+      </w:pPr>
+      <w:r>
+        <w:rPr>
+          <w:rFonts w:ascii="SimSun" w:cs="SimSun" w:eastAsia="SimSun" w:hAnsi="SimSun"/>
+          <w:sz w:val="24"/>
+          <w:szCs w:val="24"/>
+        </w:rPr>
+        <w:t xml:space="preserve">主语这一块是 The number of the students who take part in the club activities，很长。</w:t>
+      </w:r>
+    </w:p>
+    <w:p>
+      <w:pPr>
+        <w:spacing w:after="160" w:line="380"/>
+        <w:ind w:firstLine="480"/>
+      </w:pPr>
+      <w:r>
+        <w:rPr>
+          <w:rFonts w:ascii="SimSun" w:cs="SimSun" w:eastAsia="SimSun" w:hAnsi="SimSun"/>
+          <w:sz w:val="24"/>
+          <w:szCs w:val="24"/>
+        </w:rPr>
+        <w:t xml:space="preserve">我们一层一层剥。</w:t>
+      </w:r>
+    </w:p>
+    <w:p>
+      <w:pPr>
+        <w:spacing w:after="160" w:line="380"/>
+        <w:ind w:firstLine="480"/>
+      </w:pPr>
+      <w:r>
+        <w:rPr>
+          <w:rFonts w:ascii="SimSun" w:cs="SimSun" w:eastAsia="SimSun" w:hAnsi="SimSun"/>
+          <w:sz w:val="24"/>
+          <w:szCs w:val="24"/>
+        </w:rPr>
+        <w:t xml:space="preserve">who take part in the club activities 是在说哪些学生，修饰 students，是定语，划掉。</w:t>
+      </w:r>
+    </w:p>
+    <w:p>
+      <w:pPr>
+        <w:spacing w:after="160" w:line="380"/>
+        <w:ind w:firstLine="480"/>
+      </w:pPr>
+      <w:r>
+        <w:rPr>
+          <w:rFonts w:ascii="SimSun" w:cs="SimSun" w:eastAsia="SimSun" w:hAnsi="SimSun"/>
+          <w:sz w:val="24"/>
+          <w:szCs w:val="24"/>
+        </w:rPr>
+        <w:t xml:space="preserve">of the students 是在说什么的数量，修饰 number，也是定语，划掉。</w:t>
       </w:r>
     </w:p>
     <w:p>
@@ -583,21 +1017,49 @@
           <w:sz w:val="24"/>
           <w:szCs w:val="24"/>
         </w:rPr>
-        <w:t xml:space="preserve">再看，这里还要注意一件事：从句里面的 take 也是带时态的，但它是从句自己的谓语，不是主句的。主句的谓语位置就是这个空。从句这块 Level 2 会细讲。</w:t>
-      </w:r>
-    </w:p>
-    <w:p>
-      <w:pPr>
-        <w:spacing w:after="160" w:line="380"/>
-        <w:ind w:firstLine="480"/>
-      </w:pPr>
-      <w:r>
-        <w:rPr>
-          <w:rFonts w:ascii="SimSun" w:cs="SimSun" w:eastAsia="SimSun" w:hAnsi="SimSun"/>
-          <w:sz w:val="24"/>
-          <w:szCs w:val="24"/>
-        </w:rPr>
-        <w:t xml:space="preserve">答案是 is。</w:t>
+        <w:t xml:space="preserve">这里你还要注意一件事：从句里面的 take 也带着一般现在时，它也是个谓语。</w:t>
+      </w:r>
+    </w:p>
+    <w:p>
+      <w:pPr>
+        <w:spacing w:after="160" w:line="380"/>
+        <w:ind w:firstLine="480"/>
+      </w:pPr>
+      <w:r>
+        <w:rPr>
+          <w:rFonts w:ascii="SimSun" w:cs="SimSun" w:eastAsia="SimSun" w:hAnsi="SimSun"/>
+          <w:sz w:val="24"/>
+          <w:szCs w:val="24"/>
+        </w:rPr>
+        <w:t xml:space="preserve">但你注意，它是从句自己的谓语，不是主句的。主句的谓语位置就是这个空。</w:t>
+      </w:r>
+    </w:p>
+    <w:p>
+      <w:pPr>
+        <w:spacing w:after="160" w:line="380"/>
+        <w:ind w:firstLine="480"/>
+      </w:pPr>
+      <w:r>
+        <w:rPr>
+          <w:rFonts w:ascii="SimSun" w:cs="SimSun" w:eastAsia="SimSun" w:hAnsi="SimSun"/>
+          <w:sz w:val="24"/>
+          <w:szCs w:val="24"/>
+        </w:rPr>
+        <w:t xml:space="preserve">从句这块 Level 2 会细讲，今天先不展开。</w:t>
+      </w:r>
+    </w:p>
+    <w:p>
+      <w:pPr>
+        <w:spacing w:after="160" w:line="380"/>
+        <w:ind w:firstLine="480"/>
+      </w:pPr>
+      <w:r>
+        <w:rPr>
+          <w:rFonts w:ascii="SimSun" w:cs="SimSun" w:eastAsia="SimSun" w:hAnsi="SimSun"/>
+          <w:sz w:val="24"/>
+          <w:szCs w:val="24"/>
+        </w:rPr>
+        <w:t xml:space="preserve">所以这儿填 is。</w:t>
       </w:r>
     </w:p>
     <w:p>
@@ -670,63 +1132,147 @@
           <w:sz w:val="24"/>
           <w:szCs w:val="24"/>
         </w:rPr>
-        <w:t xml:space="preserve">我们看谓语后面各剩了什么。</w:t>
-      </w:r>
-    </w:p>
-    <w:p>
-      <w:pPr>
-        <w:spacing w:after="160" w:line="380"/>
-        <w:ind w:firstLine="480"/>
-      </w:pPr>
-      <w:r>
-        <w:rPr>
-          <w:rFonts w:ascii="SimSun" w:cs="SimSun" w:eastAsia="SimSun" w:hAnsi="SimSun"/>
-          <w:sz w:val="24"/>
-          <w:szCs w:val="24"/>
-        </w:rPr>
-        <w:t xml:space="preserve">A 项，found 后面是 the book 和 very useful。拎出来是 The book is very useful，这本书很有用，语法对逻辑也对。所以 very useful 是宾补，它是骨架的一部分，不能划掉。主干是 She found the book very useful。</w:t>
-      </w:r>
-    </w:p>
-    <w:p>
-      <w:pPr>
-        <w:spacing w:after="160" w:line="380"/>
-        <w:ind w:firstLine="480"/>
-      </w:pPr>
-      <w:r>
-        <w:rPr>
-          <w:rFonts w:ascii="SimSun" w:cs="SimSun" w:eastAsia="SimSun" w:hAnsi="SimSun"/>
-          <w:sz w:val="24"/>
-          <w:szCs w:val="24"/>
-        </w:rPr>
-        <w:t xml:space="preserve">C 项同理，拎出来是 The book is a great help，这本书帮了大忙，两条都过。a great help 也是宾补，主干是 She found the book a great help。</w:t>
-      </w:r>
-    </w:p>
-    <w:p>
-      <w:pPr>
-        <w:spacing w:after="160" w:line="380"/>
-        <w:ind w:firstLine="480"/>
-      </w:pPr>
-      <w:r>
-        <w:rPr>
-          <w:rFonts w:ascii="SimSun" w:cs="SimSun" w:eastAsia="SimSun" w:hAnsi="SimSun"/>
-          <w:sz w:val="24"/>
-          <w:szCs w:val="24"/>
-        </w:rPr>
-        <w:t xml:space="preserve">B 项，found 后面只有 the book 一个宾语。on the shelf 说的是在哪儿找到的，修饰动作，是状语；yesterday 是时间状语。两个都可以划掉。划完之后主干正好是 She found the book。</w:t>
-      </w:r>
-    </w:p>
-    <w:p>
-      <w:pPr>
-        <w:spacing w:after="160" w:line="380"/>
-        <w:ind w:firstLine="480"/>
-      </w:pPr>
-      <w:r>
-        <w:rPr>
-          <w:rFonts w:ascii="SimSun" w:cs="SimSun" w:eastAsia="SimSun" w:hAnsi="SimSun"/>
-          <w:sz w:val="24"/>
-          <w:szCs w:val="24"/>
-        </w:rPr>
-        <w:t xml:space="preserve">答案是 B。</w:t>
+        <w:t xml:space="preserve">这是道选择题，你先圈一个。</w:t>
+      </w:r>
+    </w:p>
+    <w:p>
+      <w:pPr>
+        <w:spacing w:after="160" w:line="380"/>
+        <w:ind w:firstLine="480"/>
+      </w:pPr>
+      <w:r>
+        <w:rPr>
+          <w:rFonts w:ascii="SimSun" w:cs="SimSun" w:eastAsia="SimSun" w:hAnsi="SimSun"/>
+          <w:sz w:val="24"/>
+          <w:szCs w:val="24"/>
+        </w:rPr>
+        <w:t xml:space="preserve">圈好了吗？我们看谓语后面各剩了什么。</w:t>
+      </w:r>
+    </w:p>
+    <w:p>
+      <w:pPr>
+        <w:spacing w:after="160" w:line="380"/>
+        <w:ind w:firstLine="480"/>
+      </w:pPr>
+      <w:r>
+        <w:rPr>
+          <w:rFonts w:ascii="SimSun" w:cs="SimSun" w:eastAsia="SimSun" w:hAnsi="SimSun"/>
+          <w:sz w:val="24"/>
+          <w:szCs w:val="24"/>
+        </w:rPr>
+        <w:t xml:space="preserve">A 项，found 后面是 the book 和 very useful。</w:t>
+      </w:r>
+    </w:p>
+    <w:p>
+      <w:pPr>
+        <w:spacing w:after="160" w:line="380"/>
+        <w:ind w:firstLine="480"/>
+      </w:pPr>
+      <w:r>
+        <w:rPr>
+          <w:rFonts w:ascii="SimSun" w:cs="SimSun" w:eastAsia="SimSun" w:hAnsi="SimSun"/>
+          <w:sz w:val="24"/>
+          <w:szCs w:val="24"/>
+        </w:rPr>
+        <w:t xml:space="preserve">拎出来是 The book is very useful，这本书很有用，语法对逻辑也对。</w:t>
+      </w:r>
+    </w:p>
+    <w:p>
+      <w:pPr>
+        <w:spacing w:after="160" w:line="380"/>
+        <w:ind w:firstLine="480"/>
+      </w:pPr>
+      <w:r>
+        <w:rPr>
+          <w:rFonts w:ascii="SimSun" w:cs="SimSun" w:eastAsia="SimSun" w:hAnsi="SimSun"/>
+          <w:sz w:val="24"/>
+          <w:szCs w:val="24"/>
+        </w:rPr>
+        <w:t xml:space="preserve">所以 very useful 是宾补，它是骨架的一部分，不能划掉。主干是 She found the book very useful。</w:t>
+      </w:r>
+    </w:p>
+    <w:p>
+      <w:pPr>
+        <w:spacing w:after="160" w:line="380"/>
+        <w:ind w:firstLine="480"/>
+      </w:pPr>
+      <w:r>
+        <w:rPr>
+          <w:rFonts w:ascii="SimSun" w:cs="SimSun" w:eastAsia="SimSun" w:hAnsi="SimSun"/>
+          <w:sz w:val="24"/>
+          <w:szCs w:val="24"/>
+        </w:rPr>
+        <w:t xml:space="preserve">C 项同理，拎出来是 The book is a great help，这本书帮了大忙，语法对逻辑也对，两条都过。</w:t>
+      </w:r>
+    </w:p>
+    <w:p>
+      <w:pPr>
+        <w:spacing w:after="160" w:line="380"/>
+        <w:ind w:firstLine="480"/>
+      </w:pPr>
+      <w:r>
+        <w:rPr>
+          <w:rFonts w:ascii="SimSun" w:cs="SimSun" w:eastAsia="SimSun" w:hAnsi="SimSun"/>
+          <w:sz w:val="24"/>
+          <w:szCs w:val="24"/>
+        </w:rPr>
+        <w:t xml:space="preserve">既然两条都过，那 a great help 也是宾补，主干是 She found the book a great help。</w:t>
+      </w:r>
+    </w:p>
+    <w:p>
+      <w:pPr>
+        <w:spacing w:after="160" w:line="380"/>
+        <w:ind w:firstLine="480"/>
+      </w:pPr>
+      <w:r>
+        <w:rPr>
+          <w:rFonts w:ascii="SimSun" w:cs="SimSun" w:eastAsia="SimSun" w:hAnsi="SimSun"/>
+          <w:sz w:val="24"/>
+          <w:szCs w:val="24"/>
+        </w:rPr>
+        <w:t xml:space="preserve">B 项，found 后面只有 the book 一个宾语。</w:t>
+      </w:r>
+    </w:p>
+    <w:p>
+      <w:pPr>
+        <w:spacing w:after="160" w:line="380"/>
+        <w:ind w:firstLine="480"/>
+      </w:pPr>
+      <w:r>
+        <w:rPr>
+          <w:rFonts w:ascii="SimSun" w:cs="SimSun" w:eastAsia="SimSun" w:hAnsi="SimSun"/>
+          <w:sz w:val="24"/>
+          <w:szCs w:val="24"/>
+        </w:rPr>
+        <w:t xml:space="preserve">on the shelf 说的是在哪儿找到的，修饰动作，是状语；yesterday 是时间状语。两个都可以划掉。</w:t>
+      </w:r>
+    </w:p>
+    <w:p>
+      <w:pPr>
+        <w:spacing w:after="160" w:line="380"/>
+        <w:ind w:firstLine="480"/>
+      </w:pPr>
+      <w:r>
+        <w:rPr>
+          <w:rFonts w:ascii="SimSun" w:cs="SimSun" w:eastAsia="SimSun" w:hAnsi="SimSun"/>
+          <w:sz w:val="24"/>
+          <w:szCs w:val="24"/>
+        </w:rPr>
+        <w:t xml:space="preserve">划完之后主干正好是 She found the book。</w:t>
+      </w:r>
+    </w:p>
+    <w:p>
+      <w:pPr>
+        <w:spacing w:after="160" w:line="380"/>
+        <w:ind w:firstLine="480"/>
+      </w:pPr>
+      <w:r>
+        <w:rPr>
+          <w:rFonts w:ascii="SimSun" w:cs="SimSun" w:eastAsia="SimSun" w:hAnsi="SimSun"/>
+          <w:sz w:val="24"/>
+          <w:szCs w:val="24"/>
+        </w:rPr>
+        <w:t xml:space="preserve">所以这道题选 B。</w:t>
       </w:r>
     </w:p>
     <w:p>
@@ -784,49 +1330,119 @@
           <w:sz w:val="24"/>
           <w:szCs w:val="24"/>
         </w:rPr>
-        <w:t xml:space="preserve">先数动词。句首有 knowing，中间有 say，最后括号里有 stand。</w:t>
-      </w:r>
-    </w:p>
-    <w:p>
-      <w:pPr>
-        <w:spacing w:after="160" w:line="380"/>
-        <w:ind w:firstLine="480"/>
-      </w:pPr>
-      <w:r>
-        <w:rPr>
-          <w:rFonts w:ascii="SimSun" w:cs="SimSun" w:eastAsia="SimSun" w:hAnsi="SimSun"/>
-          <w:sz w:val="24"/>
-          <w:szCs w:val="24"/>
-        </w:rPr>
-        <w:t xml:space="preserve">knowing 长成 doing，不带时态，是非谓语。what to say 是不定式，也不带时态。所以整句话到目前为止一个谓语都没有，那括号里这个必须是谓语。</w:t>
-      </w:r>
-    </w:p>
-    <w:p>
-      <w:pPr>
-        <w:spacing w:after="160" w:line="380"/>
-        <w:ind w:firstLine="480"/>
-      </w:pPr>
-      <w:r>
-        <w:rPr>
-          <w:rFonts w:ascii="SimSun" w:cs="SimSun" w:eastAsia="SimSun" w:hAnsi="SimSun"/>
-          <w:sz w:val="24"/>
-          <w:szCs w:val="24"/>
-        </w:rPr>
-        <w:t xml:space="preserve">既然是谓语，就得带时态。什么时态？前面的 Not knowing 是描述当时的状态，全句讲的是过去发生的一个场景，用一般过去时。</w:t>
-      </w:r>
-    </w:p>
-    <w:p>
-      <w:pPr>
-        <w:spacing w:after="160" w:line="380"/>
-        <w:ind w:firstLine="480"/>
-      </w:pPr>
-      <w:r>
-        <w:rPr>
-          <w:rFonts w:ascii="SimSun" w:cs="SimSun" w:eastAsia="SimSun" w:hAnsi="SimSun"/>
-          <w:sz w:val="24"/>
-          <w:szCs w:val="24"/>
-        </w:rPr>
-        <w:t xml:space="preserve">答案是 stood。</w:t>
+        <w:t xml:space="preserve">最后一道，你先写。</w:t>
+      </w:r>
+    </w:p>
+    <w:p>
+      <w:pPr>
+        <w:spacing w:after="160" w:line="380"/>
+        <w:ind w:firstLine="480"/>
+      </w:pPr>
+      <w:r>
+        <w:rPr>
+          <w:rFonts w:ascii="SimSun" w:cs="SimSun" w:eastAsia="SimSun" w:hAnsi="SimSun"/>
+          <w:sz w:val="24"/>
+          <w:szCs w:val="24"/>
+        </w:rPr>
+        <w:t xml:space="preserve">写好了吗？先数动词。</w:t>
+      </w:r>
+    </w:p>
+    <w:p>
+      <w:pPr>
+        <w:spacing w:after="160" w:line="380"/>
+        <w:ind w:firstLine="480"/>
+      </w:pPr>
+      <w:r>
+        <w:rPr>
+          <w:rFonts w:ascii="SimSun" w:cs="SimSun" w:eastAsia="SimSun" w:hAnsi="SimSun"/>
+          <w:sz w:val="24"/>
+          <w:szCs w:val="24"/>
+        </w:rPr>
+        <w:t xml:space="preserve">句首有 knowing，中间有 say，最后括号里有 stand。</w:t>
+      </w:r>
+    </w:p>
+    <w:p>
+      <w:pPr>
+        <w:spacing w:after="160" w:line="380"/>
+        <w:ind w:firstLine="480"/>
+      </w:pPr>
+      <w:r>
+        <w:rPr>
+          <w:rFonts w:ascii="SimSun" w:cs="SimSun" w:eastAsia="SimSun" w:hAnsi="SimSun"/>
+          <w:sz w:val="24"/>
+          <w:szCs w:val="24"/>
+        </w:rPr>
+        <w:t xml:space="preserve">knowing 长成 doing，你看不出时候，所以不带时态，是非谓语。</w:t>
+      </w:r>
+    </w:p>
+    <w:p>
+      <w:pPr>
+        <w:spacing w:after="160" w:line="380"/>
+        <w:ind w:firstLine="480"/>
+      </w:pPr>
+      <w:r>
+        <w:rPr>
+          <w:rFonts w:ascii="SimSun" w:cs="SimSun" w:eastAsia="SimSun" w:hAnsi="SimSun"/>
+          <w:sz w:val="24"/>
+          <w:szCs w:val="24"/>
+        </w:rPr>
+        <w:t xml:space="preserve">what to say 是不定式，也不带时态。</w:t>
+      </w:r>
+    </w:p>
+    <w:p>
+      <w:pPr>
+        <w:spacing w:after="160" w:line="380"/>
+        <w:ind w:firstLine="480"/>
+      </w:pPr>
+      <w:r>
+        <w:rPr>
+          <w:rFonts w:ascii="SimSun" w:cs="SimSun" w:eastAsia="SimSun" w:hAnsi="SimSun"/>
+          <w:sz w:val="24"/>
+          <w:szCs w:val="24"/>
+        </w:rPr>
+        <w:t xml:space="preserve">所以整句话到目前为止一个谓语都没有，那括号里这个必须是谓语。</w:t>
+      </w:r>
+    </w:p>
+    <w:p>
+      <w:pPr>
+        <w:spacing w:after="160" w:line="380"/>
+        <w:ind w:firstLine="480"/>
+      </w:pPr>
+      <w:r>
+        <w:rPr>
+          <w:rFonts w:ascii="SimSun" w:cs="SimSun" w:eastAsia="SimSun" w:hAnsi="SimSun"/>
+          <w:sz w:val="24"/>
+          <w:szCs w:val="24"/>
+        </w:rPr>
+        <w:t xml:space="preserve">既然是谓语，就得带时态。什么时态？</w:t>
+      </w:r>
+    </w:p>
+    <w:p>
+      <w:pPr>
+        <w:spacing w:after="160" w:line="380"/>
+        <w:ind w:firstLine="480"/>
+      </w:pPr>
+      <w:r>
+        <w:rPr>
+          <w:rFonts w:ascii="SimSun" w:cs="SimSun" w:eastAsia="SimSun" w:hAnsi="SimSun"/>
+          <w:sz w:val="24"/>
+          <w:szCs w:val="24"/>
+        </w:rPr>
+        <w:t xml:space="preserve">你看前面的 Not knowing 是描述当时的状态，全句讲的是过去发生的一个场景。所以用一般过去时。</w:t>
+      </w:r>
+    </w:p>
+    <w:p>
+      <w:pPr>
+        <w:spacing w:after="160" w:line="380"/>
+        <w:ind w:firstLine="480"/>
+      </w:pPr>
+      <w:r>
+        <w:rPr>
+          <w:rFonts w:ascii="SimSun" w:cs="SimSun" w:eastAsia="SimSun" w:hAnsi="SimSun"/>
+          <w:sz w:val="24"/>
+          <w:szCs w:val="24"/>
+        </w:rPr>
+        <w:t xml:space="preserve">所以这儿填 stood。</w:t>
       </w:r>
     </w:p>
     <w:p>
@@ -854,77 +1470,189 @@
           <w:sz w:val="24"/>
           <w:szCs w:val="24"/>
         </w:rPr>
-        <w:t xml:space="preserve">我们先说清楚一件事：什么叫主干。</w:t>
-      </w:r>
-    </w:p>
-    <w:p>
-      <w:pPr>
-        <w:spacing w:after="160" w:line="380"/>
-        <w:ind w:firstLine="480"/>
-      </w:pPr>
-      <w:r>
-        <w:rPr>
-          <w:rFonts w:ascii="SimSun" w:cs="SimSun" w:eastAsia="SimSun" w:hAnsi="SimSun"/>
-          <w:sz w:val="24"/>
-          <w:szCs w:val="24"/>
-        </w:rPr>
-        <w:t xml:space="preserve">好，主干就是一个句子里最不能少的那几个成分。你把它们拿掉，句子就塌了。</w:t>
-      </w:r>
-    </w:p>
-    <w:p>
-      <w:pPr>
-        <w:spacing w:after="160" w:line="380"/>
-        <w:ind w:firstLine="480"/>
-      </w:pPr>
-      <w:r>
-        <w:rPr>
-          <w:rFonts w:ascii="SimSun" w:cs="SimSun" w:eastAsia="SimSun" w:hAnsi="SimSun"/>
-          <w:sz w:val="24"/>
-          <w:szCs w:val="24"/>
-        </w:rPr>
-        <w:t xml:space="preserve">哪些是主干？就是我们讲过的五大句型里那些骨架成分：主语、谓语、宾语、表语、宾补。</w:t>
-      </w:r>
-    </w:p>
-    <w:p>
-      <w:pPr>
-        <w:spacing w:after="160" w:line="380"/>
-        <w:ind w:firstLine="480"/>
-      </w:pPr>
-      <w:r>
-        <w:rPr>
-          <w:rFonts w:ascii="SimSun" w:cs="SimSun" w:eastAsia="SimSun" w:hAnsi="SimSun"/>
-          <w:sz w:val="24"/>
-          <w:szCs w:val="24"/>
-        </w:rPr>
-        <w:t xml:space="preserve">哪些不是主干？定语、状语、同位语。这三个全部是挂件，拿掉之后句子照样成立，只是信息少了。</w:t>
-      </w:r>
-    </w:p>
-    <w:p>
-      <w:pPr>
-        <w:spacing w:after="160" w:line="380"/>
-        <w:ind w:firstLine="480"/>
-      </w:pPr>
-      <w:r>
-        <w:rPr>
-          <w:rFonts w:ascii="SimSun" w:cs="SimSun" w:eastAsia="SimSun" w:hAnsi="SimSun"/>
-          <w:sz w:val="24"/>
-          <w:szCs w:val="24"/>
-        </w:rPr>
-        <w:t xml:space="preserve">你想想第四课我们说的：定语干的是形容词的活儿，状语干的是副词的活儿。形容词和副词是干什么的？是修饰的。修饰成分，就是可以拿掉的成分。</w:t>
-      </w:r>
-    </w:p>
-    <w:p>
-      <w:pPr>
-        <w:spacing w:after="160" w:line="380"/>
-        <w:ind w:firstLine="480"/>
-      </w:pPr>
-      <w:r>
-        <w:rPr>
-          <w:rFonts w:ascii="SimSun" w:cs="SimSun" w:eastAsia="SimSun" w:hAnsi="SimSun"/>
-          <w:sz w:val="24"/>
-          <w:szCs w:val="24"/>
-        </w:rPr>
-        <w:t xml:space="preserve">接下来是今天的核心，提主干的四个步骤。这四步你要练成肌肉记忆。</w:t>
+        <w:t xml:space="preserve">好，我们先说清楚一件事：什么叫主干。</w:t>
+      </w:r>
+    </w:p>
+    <w:p>
+      <w:pPr>
+        <w:spacing w:after="160" w:line="380"/>
+        <w:ind w:firstLine="480"/>
+      </w:pPr>
+      <w:r>
+        <w:rPr>
+          <w:rFonts w:ascii="SimSun" w:cs="SimSun" w:eastAsia="SimSun" w:hAnsi="SimSun"/>
+          <w:sz w:val="24"/>
+          <w:szCs w:val="24"/>
+        </w:rPr>
+        <w:t xml:space="preserve">主干就是一个句子里最不能少的那几个成分。</w:t>
+      </w:r>
+    </w:p>
+    <w:p>
+      <w:pPr>
+        <w:spacing w:after="160" w:line="380"/>
+        <w:ind w:firstLine="480"/>
+      </w:pPr>
+      <w:r>
+        <w:rPr>
+          <w:rFonts w:ascii="SimSun" w:cs="SimSun" w:eastAsia="SimSun" w:hAnsi="SimSun"/>
+          <w:sz w:val="24"/>
+          <w:szCs w:val="24"/>
+        </w:rPr>
+        <w:t xml:space="preserve">你把它们拿掉，句子就塌了。</w:t>
+      </w:r>
+    </w:p>
+    <w:p>
+      <w:pPr>
+        <w:spacing w:after="160" w:line="380"/>
+        <w:ind w:firstLine="480"/>
+      </w:pPr>
+      <w:r>
+        <w:rPr>
+          <w:rFonts w:ascii="SimSun" w:cs="SimSun" w:eastAsia="SimSun" w:hAnsi="SimSun"/>
+          <w:sz w:val="24"/>
+          <w:szCs w:val="24"/>
+        </w:rPr>
+        <w:t xml:space="preserve">哪些是主干？</w:t>
+      </w:r>
+    </w:p>
+    <w:p>
+      <w:pPr>
+        <w:spacing w:after="160" w:line="380"/>
+        <w:ind w:firstLine="480"/>
+      </w:pPr>
+      <w:r>
+        <w:rPr>
+          <w:rFonts w:ascii="SimSun" w:cs="SimSun" w:eastAsia="SimSun" w:hAnsi="SimSun"/>
+          <w:sz w:val="24"/>
+          <w:szCs w:val="24"/>
+        </w:rPr>
+        <w:t xml:space="preserve">就是我们讲过的五大句型里那些骨架成分。</w:t>
+      </w:r>
+    </w:p>
+    <w:p>
+      <w:pPr>
+        <w:spacing w:after="160" w:line="380"/>
+        <w:ind w:firstLine="480"/>
+      </w:pPr>
+      <w:r>
+        <w:rPr>
+          <w:rFonts w:ascii="SimSun" w:cs="SimSun" w:eastAsia="SimSun" w:hAnsi="SimSun"/>
+          <w:sz w:val="24"/>
+          <w:szCs w:val="24"/>
+        </w:rPr>
+        <w:t xml:space="preserve">你数一下：主语、谓语、宾语、表语、宾补。</w:t>
+      </w:r>
+    </w:p>
+    <w:p>
+      <w:pPr>
+        <w:spacing w:after="160" w:line="380"/>
+        <w:ind w:firstLine="480"/>
+      </w:pPr>
+      <w:r>
+        <w:rPr>
+          <w:rFonts w:ascii="SimSun" w:cs="SimSun" w:eastAsia="SimSun" w:hAnsi="SimSun"/>
+          <w:sz w:val="24"/>
+          <w:szCs w:val="24"/>
+        </w:rPr>
+        <w:t xml:space="preserve">那哪些不是主干？</w:t>
+      </w:r>
+    </w:p>
+    <w:p>
+      <w:pPr>
+        <w:spacing w:after="160" w:line="380"/>
+        <w:ind w:firstLine="480"/>
+      </w:pPr>
+      <w:r>
+        <w:rPr>
+          <w:rFonts w:ascii="SimSun" w:cs="SimSun" w:eastAsia="SimSun" w:hAnsi="SimSun"/>
+          <w:sz w:val="24"/>
+          <w:szCs w:val="24"/>
+        </w:rPr>
+        <w:t xml:space="preserve">定语、状语、同位语。这三个全部是挂件，你拿掉之后句子照样成立，只是信息少了。</w:t>
+      </w:r>
+    </w:p>
+    <w:p>
+      <w:pPr>
+        <w:spacing w:after="160" w:line="380"/>
+        <w:ind w:firstLine="480"/>
+      </w:pPr>
+      <w:r>
+        <w:rPr>
+          <w:rFonts w:ascii="SimSun" w:cs="SimSun" w:eastAsia="SimSun" w:hAnsi="SimSun"/>
+          <w:sz w:val="24"/>
+          <w:szCs w:val="24"/>
+        </w:rPr>
+        <w:t xml:space="preserve">你想想第四课我们说的：定语干的是形容词的活儿，状语干的是副词的活儿。</w:t>
+      </w:r>
+    </w:p>
+    <w:p>
+      <w:pPr>
+        <w:spacing w:after="160" w:line="380"/>
+        <w:ind w:firstLine="480"/>
+      </w:pPr>
+      <w:r>
+        <w:rPr>
+          <w:rFonts w:ascii="SimSun" w:cs="SimSun" w:eastAsia="SimSun" w:hAnsi="SimSun"/>
+          <w:sz w:val="24"/>
+          <w:szCs w:val="24"/>
+        </w:rPr>
+        <w:t xml:space="preserve">形容词和副词是干什么的？</w:t>
+      </w:r>
+    </w:p>
+    <w:p>
+      <w:pPr>
+        <w:spacing w:after="160" w:line="380"/>
+        <w:ind w:firstLine="480"/>
+      </w:pPr>
+      <w:r>
+        <w:rPr>
+          <w:rFonts w:ascii="SimSun" w:cs="SimSun" w:eastAsia="SimSun" w:hAnsi="SimSun"/>
+          <w:sz w:val="24"/>
+          <w:szCs w:val="24"/>
+        </w:rPr>
+        <w:t xml:space="preserve">是修饰的。</w:t>
+      </w:r>
+    </w:p>
+    <w:p>
+      <w:pPr>
+        <w:spacing w:after="160" w:line="380"/>
+        <w:ind w:firstLine="480"/>
+      </w:pPr>
+      <w:r>
+        <w:rPr>
+          <w:rFonts w:ascii="SimSun" w:cs="SimSun" w:eastAsia="SimSun" w:hAnsi="SimSun"/>
+          <w:sz w:val="24"/>
+          <w:szCs w:val="24"/>
+        </w:rPr>
+        <w:t xml:space="preserve">修饰成分，就是可以拿掉的成分。</w:t>
+      </w:r>
+    </w:p>
+    <w:p>
+      <w:pPr>
+        <w:spacing w:after="160" w:line="380"/>
+        <w:ind w:firstLine="480"/>
+      </w:pPr>
+      <w:r>
+        <w:rPr>
+          <w:rFonts w:ascii="SimSun" w:cs="SimSun" w:eastAsia="SimSun" w:hAnsi="SimSun"/>
+          <w:sz w:val="24"/>
+          <w:szCs w:val="24"/>
+        </w:rPr>
+        <w:t xml:space="preserve">接下来是今天的核心，提主干的四个步骤。</w:t>
+      </w:r>
+    </w:p>
+    <w:p>
+      <w:pPr>
+        <w:spacing w:after="160" w:line="380"/>
+        <w:ind w:firstLine="480"/>
+      </w:pPr>
+      <w:r>
+        <w:rPr>
+          <w:rFonts w:ascii="SimSun" w:cs="SimSun" w:eastAsia="SimSun" w:hAnsi="SimSun"/>
+          <w:sz w:val="24"/>
+          <w:szCs w:val="24"/>
+        </w:rPr>
+        <w:t xml:space="preserve">这四步你要练成肌肉记忆。</w:t>
       </w:r>
     </w:p>
     <w:p>
@@ -952,21 +1680,49 @@
           <w:sz w:val="24"/>
           <w:szCs w:val="24"/>
         </w:rPr>
-        <w:t xml:space="preserve">从头到尾扫一遍句子，把所有动词形式的东西找出来，然后一个一个问：它带时态吗？</w:t>
-      </w:r>
-    </w:p>
-    <w:p>
-      <w:pPr>
-        <w:spacing w:after="160" w:line="380"/>
-        <w:ind w:firstLine="480"/>
-      </w:pPr>
-      <w:r>
-        <w:rPr>
-          <w:rFonts w:ascii="SimSun" w:cs="SimSun" w:eastAsia="SimSun" w:hAnsi="SimSun"/>
-          <w:sz w:val="24"/>
-          <w:szCs w:val="24"/>
-        </w:rPr>
-        <w:t xml:space="preserve">带时态的判断标准第一课就给过：变过形的、加了 s 的、变成过去式的、前面挂着 be 或者 have 或者 will 的，都带时态。长成 to do、doing、done 这三副样子的，一律不带时态。</w:t>
+        <w:t xml:space="preserve">你从头到尾扫一遍句子，把所有动词形式的东西找出来，然后一个一个问：它带时态吗？</w:t>
+      </w:r>
+    </w:p>
+    <w:p>
+      <w:pPr>
+        <w:spacing w:after="160" w:line="380"/>
+        <w:ind w:firstLine="480"/>
+      </w:pPr>
+      <w:r>
+        <w:rPr>
+          <w:rFonts w:ascii="SimSun" w:cs="SimSun" w:eastAsia="SimSun" w:hAnsi="SimSun"/>
+          <w:sz w:val="24"/>
+          <w:szCs w:val="24"/>
+        </w:rPr>
+        <w:t xml:space="preserve">带时态的判断标准第一课就给过。</w:t>
+      </w:r>
+    </w:p>
+    <w:p>
+      <w:pPr>
+        <w:spacing w:after="160" w:line="380"/>
+        <w:ind w:firstLine="480"/>
+      </w:pPr>
+      <w:r>
+        <w:rPr>
+          <w:rFonts w:ascii="SimSun" w:cs="SimSun" w:eastAsia="SimSun" w:hAnsi="SimSun"/>
+          <w:sz w:val="24"/>
+          <w:szCs w:val="24"/>
+        </w:rPr>
+        <w:t xml:space="preserve">变过形的、加了三单 s 的、变成过去式的、前面挂着 be 或者 have 或者 will 的，都带时态。</w:t>
+      </w:r>
+    </w:p>
+    <w:p>
+      <w:pPr>
+        <w:spacing w:after="160" w:line="380"/>
+        <w:ind w:firstLine="480"/>
+      </w:pPr>
+      <w:r>
+        <w:rPr>
+          <w:rFonts w:ascii="SimSun" w:cs="SimSun" w:eastAsia="SimSun" w:hAnsi="SimSun"/>
+          <w:sz w:val="24"/>
+          <w:szCs w:val="24"/>
+        </w:rPr>
+        <w:t xml:space="preserve">长成 to do、doing、done 这三副样子的，一律不带时态。</w:t>
       </w:r>
     </w:p>
     <w:p>
@@ -1008,21 +1764,49 @@
           <w:sz w:val="24"/>
           <w:szCs w:val="24"/>
         </w:rPr>
-        <w:t xml:space="preserve">接着说，谓语前面那一整块就是主语。但你要的不是那一整块，你要的是中心词。</w:t>
-      </w:r>
-    </w:p>
-    <w:p>
-      <w:pPr>
-        <w:spacing w:after="160" w:line="380"/>
-        <w:ind w:firstLine="480"/>
-      </w:pPr>
-      <w:r>
-        <w:rPr>
-          <w:rFonts w:ascii="SimSun" w:cs="SimSun" w:eastAsia="SimSun" w:hAnsi="SimSun"/>
-          <w:sz w:val="24"/>
-          <w:szCs w:val="24"/>
-        </w:rPr>
-        <w:t xml:space="preserve">方法第二课讲过：把所有当定语的东西划掉。形容词划掉，介词短语划掉，分词短语划掉，后面挂的从句划掉。剩下的那个光秃秃的名词就是中心词。</w:t>
+        <w:t xml:space="preserve">谓语前面那一整块就是主语。但你要的不是那一整块，你要的是中心词。</w:t>
+      </w:r>
+    </w:p>
+    <w:p>
+      <w:pPr>
+        <w:spacing w:after="160" w:line="380"/>
+        <w:ind w:firstLine="480"/>
+      </w:pPr>
+      <w:r>
+        <w:rPr>
+          <w:rFonts w:ascii="SimSun" w:cs="SimSun" w:eastAsia="SimSun" w:hAnsi="SimSun"/>
+          <w:sz w:val="24"/>
+          <w:szCs w:val="24"/>
+        </w:rPr>
+        <w:t xml:space="preserve">方法第二课讲过：把所有当定语的东西划掉。</w:t>
+      </w:r>
+    </w:p>
+    <w:p>
+      <w:pPr>
+        <w:spacing w:after="160" w:line="380"/>
+        <w:ind w:firstLine="480"/>
+      </w:pPr>
+      <w:r>
+        <w:rPr>
+          <w:rFonts w:ascii="SimSun" w:cs="SimSun" w:eastAsia="SimSun" w:hAnsi="SimSun"/>
+          <w:sz w:val="24"/>
+          <w:szCs w:val="24"/>
+        </w:rPr>
+        <w:t xml:space="preserve">形容词划掉，介词短语划掉，分词短语划掉，后面挂的从句划掉。</w:t>
+      </w:r>
+    </w:p>
+    <w:p>
+      <w:pPr>
+        <w:spacing w:after="160" w:line="380"/>
+        <w:ind w:firstLine="480"/>
+      </w:pPr>
+      <w:r>
+        <w:rPr>
+          <w:rFonts w:ascii="SimSun" w:cs="SimSun" w:eastAsia="SimSun" w:hAnsi="SimSun"/>
+          <w:sz w:val="24"/>
+          <w:szCs w:val="24"/>
+        </w:rPr>
+        <w:t xml:space="preserve">剩下的那个光秃秃的名词就是中心词。</w:t>
       </w:r>
     </w:p>
     <w:p>
@@ -1050,7 +1834,49 @@
           <w:sz w:val="24"/>
           <w:szCs w:val="24"/>
         </w:rPr>
-        <w:t xml:space="preserve">这一步决定句型。什么都不剩是主谓，剩一个宾语是主谓宾，剩一个表语是主系表，剩两个宾语是主谓双宾，剩宾语加宾补是主谓宾宾补。</w:t>
+        <w:t xml:space="preserve">这一步决定句型。</w:t>
+      </w:r>
+    </w:p>
+    <w:p>
+      <w:pPr>
+        <w:spacing w:after="160" w:line="380"/>
+        <w:ind w:firstLine="480"/>
+      </w:pPr>
+      <w:r>
+        <w:rPr>
+          <w:rFonts w:ascii="SimSun" w:cs="SimSun" w:eastAsia="SimSun" w:hAnsi="SimSun"/>
+          <w:sz w:val="24"/>
+          <w:szCs w:val="24"/>
+        </w:rPr>
+        <w:t xml:space="preserve">你听好。</w:t>
+      </w:r>
+    </w:p>
+    <w:p>
+      <w:pPr>
+        <w:spacing w:after="160" w:line="380"/>
+        <w:ind w:firstLine="480"/>
+      </w:pPr>
+      <w:r>
+        <w:rPr>
+          <w:rFonts w:ascii="SimSun" w:cs="SimSun" w:eastAsia="SimSun" w:hAnsi="SimSun"/>
+          <w:sz w:val="24"/>
+          <w:szCs w:val="24"/>
+        </w:rPr>
+        <w:t xml:space="preserve">什么都不剩是主谓，剩一个宾语是主谓宾，剩一个表语是主系表。</w:t>
+      </w:r>
+    </w:p>
+    <w:p>
+      <w:pPr>
+        <w:spacing w:after="160" w:line="380"/>
+        <w:ind w:firstLine="480"/>
+      </w:pPr>
+      <w:r>
+        <w:rPr>
+          <w:rFonts w:ascii="SimSun" w:cs="SimSun" w:eastAsia="SimSun" w:hAnsi="SimSun"/>
+          <w:sz w:val="24"/>
+          <w:szCs w:val="24"/>
+        </w:rPr>
+        <w:t xml:space="preserve">剩两个宾语是主谓双宾，剩宾语加宾补是主谓宾宾补。</w:t>
       </w:r>
     </w:p>
     <w:p>
@@ -1092,7 +1918,63 @@
           <w:sz w:val="24"/>
           <w:szCs w:val="24"/>
         </w:rPr>
-        <w:t xml:space="preserve">划的时候有几个标志你可以直接盯着：介词开头的一串，多半是定语或者状语；逗号隔开的一块，多半是状语或者同位语；分词开头的一串，多半是定语或者状语；副词，全部是状语。</w:t>
+        <w:t xml:space="preserve">划的时候有几个标志你可以直接盯着。</w:t>
+      </w:r>
+    </w:p>
+    <w:p>
+      <w:pPr>
+        <w:spacing w:after="160" w:line="380"/>
+        <w:ind w:firstLine="480"/>
+      </w:pPr>
+      <w:r>
+        <w:rPr>
+          <w:rFonts w:ascii="SimSun" w:cs="SimSun" w:eastAsia="SimSun" w:hAnsi="SimSun"/>
+          <w:sz w:val="24"/>
+          <w:szCs w:val="24"/>
+        </w:rPr>
+        <w:t xml:space="preserve">你盯着这几个：介词开头的一串，多半是定语或者状语。</w:t>
+      </w:r>
+    </w:p>
+    <w:p>
+      <w:pPr>
+        <w:spacing w:after="160" w:line="380"/>
+        <w:ind w:firstLine="480"/>
+      </w:pPr>
+      <w:r>
+        <w:rPr>
+          <w:rFonts w:ascii="SimSun" w:cs="SimSun" w:eastAsia="SimSun" w:hAnsi="SimSun"/>
+          <w:sz w:val="24"/>
+          <w:szCs w:val="24"/>
+        </w:rPr>
+        <w:t xml:space="preserve">逗号隔开的一块，多半是状语或者同位语。</w:t>
+      </w:r>
+    </w:p>
+    <w:p>
+      <w:pPr>
+        <w:spacing w:after="160" w:line="380"/>
+        <w:ind w:firstLine="480"/>
+      </w:pPr>
+      <w:r>
+        <w:rPr>
+          <w:rFonts w:ascii="SimSun" w:cs="SimSun" w:eastAsia="SimSun" w:hAnsi="SimSun"/>
+          <w:sz w:val="24"/>
+          <w:szCs w:val="24"/>
+        </w:rPr>
+        <w:t xml:space="preserve">分词开头的一串，多半是定语或者状语。</w:t>
+      </w:r>
+    </w:p>
+    <w:p>
+      <w:pPr>
+        <w:spacing w:after="160" w:line="380"/>
+        <w:ind w:firstLine="480"/>
+      </w:pPr>
+      <w:r>
+        <w:rPr>
+          <w:rFonts w:ascii="SimSun" w:cs="SimSun" w:eastAsia="SimSun" w:hAnsi="SimSun"/>
+          <w:sz w:val="24"/>
+          <w:szCs w:val="24"/>
+        </w:rPr>
+        <w:t xml:space="preserve">副词，全部是状语。</w:t>
       </w:r>
     </w:p>
     <w:p>
@@ -1120,35 +2002,77 @@
           <w:sz w:val="24"/>
           <w:szCs w:val="24"/>
         </w:rPr>
-        <w:t xml:space="preserve">讲完四步法，我们回过头来把那条原则说透：一个简单句，有且只有一个谓语。</w:t>
-      </w:r>
-    </w:p>
-    <w:p>
-      <w:pPr>
-        <w:spacing w:after="160" w:line="380"/>
-        <w:ind w:firstLine="480"/>
-      </w:pPr>
-      <w:r>
-        <w:rPr>
-          <w:rFonts w:ascii="SimSun" w:cs="SimSun" w:eastAsia="SimSun" w:hAnsi="SimSun"/>
-          <w:sz w:val="24"/>
-          <w:szCs w:val="24"/>
-        </w:rPr>
-        <w:t xml:space="preserve">再看，这句话的重要性怎么强调都不过分，它是整个高中语法的地基。</w:t>
-      </w:r>
-    </w:p>
-    <w:p>
-      <w:pPr>
-        <w:spacing w:after="160" w:line="380"/>
-        <w:ind w:firstLine="480"/>
-      </w:pPr>
-      <w:r>
-        <w:rPr>
-          <w:rFonts w:ascii="SimSun" w:cs="SimSun" w:eastAsia="SimSun" w:hAnsi="SimSun"/>
-          <w:sz w:val="24"/>
-          <w:szCs w:val="24"/>
-        </w:rPr>
-        <w:t xml:space="preserve">为什么？因为英语的规矩是，一个句子只能有一套时态。时态由谓语决定，那么一个句子当然只能有一个谓语。</w:t>
+        <w:t xml:space="preserve">好，讲完四步法，我们回过头来把那条原则说透。</w:t>
+      </w:r>
+    </w:p>
+    <w:p>
+      <w:pPr>
+        <w:spacing w:after="160" w:line="380"/>
+        <w:ind w:firstLine="480"/>
+      </w:pPr>
+      <w:r>
+        <w:rPr>
+          <w:rFonts w:ascii="SimSun" w:cs="SimSun" w:eastAsia="SimSun" w:hAnsi="SimSun"/>
+          <w:sz w:val="24"/>
+          <w:szCs w:val="24"/>
+        </w:rPr>
+        <w:t xml:space="preserve">一个简单句，有且只有一个谓语。</w:t>
+      </w:r>
+    </w:p>
+    <w:p>
+      <w:pPr>
+        <w:spacing w:after="160" w:line="380"/>
+        <w:ind w:firstLine="480"/>
+      </w:pPr>
+      <w:r>
+        <w:rPr>
+          <w:rFonts w:ascii="SimSun" w:cs="SimSun" w:eastAsia="SimSun" w:hAnsi="SimSun"/>
+          <w:sz w:val="24"/>
+          <w:szCs w:val="24"/>
+        </w:rPr>
+        <w:t xml:space="preserve">这句话的重要性怎么强调都不过分，它是整个高中语法的地基。</w:t>
+      </w:r>
+    </w:p>
+    <w:p>
+      <w:pPr>
+        <w:spacing w:after="160" w:line="380"/>
+        <w:ind w:firstLine="480"/>
+      </w:pPr>
+      <w:r>
+        <w:rPr>
+          <w:rFonts w:ascii="SimSun" w:cs="SimSun" w:eastAsia="SimSun" w:hAnsi="SimSun"/>
+          <w:sz w:val="24"/>
+          <w:szCs w:val="24"/>
+        </w:rPr>
+        <w:t xml:space="preserve">为什么？</w:t>
+      </w:r>
+    </w:p>
+    <w:p>
+      <w:pPr>
+        <w:spacing w:after="160" w:line="380"/>
+        <w:ind w:firstLine="480"/>
+      </w:pPr>
+      <w:r>
+        <w:rPr>
+          <w:rFonts w:ascii="SimSun" w:cs="SimSun" w:eastAsia="SimSun" w:hAnsi="SimSun"/>
+          <w:sz w:val="24"/>
+          <w:szCs w:val="24"/>
+        </w:rPr>
+        <w:t xml:space="preserve">你想想，英语的规矩是一个句子只能有一套时态。</w:t>
+      </w:r>
+    </w:p>
+    <w:p>
+      <w:pPr>
+        <w:spacing w:after="160" w:line="380"/>
+        <w:ind w:firstLine="480"/>
+      </w:pPr>
+      <w:r>
+        <w:rPr>
+          <w:rFonts w:ascii="SimSun" w:cs="SimSun" w:eastAsia="SimSun" w:hAnsi="SimSun"/>
+          <w:sz w:val="24"/>
+          <w:szCs w:val="24"/>
+        </w:rPr>
+        <w:t xml:space="preserve">时态由谓语决定，那你想，一个句子当然只能有一个谓语。</w:t>
       </w:r>
     </w:p>
     <w:p>
@@ -1176,7 +2100,21 @@
           <w:sz w:val="24"/>
           <w:szCs w:val="24"/>
         </w:rPr>
-        <w:t xml:space="preserve">那问题来了，我们明明经常看到一个句子里有好几个动词，这怎么解释？只有三种可能。</w:t>
+        <w:t xml:space="preserve">那问题来了，我们明明经常看到一个句子里有好几个动词，这怎么解释？</w:t>
+      </w:r>
+    </w:p>
+    <w:p>
+      <w:pPr>
+        <w:spacing w:after="160" w:line="380"/>
+        <w:ind w:firstLine="480"/>
+      </w:pPr>
+      <w:r>
+        <w:rPr>
+          <w:rFonts w:ascii="SimSun" w:cs="SimSun" w:eastAsia="SimSun" w:hAnsi="SimSun"/>
+          <w:sz w:val="24"/>
+          <w:szCs w:val="24"/>
+        </w:rPr>
+        <w:t xml:space="preserve">只有三种可能，我一个一个说。</w:t>
       </w:r>
     </w:p>
     <w:p>
@@ -1204,21 +2142,49 @@
           <w:sz w:val="24"/>
           <w:szCs w:val="24"/>
         </w:rPr>
-        <w:t xml:space="preserve">它长成 to do、doing 或者 done 的样子，不带时态，所以它不占谓语的名额。它在句子里当定语、当状语、当宾补，就是不当谓语。</w:t>
-      </w:r>
-    </w:p>
-    <w:p>
-      <w:pPr>
-        <w:spacing w:after="160" w:line="380"/>
-        <w:ind w:firstLine="480"/>
-      </w:pPr>
-      <w:r>
-        <w:rPr>
-          <w:rFonts w:ascii="SimSun" w:cs="SimSun" w:eastAsia="SimSun" w:hAnsi="SimSun"/>
-          <w:sz w:val="24"/>
-          <w:szCs w:val="24"/>
-        </w:rPr>
-        <w:t xml:space="preserve">Having finished his homework, he went out. 只有 went 是谓语，Having finished 是非谓语作状语。</w:t>
+        <w:t xml:space="preserve">你看它长成 to do、doing 或者 done 的样子，不带时态，所以它不占谓语的名额。</w:t>
+      </w:r>
+    </w:p>
+    <w:p>
+      <w:pPr>
+        <w:spacing w:after="160" w:line="380"/>
+        <w:ind w:firstLine="480"/>
+      </w:pPr>
+      <w:r>
+        <w:rPr>
+          <w:rFonts w:ascii="SimSun" w:cs="SimSun" w:eastAsia="SimSun" w:hAnsi="SimSun"/>
+          <w:sz w:val="24"/>
+          <w:szCs w:val="24"/>
+        </w:rPr>
+        <w:t xml:space="preserve">它在句子里当定语、当状语、当宾补，就是不当谓语。</w:t>
+      </w:r>
+    </w:p>
+    <w:p>
+      <w:pPr>
+        <w:spacing w:after="160" w:line="380"/>
+        <w:ind w:firstLine="480"/>
+      </w:pPr>
+      <w:r>
+        <w:rPr>
+          <w:rFonts w:ascii="SimSun" w:cs="SimSun" w:eastAsia="SimSun" w:hAnsi="SimSun"/>
+          <w:sz w:val="24"/>
+          <w:szCs w:val="24"/>
+        </w:rPr>
+        <w:t xml:space="preserve">比如 Having finished his homework, he went out。</w:t>
+      </w:r>
+    </w:p>
+    <w:p>
+      <w:pPr>
+        <w:spacing w:after="160" w:line="380"/>
+        <w:ind w:firstLine="480"/>
+      </w:pPr>
+      <w:r>
+        <w:rPr>
+          <w:rFonts w:ascii="SimSun" w:cs="SimSun" w:eastAsia="SimSun" w:hAnsi="SimSun"/>
+          <w:sz w:val="24"/>
+          <w:szCs w:val="24"/>
+        </w:rPr>
+        <w:t xml:space="preserve">你看，went 是 go 的过去式带着一般过去时，所以只有它是谓语；Having finished 看不出时候，是非谓语作状语。</w:t>
       </w:r>
     </w:p>
     <w:p>
@@ -1246,21 +2212,35 @@
           <w:sz w:val="24"/>
           <w:szCs w:val="24"/>
         </w:rPr>
-        <w:t xml:space="preserve">两个甚至三个简单句，被并列连词 and、but、or、so 连起来了。每一个简单句都有自己的谓语，所以整句话看起来有好几个带时态的动词。</w:t>
-      </w:r>
-    </w:p>
-    <w:p>
-      <w:pPr>
-        <w:spacing w:after="160" w:line="380"/>
-        <w:ind w:firstLine="480"/>
-      </w:pPr>
-      <w:r>
-        <w:rPr>
-          <w:rFonts w:ascii="SimSun" w:cs="SimSun" w:eastAsia="SimSun" w:hAnsi="SimSun"/>
-          <w:sz w:val="24"/>
-          <w:szCs w:val="24"/>
-        </w:rPr>
-        <w:t xml:space="preserve">He opened the door and walked in. 这是两个简单句，opened 和 walked 各自是自己那半句的谓语。</w:t>
+        <w:t xml:space="preserve">两个甚至三个简单句，被并列连词 and、but、or、so 连起来了。</w:t>
+      </w:r>
+    </w:p>
+    <w:p>
+      <w:pPr>
+        <w:spacing w:after="160" w:line="380"/>
+        <w:ind w:firstLine="480"/>
+      </w:pPr>
+      <w:r>
+        <w:rPr>
+          <w:rFonts w:ascii="SimSun" w:cs="SimSun" w:eastAsia="SimSun" w:hAnsi="SimSun"/>
+          <w:sz w:val="24"/>
+          <w:szCs w:val="24"/>
+        </w:rPr>
+        <w:t xml:space="preserve">每一个简单句都有自己的谓语，所以你看整句话像是有好几个带时态的动词。</w:t>
+      </w:r>
+    </w:p>
+    <w:p>
+      <w:pPr>
+        <w:spacing w:after="160" w:line="380"/>
+        <w:ind w:firstLine="480"/>
+      </w:pPr>
+      <w:r>
+        <w:rPr>
+          <w:rFonts w:ascii="SimSun" w:cs="SimSun" w:eastAsia="SimSun" w:hAnsi="SimSun"/>
+          <w:sz w:val="24"/>
+          <w:szCs w:val="24"/>
+        </w:rPr>
+        <w:t xml:space="preserve">比如 He opened the door and walked in。这是两个简单句，opened 和 walked 各自是自己那半句的谓语。</w:t>
       </w:r>
     </w:p>
     <w:p>
@@ -1288,63 +2268,161 @@
           <w:sz w:val="24"/>
           <w:szCs w:val="24"/>
         </w:rPr>
-        <w:t xml:space="preserve">那从句是一个句子套在另一个句子里面，从句自己有自己的主语和谓语。所以整句话就出现了主句的谓语和从句的谓语。</w:t>
-      </w:r>
-    </w:p>
-    <w:p>
-      <w:pPr>
-        <w:spacing w:after="160" w:line="380"/>
-        <w:ind w:firstLine="480"/>
-      </w:pPr>
-      <w:r>
-        <w:rPr>
-          <w:rFonts w:ascii="SimSun" w:cs="SimSun" w:eastAsia="SimSun" w:hAnsi="SimSun"/>
-          <w:sz w:val="24"/>
-          <w:szCs w:val="24"/>
-        </w:rPr>
-        <w:t xml:space="preserve">The book that I bought yesterday is very interesting. 主句的谓语是 is，从句 that I bought yesterday 里面的谓语是 bought。两个谓语分属两个层次，互不干扰。</w:t>
-      </w:r>
-    </w:p>
-    <w:p>
-      <w:pPr>
-        <w:spacing w:after="160" w:line="380"/>
-        <w:ind w:firstLine="480"/>
-      </w:pPr>
-      <w:r>
-        <w:rPr>
-          <w:rFonts w:ascii="SimSun" w:cs="SimSun" w:eastAsia="SimSun" w:hAnsi="SimSun"/>
-          <w:sz w:val="24"/>
-          <w:szCs w:val="24"/>
-        </w:rPr>
-        <w:t xml:space="preserve">从句这一大块是 Level 2 的核心内容，我们会用二十多节课讲。今天你只要知道，看到引导词就说明后面有个从句，从句会自带一个谓语。</w:t>
-      </w:r>
-    </w:p>
-    <w:p>
-      <w:pPr>
-        <w:spacing w:after="160" w:line="380"/>
-        <w:ind w:firstLine="480"/>
-      </w:pPr>
-      <w:r>
-        <w:rPr>
-          <w:rFonts w:ascii="SimSun" w:cs="SimSun" w:eastAsia="SimSun" w:hAnsi="SimSun"/>
-          <w:sz w:val="24"/>
-          <w:szCs w:val="24"/>
-        </w:rPr>
-        <w:t xml:space="preserve">所以你以后数动词的时候，别一看到两个就慌。先问自己三句话：有没有非谓语？有没有并列连词？有没有引导词？三个问完，句子结构就清楚了。</w:t>
-      </w:r>
-    </w:p>
-    <w:p>
-      <w:pPr>
-        <w:spacing w:after="160" w:line="380"/>
-        <w:ind w:firstLine="480"/>
-      </w:pPr>
-      <w:r>
-        <w:rPr>
-          <w:rFonts w:ascii="SimSun" w:cs="SimSun" w:eastAsia="SimSun" w:hAnsi="SimSun"/>
-          <w:sz w:val="24"/>
-          <w:szCs w:val="24"/>
-        </w:rPr>
-        <w:t xml:space="preserve">我们看两道例题，都是长句子。</w:t>
+        <w:t xml:space="preserve">从句是一个句子套在另一个句子里面。</w:t>
+      </w:r>
+    </w:p>
+    <w:p>
+      <w:pPr>
+        <w:spacing w:after="160" w:line="380"/>
+        <w:ind w:firstLine="480"/>
+      </w:pPr>
+      <w:r>
+        <w:rPr>
+          <w:rFonts w:ascii="SimSun" w:cs="SimSun" w:eastAsia="SimSun" w:hAnsi="SimSun"/>
+          <w:sz w:val="24"/>
+          <w:szCs w:val="24"/>
+        </w:rPr>
+        <w:t xml:space="preserve">你要知道，从句自己有自己的主语和谓语。</w:t>
+      </w:r>
+    </w:p>
+    <w:p>
+      <w:pPr>
+        <w:spacing w:after="160" w:line="380"/>
+        <w:ind w:firstLine="480"/>
+      </w:pPr>
+      <w:r>
+        <w:rPr>
+          <w:rFonts w:ascii="SimSun" w:cs="SimSun" w:eastAsia="SimSun" w:hAnsi="SimSun"/>
+          <w:sz w:val="24"/>
+          <w:szCs w:val="24"/>
+        </w:rPr>
+        <w:t xml:space="preserve">所以整句话就出现了主句的谓语和从句的谓语。</w:t>
+      </w:r>
+    </w:p>
+    <w:p>
+      <w:pPr>
+        <w:spacing w:after="160" w:line="380"/>
+        <w:ind w:firstLine="480"/>
+      </w:pPr>
+      <w:r>
+        <w:rPr>
+          <w:rFonts w:ascii="SimSun" w:cs="SimSun" w:eastAsia="SimSun" w:hAnsi="SimSun"/>
+          <w:sz w:val="24"/>
+          <w:szCs w:val="24"/>
+        </w:rPr>
+        <w:t xml:space="preserve">比如 The book that I bought yesterday is very interesting。</w:t>
+      </w:r>
+    </w:p>
+    <w:p>
+      <w:pPr>
+        <w:spacing w:after="160" w:line="380"/>
+        <w:ind w:firstLine="480"/>
+      </w:pPr>
+      <w:r>
+        <w:rPr>
+          <w:rFonts w:ascii="SimSun" w:cs="SimSun" w:eastAsia="SimSun" w:hAnsi="SimSun"/>
+          <w:sz w:val="24"/>
+          <w:szCs w:val="24"/>
+        </w:rPr>
+        <w:t xml:space="preserve">主句的谓语是 is，从句 that I bought yesterday 里面的谓语是 bought。</w:t>
+      </w:r>
+    </w:p>
+    <w:p>
+      <w:pPr>
+        <w:spacing w:after="160" w:line="380"/>
+        <w:ind w:firstLine="480"/>
+      </w:pPr>
+      <w:r>
+        <w:rPr>
+          <w:rFonts w:ascii="SimSun" w:cs="SimSun" w:eastAsia="SimSun" w:hAnsi="SimSun"/>
+          <w:sz w:val="24"/>
+          <w:szCs w:val="24"/>
+        </w:rPr>
+        <w:t xml:space="preserve">你看，两个谓语分属两个层次，互不干扰。</w:t>
+      </w:r>
+    </w:p>
+    <w:p>
+      <w:pPr>
+        <w:spacing w:after="160" w:line="380"/>
+        <w:ind w:firstLine="480"/>
+      </w:pPr>
+      <w:r>
+        <w:rPr>
+          <w:rFonts w:ascii="SimSun" w:cs="SimSun" w:eastAsia="SimSun" w:hAnsi="SimSun"/>
+          <w:sz w:val="24"/>
+          <w:szCs w:val="24"/>
+        </w:rPr>
+        <w:t xml:space="preserve">从句这一大块是 Level 2 的核心内容，我们会用二十多节课讲。</w:t>
+      </w:r>
+    </w:p>
+    <w:p>
+      <w:pPr>
+        <w:spacing w:after="160" w:line="380"/>
+        <w:ind w:firstLine="480"/>
+      </w:pPr>
+      <w:r>
+        <w:rPr>
+          <w:rFonts w:ascii="SimSun" w:cs="SimSun" w:eastAsia="SimSun" w:hAnsi="SimSun"/>
+          <w:sz w:val="24"/>
+          <w:szCs w:val="24"/>
+        </w:rPr>
+        <w:t xml:space="preserve">今天你只要知道，看到引导词就说明后面有个从句，从句会自带一个谓语。</w:t>
+      </w:r>
+    </w:p>
+    <w:p>
+      <w:pPr>
+        <w:spacing w:after="160" w:line="380"/>
+        <w:ind w:firstLine="480"/>
+      </w:pPr>
+      <w:r>
+        <w:rPr>
+          <w:rFonts w:ascii="SimSun" w:cs="SimSun" w:eastAsia="SimSun" w:hAnsi="SimSun"/>
+          <w:sz w:val="24"/>
+          <w:szCs w:val="24"/>
+        </w:rPr>
+        <w:t xml:space="preserve">所以你以后数动词的时候，别一看到两个就慌。</w:t>
+      </w:r>
+    </w:p>
+    <w:p>
+      <w:pPr>
+        <w:spacing w:after="160" w:line="380"/>
+        <w:ind w:firstLine="480"/>
+      </w:pPr>
+      <w:r>
+        <w:rPr>
+          <w:rFonts w:ascii="SimSun" w:cs="SimSun" w:eastAsia="SimSun" w:hAnsi="SimSun"/>
+          <w:sz w:val="24"/>
+          <w:szCs w:val="24"/>
+        </w:rPr>
+        <w:t xml:space="preserve">先问自己三句话：有没有非谓语？有没有并列连词？有没有引导词？</w:t>
+      </w:r>
+    </w:p>
+    <w:p>
+      <w:pPr>
+        <w:spacing w:after="160" w:line="380"/>
+        <w:ind w:firstLine="480"/>
+      </w:pPr>
+      <w:r>
+        <w:rPr>
+          <w:rFonts w:ascii="SimSun" w:cs="SimSun" w:eastAsia="SimSun" w:hAnsi="SimSun"/>
+          <w:sz w:val="24"/>
+          <w:szCs w:val="24"/>
+        </w:rPr>
+        <w:t xml:space="preserve">三个问完，句子结构就清楚了。</w:t>
+      </w:r>
+    </w:p>
+    <w:p>
+      <w:pPr>
+        <w:spacing w:after="160" w:line="380"/>
+        <w:ind w:firstLine="480"/>
+      </w:pPr>
+      <w:r>
+        <w:rPr>
+          <w:rFonts w:ascii="SimSun" w:cs="SimSun" w:eastAsia="SimSun" w:hAnsi="SimSun"/>
+          <w:sz w:val="24"/>
+          <w:szCs w:val="24"/>
+        </w:rPr>
+        <w:t xml:space="preserve">方法讲完了。我们看两道例题，都是长句子。</w:t>
       </w:r>
     </w:p>
     <w:p>
@@ -1402,49 +2480,133 @@
           <w:sz w:val="24"/>
           <w:szCs w:val="24"/>
         </w:rPr>
-        <w:t xml:space="preserve">先自己划十五秒，再听老师走一遍。</w:t>
-      </w:r>
-    </w:p>
-    <w:p>
-      <w:pPr>
-        <w:spacing w:after="160" w:line="380"/>
-        <w:ind w:firstLine="480"/>
-      </w:pPr>
-      <w:r>
-        <w:rPr>
-          <w:rFonts w:ascii="SimSun" w:cs="SimSun" w:eastAsia="SimSun" w:hAnsi="SimSun"/>
-          <w:sz w:val="24"/>
-          <w:szCs w:val="24"/>
-        </w:rPr>
-        <w:t xml:space="preserve">第一步找谓语。句子里出现了 standing 和 gave。standing 长成 doing，不带时态，是非谓语。gave 是 give 的过去式，带时态，所以 gave 是谓语。</w:t>
-      </w:r>
-    </w:p>
-    <w:p>
-      <w:pPr>
-        <w:spacing w:after="160" w:line="380"/>
-        <w:ind w:firstLine="480"/>
-      </w:pPr>
-      <w:r>
-        <w:rPr>
-          <w:rFonts w:ascii="SimSun" w:cs="SimSun" w:eastAsia="SimSun" w:hAnsi="SimSun"/>
-          <w:sz w:val="24"/>
-          <w:szCs w:val="24"/>
-        </w:rPr>
-        <w:t xml:space="preserve">第二步找主语。gave 前面那一块是 The young teacher standing at the door of the classroom。里面 young 是形容词修饰 teacher，standing at the door of the classroom 是在说哪个老师，也修饰 teacher。两个都是定语，划掉。中心词是 teacher。</w:t>
-      </w:r>
-    </w:p>
-    <w:p>
-      <w:pPr>
-        <w:spacing w:after="160" w:line="380"/>
-        <w:ind w:firstLine="480"/>
-      </w:pPr>
-      <w:r>
-        <w:rPr>
-          <w:rFonts w:ascii="SimSun" w:cs="SimSun" w:eastAsia="SimSun" w:hAnsi="SimSun"/>
-          <w:sz w:val="24"/>
-          <w:szCs w:val="24"/>
-        </w:rPr>
-        <w:t xml:space="preserve">第三步看谓语后面。gave 后面跟了 the new students 和 a warm welcome。拎出来加 be 动词验一下，The new students are a warm welcome，新生们是热烈的欢迎，语法没错但意思讲不通。所以是双宾语，人宾是 the new students，物宾是 a warm welcome。</w:t>
+        <w:t xml:space="preserve">你先自己划十五秒，写在纸上，再听我走一遍。</w:t>
+      </w:r>
+    </w:p>
+    <w:p>
+      <w:pPr>
+        <w:spacing w:after="160" w:line="380"/>
+        <w:ind w:firstLine="480"/>
+      </w:pPr>
+      <w:r>
+        <w:rPr>
+          <w:rFonts w:ascii="SimSun" w:cs="SimSun" w:eastAsia="SimSun" w:hAnsi="SimSun"/>
+          <w:sz w:val="24"/>
+          <w:szCs w:val="24"/>
+        </w:rPr>
+        <w:t xml:space="preserve">第一步找谓语。句子里出现了 standing 和 gave。</w:t>
+      </w:r>
+    </w:p>
+    <w:p>
+      <w:pPr>
+        <w:spacing w:after="160" w:line="380"/>
+        <w:ind w:firstLine="480"/>
+      </w:pPr>
+      <w:r>
+        <w:rPr>
+          <w:rFonts w:ascii="SimSun" w:cs="SimSun" w:eastAsia="SimSun" w:hAnsi="SimSun"/>
+          <w:sz w:val="24"/>
+          <w:szCs w:val="24"/>
+        </w:rPr>
+        <w:t xml:space="preserve">standing 长成 doing，你看不出时候，所以不带时态，是非谓语。</w:t>
+      </w:r>
+    </w:p>
+    <w:p>
+      <w:pPr>
+        <w:spacing w:after="160" w:line="380"/>
+        <w:ind w:firstLine="480"/>
+      </w:pPr>
+      <w:r>
+        <w:rPr>
+          <w:rFonts w:ascii="SimSun" w:cs="SimSun" w:eastAsia="SimSun" w:hAnsi="SimSun"/>
+          <w:sz w:val="24"/>
+          <w:szCs w:val="24"/>
+        </w:rPr>
+        <w:t xml:space="preserve">gave 是 give 的过去式，带着一般过去时，所以 gave 是谓语。</w:t>
+      </w:r>
+    </w:p>
+    <w:p>
+      <w:pPr>
+        <w:spacing w:after="160" w:line="380"/>
+        <w:ind w:firstLine="480"/>
+      </w:pPr>
+      <w:r>
+        <w:rPr>
+          <w:rFonts w:ascii="SimSun" w:cs="SimSun" w:eastAsia="SimSun" w:hAnsi="SimSun"/>
+          <w:sz w:val="24"/>
+          <w:szCs w:val="24"/>
+        </w:rPr>
+        <w:t xml:space="preserve">第二步找主语。gave 前面那一块是 The young teacher standing at the door of the classroom。</w:t>
+      </w:r>
+    </w:p>
+    <w:p>
+      <w:pPr>
+        <w:spacing w:after="160" w:line="380"/>
+        <w:ind w:firstLine="480"/>
+      </w:pPr>
+      <w:r>
+        <w:rPr>
+          <w:rFonts w:ascii="SimSun" w:cs="SimSun" w:eastAsia="SimSun" w:hAnsi="SimSun"/>
+          <w:sz w:val="24"/>
+          <w:szCs w:val="24"/>
+        </w:rPr>
+        <w:t xml:space="preserve">里面 young 是形容词修饰 teacher，standing at the door of the classroom 是在说哪个老师，也修饰 teacher。</w:t>
+      </w:r>
+    </w:p>
+    <w:p>
+      <w:pPr>
+        <w:spacing w:after="160" w:line="380"/>
+        <w:ind w:firstLine="480"/>
+      </w:pPr>
+      <w:r>
+        <w:rPr>
+          <w:rFonts w:ascii="SimSun" w:cs="SimSun" w:eastAsia="SimSun" w:hAnsi="SimSun"/>
+          <w:sz w:val="24"/>
+          <w:szCs w:val="24"/>
+        </w:rPr>
+        <w:t xml:space="preserve">两个都是定语，你划掉。中心词是 teacher。</w:t>
+      </w:r>
+    </w:p>
+    <w:p>
+      <w:pPr>
+        <w:spacing w:after="160" w:line="380"/>
+        <w:ind w:firstLine="480"/>
+      </w:pPr>
+      <w:r>
+        <w:rPr>
+          <w:rFonts w:ascii="SimSun" w:cs="SimSun" w:eastAsia="SimSun" w:hAnsi="SimSun"/>
+          <w:sz w:val="24"/>
+          <w:szCs w:val="24"/>
+        </w:rPr>
+        <w:t xml:space="preserve">第三步看谓语后面。gave 后面跟了 the new students 和 a warm welcome。</w:t>
+      </w:r>
+    </w:p>
+    <w:p>
+      <w:pPr>
+        <w:spacing w:after="160" w:line="380"/>
+        <w:ind w:firstLine="480"/>
+      </w:pPr>
+      <w:r>
+        <w:rPr>
+          <w:rFonts w:ascii="SimSun" w:cs="SimSun" w:eastAsia="SimSun" w:hAnsi="SimSun"/>
+          <w:sz w:val="24"/>
+          <w:szCs w:val="24"/>
+        </w:rPr>
+        <w:t xml:space="preserve">拎出来加 be 动词验一下——The new students are a warm welcome，新生们是热烈的欢迎？语法没错但意思讲不通。</w:t>
+      </w:r>
+    </w:p>
+    <w:p>
+      <w:pPr>
+        <w:spacing w:after="160" w:line="380"/>
+        <w:ind w:firstLine="480"/>
+      </w:pPr>
+      <w:r>
+        <w:rPr>
+          <w:rFonts w:ascii="SimSun" w:cs="SimSun" w:eastAsia="SimSun" w:hAnsi="SimSun"/>
+          <w:sz w:val="24"/>
+          <w:szCs w:val="24"/>
+        </w:rPr>
+        <w:t xml:space="preserve">所以是双宾语，人宾是 the new students，物宾是 a warm welcome。</w:t>
       </w:r>
     </w:p>
     <w:p>
@@ -1472,21 +2634,21 @@
           <w:sz w:val="24"/>
           <w:szCs w:val="24"/>
         </w:rPr>
-        <w:t xml:space="preserve">答案是：主干是 The teacher gave the students a welcome，主谓双宾句型。</w:t>
-      </w:r>
-    </w:p>
-    <w:p>
-      <w:pPr>
-        <w:spacing w:after="160" w:line="380"/>
-        <w:ind w:firstLine="480"/>
-      </w:pPr>
-      <w:r>
-        <w:rPr>
-          <w:rFonts w:ascii="SimSun" w:cs="SimSun" w:eastAsia="SimSun" w:hAnsi="SimSun"/>
-          <w:sz w:val="24"/>
-          <w:szCs w:val="24"/>
-        </w:rPr>
-        <w:t xml:space="preserve">好，接下来第二道例题。</w:t>
+        <w:t xml:space="preserve">所以主干是 The teacher gave the students a welcome，主谓双宾句型。</w:t>
+      </w:r>
+    </w:p>
+    <w:p>
+      <w:pPr>
+        <w:spacing w:after="160" w:line="380"/>
+        <w:ind w:firstLine="480"/>
+      </w:pPr>
+      <w:r>
+        <w:rPr>
+          <w:rFonts w:ascii="SimSun" w:cs="SimSun" w:eastAsia="SimSun" w:hAnsi="SimSun"/>
+          <w:sz w:val="24"/>
+          <w:szCs w:val="24"/>
+        </w:rPr>
+        <w:t xml:space="preserve">好，接下来第二道例题。这道题我不提示了。</w:t>
       </w:r>
     </w:p>
     <w:p>
@@ -1530,49 +2692,119 @@
           <w:sz w:val="24"/>
           <w:szCs w:val="24"/>
         </w:rPr>
-        <w:t xml:space="preserve">这道题老师不提示，你先自己分析，暂停十五秒。</w:t>
-      </w:r>
-    </w:p>
-    <w:p>
-      <w:pPr>
-        <w:spacing w:after="160" w:line="380"/>
-        <w:ind w:firstLine="480"/>
-      </w:pPr>
-      <w:r>
-        <w:rPr>
-          <w:rFonts w:ascii="SimSun" w:cs="SimSun" w:eastAsia="SimSun" w:hAnsi="SimSun"/>
-          <w:sz w:val="24"/>
-          <w:szCs w:val="24"/>
-        </w:rPr>
-        <w:t xml:space="preserve">先数带时态的动词。was 带时态，playing 不带，felt 带时态。所以有两个谓语，was 和 felt。</w:t>
-      </w:r>
-    </w:p>
-    <w:p>
-      <w:pPr>
-        <w:spacing w:after="160" w:line="380"/>
-        <w:ind w:firstLine="480"/>
-      </w:pPr>
-      <w:r>
-        <w:rPr>
-          <w:rFonts w:ascii="SimSun" w:cs="SimSun" w:eastAsia="SimSun" w:hAnsi="SimSun"/>
-          <w:sz w:val="24"/>
-          <w:szCs w:val="24"/>
-        </w:rPr>
-        <w:t xml:space="preserve">为什么允许有两个？看句首的 Although。这是引导词，不是并列连词，它引出的是让步状语从句。所以 Although the weather was quite cold 是从句，was 是从句的谓语；后半句是主句，felt 是主句的谓语。</w:t>
-      </w:r>
-    </w:p>
-    <w:p>
-      <w:pPr>
-        <w:spacing w:after="160" w:line="380"/>
-        <w:ind w:firstLine="480"/>
-      </w:pPr>
-      <w:r>
-        <w:rPr>
-          <w:rFonts w:ascii="SimSun" w:cs="SimSun" w:eastAsia="SimSun" w:hAnsi="SimSun"/>
-          <w:sz w:val="24"/>
-          <w:szCs w:val="24"/>
-        </w:rPr>
-        <w:t xml:space="preserve">现在提主句的主干。主语是 the children playing in the yard，playing in the yard 是在说哪些孩子，是定语，划掉，中心词是 children。felt 是感官系动词，后面的 warm and excited 是形容词作表语。</w:t>
+        <w:t xml:space="preserve">你先自己分析，暂停十五秒，写在纸上。</w:t>
+      </w:r>
+    </w:p>
+    <w:p>
+      <w:pPr>
+        <w:spacing w:after="160" w:line="380"/>
+        <w:ind w:firstLine="480"/>
+      </w:pPr>
+      <w:r>
+        <w:rPr>
+          <w:rFonts w:ascii="SimSun" w:cs="SimSun" w:eastAsia="SimSun" w:hAnsi="SimSun"/>
+          <w:sz w:val="24"/>
+          <w:szCs w:val="24"/>
+        </w:rPr>
+        <w:t xml:space="preserve">先数带时态的动词。was 带着一般过去时，playing 不带时态，felt 是 feel 的过去式也带时态。</w:t>
+      </w:r>
+    </w:p>
+    <w:p>
+      <w:pPr>
+        <w:spacing w:after="160" w:line="380"/>
+        <w:ind w:firstLine="480"/>
+      </w:pPr>
+      <w:r>
+        <w:rPr>
+          <w:rFonts w:ascii="SimSun" w:cs="SimSun" w:eastAsia="SimSun" w:hAnsi="SimSun"/>
+          <w:sz w:val="24"/>
+          <w:szCs w:val="24"/>
+        </w:rPr>
+        <w:t xml:space="preserve">所以有两个谓语，was 和 felt。</w:t>
+      </w:r>
+    </w:p>
+    <w:p>
+      <w:pPr>
+        <w:spacing w:after="160" w:line="380"/>
+        <w:ind w:firstLine="480"/>
+      </w:pPr>
+      <w:r>
+        <w:rPr>
+          <w:rFonts w:ascii="SimSun" w:cs="SimSun" w:eastAsia="SimSun" w:hAnsi="SimSun"/>
+          <w:sz w:val="24"/>
+          <w:szCs w:val="24"/>
+        </w:rPr>
+        <w:t xml:space="preserve">为什么允许有两个？你看句首的 Although。</w:t>
+      </w:r>
+    </w:p>
+    <w:p>
+      <w:pPr>
+        <w:spacing w:after="160" w:line="380"/>
+        <w:ind w:firstLine="480"/>
+      </w:pPr>
+      <w:r>
+        <w:rPr>
+          <w:rFonts w:ascii="SimSun" w:cs="SimSun" w:eastAsia="SimSun" w:hAnsi="SimSun"/>
+          <w:sz w:val="24"/>
+          <w:szCs w:val="24"/>
+        </w:rPr>
+        <w:t xml:space="preserve">这是引导词，不是并列连词，它引出的是让步状语从句。</w:t>
+      </w:r>
+    </w:p>
+    <w:p>
+      <w:pPr>
+        <w:spacing w:after="160" w:line="380"/>
+        <w:ind w:firstLine="480"/>
+      </w:pPr>
+      <w:r>
+        <w:rPr>
+          <w:rFonts w:ascii="SimSun" w:cs="SimSun" w:eastAsia="SimSun" w:hAnsi="SimSun"/>
+          <w:sz w:val="24"/>
+          <w:szCs w:val="24"/>
+        </w:rPr>
+        <w:t xml:space="preserve">所以 Although the weather was quite cold 是从句，was 是从句的谓语；后半句是主句，felt 是主句的谓语。</w:t>
+      </w:r>
+    </w:p>
+    <w:p>
+      <w:pPr>
+        <w:spacing w:after="160" w:line="380"/>
+        <w:ind w:firstLine="480"/>
+      </w:pPr>
+      <w:r>
+        <w:rPr>
+          <w:rFonts w:ascii="SimSun" w:cs="SimSun" w:eastAsia="SimSun" w:hAnsi="SimSun"/>
+          <w:sz w:val="24"/>
+          <w:szCs w:val="24"/>
+        </w:rPr>
+        <w:t xml:space="preserve">现在提主句的主干。</w:t>
+      </w:r>
+    </w:p>
+    <w:p>
+      <w:pPr>
+        <w:spacing w:after="160" w:line="380"/>
+        <w:ind w:firstLine="480"/>
+      </w:pPr>
+      <w:r>
+        <w:rPr>
+          <w:rFonts w:ascii="SimSun" w:cs="SimSun" w:eastAsia="SimSun" w:hAnsi="SimSun"/>
+          <w:sz w:val="24"/>
+          <w:szCs w:val="24"/>
+        </w:rPr>
+        <w:t xml:space="preserve">主语是 the children playing in the yard，playing in the yard 是在说哪些孩子，是定语，划掉，中心词是 children。</w:t>
+      </w:r>
+    </w:p>
+    <w:p>
+      <w:pPr>
+        <w:spacing w:after="160" w:line="380"/>
+        <w:ind w:firstLine="480"/>
+      </w:pPr>
+      <w:r>
+        <w:rPr>
+          <w:rFonts w:ascii="SimSun" w:cs="SimSun" w:eastAsia="SimSun" w:hAnsi="SimSun"/>
+          <w:sz w:val="24"/>
+          <w:szCs w:val="24"/>
+        </w:rPr>
+        <w:t xml:space="preserve">felt 是感官系动词，后面的 warm and excited 是形容词作表语。</w:t>
       </w:r>
     </w:p>
     <w:p>
@@ -1600,119 +2832,147 @@
           <w:sz w:val="24"/>
           <w:szCs w:val="24"/>
         </w:rPr>
-        <w:t xml:space="preserve">答案是：两个谓语，was 和 felt；Although 引导让步状语从句；主句主干是 The children felt warm and excited，主系表句型。</w:t>
-      </w:r>
-    </w:p>
-    <w:p>
-      <w:pPr>
-        <w:spacing w:after="160" w:line="380"/>
-        <w:ind w:firstLine="480"/>
-      </w:pPr>
-      <w:r>
-        <w:rPr>
-          <w:rFonts w:ascii="SimSun" w:cs="SimSun" w:eastAsia="SimSun" w:hAnsi="SimSun"/>
-          <w:sz w:val="24"/>
-          <w:szCs w:val="24"/>
-        </w:rPr>
-        <w:t xml:space="preserve">两道例题做完了。今天的内容收一下，一共五条。</w:t>
-      </w:r>
-    </w:p>
-    <w:p>
-      <w:pPr>
-        <w:spacing w:after="160" w:line="380"/>
-        <w:ind w:firstLine="480"/>
-      </w:pPr>
-      <w:r>
-        <w:rPr>
-          <w:rFonts w:ascii="SimSun" w:cs="SimSun" w:eastAsia="SimSun" w:hAnsi="SimSun"/>
-          <w:sz w:val="24"/>
-          <w:szCs w:val="24"/>
-        </w:rPr>
-        <w:t xml:space="preserve">第一，主干就是主语、谓语、宾语、表语、宾补这些骨架成分。定语、状语、同位语全是挂件，提主干的时候一律划掉。</w:t>
-      </w:r>
-    </w:p>
-    <w:p>
-      <w:pPr>
-        <w:spacing w:after="160" w:line="380"/>
-        <w:ind w:firstLine="480"/>
-      </w:pPr>
-      <w:r>
-        <w:rPr>
-          <w:rFonts w:ascii="SimSun" w:cs="SimSun" w:eastAsia="SimSun" w:hAnsi="SimSun"/>
-          <w:sz w:val="24"/>
-          <w:szCs w:val="24"/>
-        </w:rPr>
-        <w:t xml:space="preserve">第二，提主干四步走：找谓语，找主语中心词，看谓语后面剩什么定句型，划掉所有修饰成分。</w:t>
-      </w:r>
-    </w:p>
-    <w:p>
-      <w:pPr>
-        <w:spacing w:after="160" w:line="380"/>
-        <w:ind w:firstLine="480"/>
-      </w:pPr>
-      <w:r>
-        <w:rPr>
-          <w:rFonts w:ascii="SimSun" w:cs="SimSun" w:eastAsia="SimSun" w:hAnsi="SimSun"/>
-          <w:sz w:val="24"/>
-          <w:szCs w:val="24"/>
-        </w:rPr>
-        <w:t xml:space="preserve">第三，一个简单句有且只有一个谓语，因为一个句子只能有一套时态。</w:t>
-      </w:r>
-    </w:p>
-    <w:p>
-      <w:pPr>
-        <w:spacing w:after="160" w:line="380"/>
-        <w:ind w:firstLine="480"/>
-      </w:pPr>
-      <w:r>
-        <w:rPr>
-          <w:rFonts w:ascii="SimSun" w:cs="SimSun" w:eastAsia="SimSun" w:hAnsi="SimSun"/>
-          <w:sz w:val="24"/>
-          <w:szCs w:val="24"/>
-        </w:rPr>
-        <w:t xml:space="preserve">第四，一个句子里出现多个动词只有三种可能：多出来的是非谓语，或者这是并列句，或者这是复合句里有从句。</w:t>
-      </w:r>
-    </w:p>
-    <w:p>
-      <w:pPr>
-        <w:spacing w:after="160" w:line="380"/>
-        <w:ind w:firstLine="480"/>
-      </w:pPr>
-      <w:r>
-        <w:rPr>
-          <w:rFonts w:ascii="SimSun" w:cs="SimSun" w:eastAsia="SimSun" w:hAnsi="SimSun"/>
-          <w:sz w:val="24"/>
-          <w:szCs w:val="24"/>
-        </w:rPr>
-        <w:t xml:space="preserve">好，第五，判断的时候先问三句话：有没有非谓语，有没有并列连词，有没有引导词。</w:t>
-      </w:r>
-    </w:p>
-    <w:p>
-      <w:pPr>
-        <w:spacing w:after="160" w:line="380"/>
-        <w:ind w:firstLine="480"/>
-      </w:pPr>
-      <w:r>
-        <w:rPr>
-          <w:rFonts w:ascii="SimSun" w:cs="SimSun" w:eastAsia="SimSun" w:hAnsi="SimSun"/>
-          <w:sz w:val="24"/>
-          <w:szCs w:val="24"/>
-        </w:rPr>
-        <w:t xml:space="preserve">句子结构这个板块到今天全部讲完了。从下节课开始，我们进入词法部分，先讲名词。</w:t>
-      </w:r>
-    </w:p>
-    <w:p>
-      <w:pPr>
-        <w:spacing w:after="160" w:line="380"/>
-        <w:ind w:firstLine="480"/>
-      </w:pPr>
-      <w:r>
-        <w:rPr>
-          <w:rFonts w:ascii="SimSun" w:cs="SimSun" w:eastAsia="SimSun" w:hAnsi="SimSun"/>
-          <w:sz w:val="24"/>
-          <w:szCs w:val="24"/>
-        </w:rPr>
-        <w:t xml:space="preserve">下面是六道随堂练习题。先自己做，做完再听讲解。</w:t>
+        <w:t xml:space="preserve">两道例题做完了。今天的内容我给你捋一遍，抓住五句话就够了。</w:t>
+      </w:r>
+    </w:p>
+    <w:p>
+      <w:pPr>
+        <w:spacing w:after="160" w:line="380"/>
+        <w:ind w:firstLine="480"/>
+      </w:pPr>
+      <w:r>
+        <w:rPr>
+          <w:rFonts w:ascii="SimSun" w:cs="SimSun" w:eastAsia="SimSun" w:hAnsi="SimSun"/>
+          <w:sz w:val="24"/>
+          <w:szCs w:val="24"/>
+        </w:rPr>
+        <w:t xml:space="preserve">第一句。主干就是主语、谓语、宾语、表语、宾补这些骨架成分。</w:t>
+      </w:r>
+    </w:p>
+    <w:p>
+      <w:pPr>
+        <w:spacing w:after="160" w:line="380"/>
+        <w:ind w:firstLine="480"/>
+      </w:pPr>
+      <w:r>
+        <w:rPr>
+          <w:rFonts w:ascii="SimSun" w:cs="SimSun" w:eastAsia="SimSun" w:hAnsi="SimSun"/>
+          <w:sz w:val="24"/>
+          <w:szCs w:val="24"/>
+        </w:rPr>
+        <w:t xml:space="preserve">定语、状语、同位语全是挂件，你提主干的时候一律划掉。</w:t>
+      </w:r>
+    </w:p>
+    <w:p>
+      <w:pPr>
+        <w:spacing w:after="160" w:line="380"/>
+        <w:ind w:firstLine="480"/>
+      </w:pPr>
+      <w:r>
+        <w:rPr>
+          <w:rFonts w:ascii="SimSun" w:cs="SimSun" w:eastAsia="SimSun" w:hAnsi="SimSun"/>
+          <w:sz w:val="24"/>
+          <w:szCs w:val="24"/>
+        </w:rPr>
+        <w:t xml:space="preserve">第二句，提主干四步走。</w:t>
+      </w:r>
+    </w:p>
+    <w:p>
+      <w:pPr>
+        <w:spacing w:after="160" w:line="380"/>
+        <w:ind w:firstLine="480"/>
+      </w:pPr>
+      <w:r>
+        <w:rPr>
+          <w:rFonts w:ascii="SimSun" w:cs="SimSun" w:eastAsia="SimSun" w:hAnsi="SimSun"/>
+          <w:sz w:val="24"/>
+          <w:szCs w:val="24"/>
+        </w:rPr>
+        <w:t xml:space="preserve">你记牢：找谓语，找主语中心词，看谓语后面剩什么定句型，划掉所有修饰成分。</w:t>
+      </w:r>
+    </w:p>
+    <w:p>
+      <w:pPr>
+        <w:spacing w:after="160" w:line="380"/>
+        <w:ind w:firstLine="480"/>
+      </w:pPr>
+      <w:r>
+        <w:rPr>
+          <w:rFonts w:ascii="SimSun" w:cs="SimSun" w:eastAsia="SimSun" w:hAnsi="SimSun"/>
+          <w:sz w:val="24"/>
+          <w:szCs w:val="24"/>
+        </w:rPr>
+        <w:t xml:space="preserve">第三句。一个简单句有且只有一个谓语，因为一个句子只能有一套时态。</w:t>
+      </w:r>
+    </w:p>
+    <w:p>
+      <w:pPr>
+        <w:spacing w:after="160" w:line="380"/>
+        <w:ind w:firstLine="480"/>
+      </w:pPr>
+      <w:r>
+        <w:rPr>
+          <w:rFonts w:ascii="SimSun" w:cs="SimSun" w:eastAsia="SimSun" w:hAnsi="SimSun"/>
+          <w:sz w:val="24"/>
+          <w:szCs w:val="24"/>
+        </w:rPr>
+        <w:t xml:space="preserve">第四句。一个句子里出现多个动词只有三种可能。</w:t>
+      </w:r>
+    </w:p>
+    <w:p>
+      <w:pPr>
+        <w:spacing w:after="160" w:line="380"/>
+        <w:ind w:firstLine="480"/>
+      </w:pPr>
+      <w:r>
+        <w:rPr>
+          <w:rFonts w:ascii="SimSun" w:cs="SimSun" w:eastAsia="SimSun" w:hAnsi="SimSun"/>
+          <w:sz w:val="24"/>
+          <w:szCs w:val="24"/>
+        </w:rPr>
+        <w:t xml:space="preserve">多出来的是非谓语，或者这是并列句，或者这是复合句里有从句。</w:t>
+      </w:r>
+    </w:p>
+    <w:p>
+      <w:pPr>
+        <w:spacing w:after="160" w:line="380"/>
+        <w:ind w:firstLine="480"/>
+      </w:pPr>
+      <w:r>
+        <w:rPr>
+          <w:rFonts w:ascii="SimSun" w:cs="SimSun" w:eastAsia="SimSun" w:hAnsi="SimSun"/>
+          <w:sz w:val="24"/>
+          <w:szCs w:val="24"/>
+        </w:rPr>
+        <w:t xml:space="preserve">第五句。判断的时候你先问三句话：有没有非谓语，有没有并列连词，有没有引导词。</w:t>
+      </w:r>
+    </w:p>
+    <w:p>
+      <w:pPr>
+        <w:spacing w:after="160" w:line="380"/>
+        <w:ind w:firstLine="480"/>
+      </w:pPr>
+      <w:r>
+        <w:rPr>
+          <w:rFonts w:ascii="SimSun" w:cs="SimSun" w:eastAsia="SimSun" w:hAnsi="SimSun"/>
+          <w:sz w:val="24"/>
+          <w:szCs w:val="24"/>
+        </w:rPr>
+        <w:t xml:space="preserve">道理都讲完了，接下来就该你上手了。</w:t>
+      </w:r>
+    </w:p>
+    <w:p>
+      <w:pPr>
+        <w:spacing w:after="160" w:line="380"/>
+        <w:ind w:firstLine="480"/>
+      </w:pPr>
+      <w:r>
+        <w:rPr>
+          <w:rFonts w:ascii="SimSun" w:cs="SimSun" w:eastAsia="SimSun" w:hAnsi="SimSun"/>
+          <w:sz w:val="24"/>
+          <w:szCs w:val="24"/>
+        </w:rPr>
+        <w:t xml:space="preserve">下面是六道随堂练习题。还是那句话，每道先自己做，做完再听我讲。</w:t>
       </w:r>
     </w:p>
     <w:p>
@@ -1770,7 +3030,119 @@
           <w:sz w:val="24"/>
           <w:szCs w:val="24"/>
         </w:rPr>
-        <w:t xml:space="preserve">先找谓语。has become 带着时态，是谓语。前面那一块 The tall building next to the park 是主语，里面 tall 是形容词修饰 building，next to the park 是在说哪栋楼，也修饰 building，两个都是定语，划掉，中心词是 building。become 是变化类系动词，后面跟表语，the tallest one 是表语，说明这栋楼是什么。in this small city 是修饰 one 的定语，划掉。</w:t>
+        <w:t xml:space="preserve">这道题你先暂停，自己划一遍。</w:t>
+      </w:r>
+    </w:p>
+    <w:p>
+      <w:pPr>
+        <w:spacing w:after="160" w:line="380"/>
+        <w:ind w:firstLine="480"/>
+      </w:pPr>
+      <w:r>
+        <w:rPr>
+          <w:rFonts w:ascii="SimSun" w:cs="SimSun" w:eastAsia="SimSun" w:hAnsi="SimSun"/>
+          <w:sz w:val="24"/>
+          <w:szCs w:val="24"/>
+        </w:rPr>
+        <w:t xml:space="preserve">划好了吗？先找谓语。</w:t>
+      </w:r>
+    </w:p>
+    <w:p>
+      <w:pPr>
+        <w:spacing w:after="160" w:line="380"/>
+        <w:ind w:firstLine="480"/>
+      </w:pPr>
+      <w:r>
+        <w:rPr>
+          <w:rFonts w:ascii="SimSun" w:cs="SimSun" w:eastAsia="SimSun" w:hAnsi="SimSun"/>
+          <w:sz w:val="24"/>
+          <w:szCs w:val="24"/>
+        </w:rPr>
+        <w:t xml:space="preserve">has become 带着现在完成时的时态，所以它是谓语。</w:t>
+      </w:r>
+    </w:p>
+    <w:p>
+      <w:pPr>
+        <w:spacing w:after="160" w:line="380"/>
+        <w:ind w:firstLine="480"/>
+      </w:pPr>
+      <w:r>
+        <w:rPr>
+          <w:rFonts w:ascii="SimSun" w:cs="SimSun" w:eastAsia="SimSun" w:hAnsi="SimSun"/>
+          <w:sz w:val="24"/>
+          <w:szCs w:val="24"/>
+        </w:rPr>
+        <w:t xml:space="preserve">前面那一块 The tall building next to the park 是主语。</w:t>
+      </w:r>
+    </w:p>
+    <w:p>
+      <w:pPr>
+        <w:spacing w:after="160" w:line="380"/>
+        <w:ind w:firstLine="480"/>
+      </w:pPr>
+      <w:r>
+        <w:rPr>
+          <w:rFonts w:ascii="SimSun" w:cs="SimSun" w:eastAsia="SimSun" w:hAnsi="SimSun"/>
+          <w:sz w:val="24"/>
+          <w:szCs w:val="24"/>
+        </w:rPr>
+        <w:t xml:space="preserve">里面 tall 是形容词修饰 building，next to the park 是在说哪栋楼，也修饰 building。</w:t>
+      </w:r>
+    </w:p>
+    <w:p>
+      <w:pPr>
+        <w:spacing w:after="160" w:line="380"/>
+        <w:ind w:firstLine="480"/>
+      </w:pPr>
+      <w:r>
+        <w:rPr>
+          <w:rFonts w:ascii="SimSun" w:cs="SimSun" w:eastAsia="SimSun" w:hAnsi="SimSun"/>
+          <w:sz w:val="24"/>
+          <w:szCs w:val="24"/>
+        </w:rPr>
+        <w:t xml:space="preserve">两个都是定语，你划掉，中心词是 building。</w:t>
+      </w:r>
+    </w:p>
+    <w:p>
+      <w:pPr>
+        <w:spacing w:after="160" w:line="380"/>
+        <w:ind w:firstLine="480"/>
+      </w:pPr>
+      <w:r>
+        <w:rPr>
+          <w:rFonts w:ascii="SimSun" w:cs="SimSun" w:eastAsia="SimSun" w:hAnsi="SimSun"/>
+          <w:sz w:val="24"/>
+          <w:szCs w:val="24"/>
+        </w:rPr>
+        <w:t xml:space="preserve">become 是变化类系动词，后面跟表语。the tallest one 是表语，说明这栋楼是什么。</w:t>
+      </w:r>
+    </w:p>
+    <w:p>
+      <w:pPr>
+        <w:spacing w:after="160" w:line="380"/>
+        <w:ind w:firstLine="480"/>
+      </w:pPr>
+      <w:r>
+        <w:rPr>
+          <w:rFonts w:ascii="SimSun" w:cs="SimSun" w:eastAsia="SimSun" w:hAnsi="SimSun"/>
+          <w:sz w:val="24"/>
+          <w:szCs w:val="24"/>
+        </w:rPr>
+        <w:t xml:space="preserve">in this small city 是修饰 one 的定语，也划掉。</w:t>
+      </w:r>
+    </w:p>
+    <w:p>
+      <w:pPr>
+        <w:spacing w:after="160" w:line="380"/>
+        <w:ind w:firstLine="480"/>
+      </w:pPr>
+      <w:r>
+        <w:rPr>
+          <w:rFonts w:ascii="SimSun" w:cs="SimSun" w:eastAsia="SimSun" w:hAnsi="SimSun"/>
+          <w:sz w:val="24"/>
+          <w:szCs w:val="24"/>
+        </w:rPr>
+        <w:t xml:space="preserve">所以主干是 The building has become the tallest one，主系表句型。</w:t>
       </w:r>
     </w:p>
     <w:p>
@@ -1828,7 +3200,119 @@
           <w:sz w:val="24"/>
           <w:szCs w:val="24"/>
         </w:rPr>
-        <w:t xml:space="preserve">先数谓语。后半句有 looks，带时态，是谓语。谓语已经有了，那句首这个空只能是非谓语。它在干什么活？说的是在什么条件下村子像幅画——从山顶上看的时候。修饰的是整个情况，所以是状语。用现在分词还是过去分词？看主动被动。村子是被看的，不是自己看，所以用过去分词。</w:t>
+        <w:t xml:space="preserve">先自己写一个答案。</w:t>
+      </w:r>
+    </w:p>
+    <w:p>
+      <w:pPr>
+        <w:spacing w:after="160" w:line="380"/>
+        <w:ind w:firstLine="480"/>
+      </w:pPr>
+      <w:r>
+        <w:rPr>
+          <w:rFonts w:ascii="SimSun" w:cs="SimSun" w:eastAsia="SimSun" w:hAnsi="SimSun"/>
+          <w:sz w:val="24"/>
+          <w:szCs w:val="24"/>
+        </w:rPr>
+        <w:t xml:space="preserve">写好了？先数谓语。</w:t>
+      </w:r>
+    </w:p>
+    <w:p>
+      <w:pPr>
+        <w:spacing w:after="160" w:line="380"/>
+        <w:ind w:firstLine="480"/>
+      </w:pPr>
+      <w:r>
+        <w:rPr>
+          <w:rFonts w:ascii="SimSun" w:cs="SimSun" w:eastAsia="SimSun" w:hAnsi="SimSun"/>
+          <w:sz w:val="24"/>
+          <w:szCs w:val="24"/>
+        </w:rPr>
+        <w:t xml:space="preserve">后半句有 looks，带着一般现在时的 s，所以它是谓语。</w:t>
+      </w:r>
+    </w:p>
+    <w:p>
+      <w:pPr>
+        <w:spacing w:after="160" w:line="380"/>
+        <w:ind w:firstLine="480"/>
+      </w:pPr>
+      <w:r>
+        <w:rPr>
+          <w:rFonts w:ascii="SimSun" w:cs="SimSun" w:eastAsia="SimSun" w:hAnsi="SimSun"/>
+          <w:sz w:val="24"/>
+          <w:szCs w:val="24"/>
+        </w:rPr>
+        <w:t xml:space="preserve">谓语已经有了，那句首这个空只能是非谓语。</w:t>
+      </w:r>
+    </w:p>
+    <w:p>
+      <w:pPr>
+        <w:spacing w:after="160" w:line="380"/>
+        <w:ind w:firstLine="480"/>
+      </w:pPr>
+      <w:r>
+        <w:rPr>
+          <w:rFonts w:ascii="SimSun" w:cs="SimSun" w:eastAsia="SimSun" w:hAnsi="SimSun"/>
+          <w:sz w:val="24"/>
+          <w:szCs w:val="24"/>
+        </w:rPr>
+        <w:t xml:space="preserve">它在干什么活？说的是在什么条件下村子像幅画——从山顶上看的时候。</w:t>
+      </w:r>
+    </w:p>
+    <w:p>
+      <w:pPr>
+        <w:spacing w:after="160" w:line="380"/>
+        <w:ind w:firstLine="480"/>
+      </w:pPr>
+      <w:r>
+        <w:rPr>
+          <w:rFonts w:ascii="SimSun" w:cs="SimSun" w:eastAsia="SimSun" w:hAnsi="SimSun"/>
+          <w:sz w:val="24"/>
+          <w:szCs w:val="24"/>
+        </w:rPr>
+        <w:t xml:space="preserve">修饰的是整个情况，所以是状语。</w:t>
+      </w:r>
+    </w:p>
+    <w:p>
+      <w:pPr>
+        <w:spacing w:after="160" w:line="380"/>
+        <w:ind w:firstLine="480"/>
+      </w:pPr>
+      <w:r>
+        <w:rPr>
+          <w:rFonts w:ascii="SimSun" w:cs="SimSun" w:eastAsia="SimSun" w:hAnsi="SimSun"/>
+          <w:sz w:val="24"/>
+          <w:szCs w:val="24"/>
+        </w:rPr>
+        <w:t xml:space="preserve">那用现在分词还是过去分词？你看主动被动。</w:t>
+      </w:r>
+    </w:p>
+    <w:p>
+      <w:pPr>
+        <w:spacing w:after="160" w:line="380"/>
+        <w:ind w:firstLine="480"/>
+      </w:pPr>
+      <w:r>
+        <w:rPr>
+          <w:rFonts w:ascii="SimSun" w:cs="SimSun" w:eastAsia="SimSun" w:hAnsi="SimSun"/>
+          <w:sz w:val="24"/>
+          <w:szCs w:val="24"/>
+        </w:rPr>
+        <w:t xml:space="preserve">村子是被看的，不是自己看，所以用过去分词。</w:t>
+      </w:r>
+    </w:p>
+    <w:p>
+      <w:pPr>
+        <w:spacing w:after="160" w:line="380"/>
+        <w:ind w:firstLine="480"/>
+      </w:pPr>
+      <w:r>
+        <w:rPr>
+          <w:rFonts w:ascii="SimSun" w:cs="SimSun" w:eastAsia="SimSun" w:hAnsi="SimSun"/>
+          <w:sz w:val="24"/>
+          <w:szCs w:val="24"/>
+        </w:rPr>
+        <w:t xml:space="preserve">所以这儿填 Seen，句首要大写。</w:t>
       </w:r>
     </w:p>
     <w:p>
@@ -1886,7 +3370,147 @@
           <w:sz w:val="24"/>
           <w:szCs w:val="24"/>
         </w:rPr>
-        <w:t xml:space="preserve">数带时态的动词。explained 带时态，found 带时态，to understand 是不定式不带时态。所以有两个谓语。为什么可以有两个？看中间的 but。but 是并列连词，它连接的是两个地位平等的简单句，所以这是并列句，每个简单句各有一个谓语，不违反规则。另外提醒一下，后半句的 found it difficult to understand 里，it 是形式宾语，difficult 是宾补，真正的宾语是 to understand。</w:t>
+        <w:t xml:space="preserve">这道题你先自己数，写在纸上。</w:t>
+      </w:r>
+    </w:p>
+    <w:p>
+      <w:pPr>
+        <w:spacing w:after="160" w:line="380"/>
+        <w:ind w:firstLine="480"/>
+      </w:pPr>
+      <w:r>
+        <w:rPr>
+          <w:rFonts w:ascii="SimSun" w:cs="SimSun" w:eastAsia="SimSun" w:hAnsi="SimSun"/>
+          <w:sz w:val="24"/>
+          <w:szCs w:val="24"/>
+        </w:rPr>
+        <w:t xml:space="preserve">写完了吗？我们数带时态的动词。</w:t>
+      </w:r>
+    </w:p>
+    <w:p>
+      <w:pPr>
+        <w:spacing w:after="160" w:line="380"/>
+        <w:ind w:firstLine="480"/>
+      </w:pPr>
+      <w:r>
+        <w:rPr>
+          <w:rFonts w:ascii="SimSun" w:cs="SimSun" w:eastAsia="SimSun" w:hAnsi="SimSun"/>
+          <w:sz w:val="24"/>
+          <w:szCs w:val="24"/>
+        </w:rPr>
+        <w:t xml:space="preserve">explained 带着一般过去时，found 也带着一般过去时，to understand 是不定式不带时态。</w:t>
+      </w:r>
+    </w:p>
+    <w:p>
+      <w:pPr>
+        <w:spacing w:after="160" w:line="380"/>
+        <w:ind w:firstLine="480"/>
+      </w:pPr>
+      <w:r>
+        <w:rPr>
+          <w:rFonts w:ascii="SimSun" w:cs="SimSun" w:eastAsia="SimSun" w:hAnsi="SimSun"/>
+          <w:sz w:val="24"/>
+          <w:szCs w:val="24"/>
+        </w:rPr>
+        <w:t xml:space="preserve">所以有两个谓语。</w:t>
+      </w:r>
+    </w:p>
+    <w:p>
+      <w:pPr>
+        <w:spacing w:after="160" w:line="380"/>
+        <w:ind w:firstLine="480"/>
+      </w:pPr>
+      <w:r>
+        <w:rPr>
+          <w:rFonts w:ascii="SimSun" w:cs="SimSun" w:eastAsia="SimSun" w:hAnsi="SimSun"/>
+          <w:sz w:val="24"/>
+          <w:szCs w:val="24"/>
+        </w:rPr>
+        <w:t xml:space="preserve">为什么可以有两个？你看中间的 but。</w:t>
+      </w:r>
+    </w:p>
+    <w:p>
+      <w:pPr>
+        <w:spacing w:after="160" w:line="380"/>
+        <w:ind w:firstLine="480"/>
+      </w:pPr>
+      <w:r>
+        <w:rPr>
+          <w:rFonts w:ascii="SimSun" w:cs="SimSun" w:eastAsia="SimSun" w:hAnsi="SimSun"/>
+          <w:sz w:val="24"/>
+          <w:szCs w:val="24"/>
+        </w:rPr>
+        <w:t xml:space="preserve">but 是并列连词，它连接的是两个地位平等的简单句，所以这是并列句。</w:t>
+      </w:r>
+    </w:p>
+    <w:p>
+      <w:pPr>
+        <w:spacing w:after="160" w:line="380"/>
+        <w:ind w:firstLine="480"/>
+      </w:pPr>
+      <w:r>
+        <w:rPr>
+          <w:rFonts w:ascii="SimSun" w:cs="SimSun" w:eastAsia="SimSun" w:hAnsi="SimSun"/>
+          <w:sz w:val="24"/>
+          <w:szCs w:val="24"/>
+        </w:rPr>
+        <w:t xml:space="preserve">每个简单句各有一个谓语，不违反规则。</w:t>
+      </w:r>
+    </w:p>
+    <w:p>
+      <w:pPr>
+        <w:spacing w:after="160" w:line="380"/>
+        <w:ind w:firstLine="480"/>
+      </w:pPr>
+      <w:r>
+        <w:rPr>
+          <w:rFonts w:ascii="SimSun" w:cs="SimSun" w:eastAsia="SimSun" w:hAnsi="SimSun"/>
+          <w:sz w:val="24"/>
+          <w:szCs w:val="24"/>
+        </w:rPr>
+        <w:t xml:space="preserve">另外我提醒你一下，后半句的 found it difficult to understand 这个结构。</w:t>
+      </w:r>
+    </w:p>
+    <w:p>
+      <w:pPr>
+        <w:spacing w:after="160" w:line="380"/>
+        <w:ind w:firstLine="480"/>
+      </w:pPr>
+      <w:r>
+        <w:rPr>
+          <w:rFonts w:ascii="SimSun" w:cs="SimSun" w:eastAsia="SimSun" w:hAnsi="SimSun"/>
+          <w:sz w:val="24"/>
+          <w:szCs w:val="24"/>
+        </w:rPr>
+        <w:t xml:space="preserve">真正要说的是「理解这件事很难」，可这一块太长，所以先用 it 顶住宾语位置。</w:t>
+      </w:r>
+    </w:p>
+    <w:p>
+      <w:pPr>
+        <w:spacing w:after="160" w:line="380"/>
+        <w:ind w:firstLine="480"/>
+      </w:pPr>
+      <w:r>
+        <w:rPr>
+          <w:rFonts w:ascii="SimSun" w:cs="SimSun" w:eastAsia="SimSun" w:hAnsi="SimSun"/>
+          <w:sz w:val="24"/>
+          <w:szCs w:val="24"/>
+        </w:rPr>
+        <w:t xml:space="preserve">所以这时候 it 只是个占位的，叫形式宾语；difficult 是宾补，真正的宾语是后面那个 to understand。</w:t>
+      </w:r>
+    </w:p>
+    <w:p>
+      <w:pPr>
+        <w:spacing w:after="160" w:line="380"/>
+        <w:ind w:firstLine="480"/>
+      </w:pPr>
+      <w:r>
+        <w:rPr>
+          <w:rFonts w:ascii="SimSun" w:cs="SimSun" w:eastAsia="SimSun" w:hAnsi="SimSun"/>
+          <w:sz w:val="24"/>
+          <w:szCs w:val="24"/>
+        </w:rPr>
+        <w:t xml:space="preserve">所以这道题有两个谓语，explained 和 found，因为 but 让它成了并列句。</w:t>
       </w:r>
     </w:p>
     <w:p>
@@ -1944,7 +3568,105 @@
           <w:sz w:val="24"/>
           <w:szCs w:val="24"/>
         </w:rPr>
-        <w:t xml:space="preserve">先看动词。written 长成 done 的样子，不带时态，是非谓语，它跟在 letters 后面，说的是哪些信，是定语。所以整句话的谓语就是括号里这个。定主语中心词：written by my grandmother during the war 全部是定语，划掉，剩下 The letters，复数。信是被保存的，用被动。所以填复数的 be 动词加过去分词，句子已经给了 kept，那空里填 are。</w:t>
+        <w:t xml:space="preserve">先自己写一个。</w:t>
+      </w:r>
+    </w:p>
+    <w:p>
+      <w:pPr>
+        <w:spacing w:after="160" w:line="380"/>
+        <w:ind w:firstLine="480"/>
+      </w:pPr>
+      <w:r>
+        <w:rPr>
+          <w:rFonts w:ascii="SimSun" w:cs="SimSun" w:eastAsia="SimSun" w:hAnsi="SimSun"/>
+          <w:sz w:val="24"/>
+          <w:szCs w:val="24"/>
+        </w:rPr>
+        <w:t xml:space="preserve">写好了？先看动词。</w:t>
+      </w:r>
+    </w:p>
+    <w:p>
+      <w:pPr>
+        <w:spacing w:after="160" w:line="380"/>
+        <w:ind w:firstLine="480"/>
+      </w:pPr>
+      <w:r>
+        <w:rPr>
+          <w:rFonts w:ascii="SimSun" w:cs="SimSun" w:eastAsia="SimSun" w:hAnsi="SimSun"/>
+          <w:sz w:val="24"/>
+          <w:szCs w:val="24"/>
+        </w:rPr>
+        <w:t xml:space="preserve">written 长成 done 的样子，你看不出时候，所以不带时态，是非谓语。</w:t>
+      </w:r>
+    </w:p>
+    <w:p>
+      <w:pPr>
+        <w:spacing w:after="160" w:line="380"/>
+        <w:ind w:firstLine="480"/>
+      </w:pPr>
+      <w:r>
+        <w:rPr>
+          <w:rFonts w:ascii="SimSun" w:cs="SimSun" w:eastAsia="SimSun" w:hAnsi="SimSun"/>
+          <w:sz w:val="24"/>
+          <w:szCs w:val="24"/>
+        </w:rPr>
+        <w:t xml:space="preserve">它跟在 letters 后面，说的是哪些信，是定语。</w:t>
+      </w:r>
+    </w:p>
+    <w:p>
+      <w:pPr>
+        <w:spacing w:after="160" w:line="380"/>
+        <w:ind w:firstLine="480"/>
+      </w:pPr>
+      <w:r>
+        <w:rPr>
+          <w:rFonts w:ascii="SimSun" w:cs="SimSun" w:eastAsia="SimSun" w:hAnsi="SimSun"/>
+          <w:sz w:val="24"/>
+          <w:szCs w:val="24"/>
+        </w:rPr>
+        <w:t xml:space="preserve">所以整句话的谓语就是括号里这个。</w:t>
+      </w:r>
+    </w:p>
+    <w:p>
+      <w:pPr>
+        <w:spacing w:after="160" w:line="380"/>
+        <w:ind w:firstLine="480"/>
+      </w:pPr>
+      <w:r>
+        <w:rPr>
+          <w:rFonts w:ascii="SimSun" w:cs="SimSun" w:eastAsia="SimSun" w:hAnsi="SimSun"/>
+          <w:sz w:val="24"/>
+          <w:szCs w:val="24"/>
+        </w:rPr>
+        <w:t xml:space="preserve">再定主语中心词：written by my grandmother during the war 全部是定语，你划掉，剩下 The letters，复数。</w:t>
+      </w:r>
+    </w:p>
+    <w:p>
+      <w:pPr>
+        <w:spacing w:after="160" w:line="380"/>
+        <w:ind w:firstLine="480"/>
+      </w:pPr>
+      <w:r>
+        <w:rPr>
+          <w:rFonts w:ascii="SimSun" w:cs="SimSun" w:eastAsia="SimSun" w:hAnsi="SimSun"/>
+          <w:sz w:val="24"/>
+          <w:szCs w:val="24"/>
+        </w:rPr>
+        <w:t xml:space="preserve">信是被保存的，用被动。</w:t>
+      </w:r>
+    </w:p>
+    <w:p>
+      <w:pPr>
+        <w:spacing w:after="160" w:line="380"/>
+        <w:ind w:firstLine="480"/>
+      </w:pPr>
+      <w:r>
+        <w:rPr>
+          <w:rFonts w:ascii="SimSun" w:cs="SimSun" w:eastAsia="SimSun" w:hAnsi="SimSun"/>
+          <w:sz w:val="24"/>
+          <w:szCs w:val="24"/>
+        </w:rPr>
+        <w:t xml:space="preserve">所以这儿填 are，跟后面的 kept 合起来构成被动语态。</w:t>
       </w:r>
     </w:p>
     <w:p>
@@ -2017,7 +3739,133 @@
           <w:sz w:val="24"/>
           <w:szCs w:val="24"/>
         </w:rPr>
-        <w:t xml:space="preserve">看谓语后面各剩什么。A 项，kept 后面是 the room 和 clean and tidy。拎出来加 be 动词验一下，The room is clean and tidy，房间干净整洁，语法对逻辑也对。所以 clean and tidy 是宾补，属于骨架，不能划。主干是 He kept the room clean and tidy。B 项，the room key 是一个整体，房间钥匙，room 在这里是名词作定语修饰 key，中心词是 key，所以宾语是 the room key 不是 the room。C 项，kept 后面只有 the room 一个宾语，for two more nights 说的是保留多久，修饰动作，是状语，可以划掉。划完正好剩 He kept the room。</w:t>
+        <w:t xml:space="preserve">这道题是选择题，你先圈一个。</w:t>
+      </w:r>
+    </w:p>
+    <w:p>
+      <w:pPr>
+        <w:spacing w:after="160" w:line="380"/>
+        <w:ind w:firstLine="480"/>
+      </w:pPr>
+      <w:r>
+        <w:rPr>
+          <w:rFonts w:ascii="SimSun" w:cs="SimSun" w:eastAsia="SimSun" w:hAnsi="SimSun"/>
+          <w:sz w:val="24"/>
+          <w:szCs w:val="24"/>
+        </w:rPr>
+        <w:t xml:space="preserve">圈好了？我们看谓语后面各剩什么。</w:t>
+      </w:r>
+    </w:p>
+    <w:p>
+      <w:pPr>
+        <w:spacing w:after="160" w:line="380"/>
+        <w:ind w:firstLine="480"/>
+      </w:pPr>
+      <w:r>
+        <w:rPr>
+          <w:rFonts w:ascii="SimSun" w:cs="SimSun" w:eastAsia="SimSun" w:hAnsi="SimSun"/>
+          <w:sz w:val="24"/>
+          <w:szCs w:val="24"/>
+        </w:rPr>
+        <w:t xml:space="preserve">A 项，kept 后面是 the room 和 clean and tidy。</w:t>
+      </w:r>
+    </w:p>
+    <w:p>
+      <w:pPr>
+        <w:spacing w:after="160" w:line="380"/>
+        <w:ind w:firstLine="480"/>
+      </w:pPr>
+      <w:r>
+        <w:rPr>
+          <w:rFonts w:ascii="SimSun" w:cs="SimSun" w:eastAsia="SimSun" w:hAnsi="SimSun"/>
+          <w:sz w:val="24"/>
+          <w:szCs w:val="24"/>
+        </w:rPr>
+        <w:t xml:space="preserve">拎出来加 be 动词——The room is clean and tidy，房间干净整洁，语法对逻辑也对。</w:t>
+      </w:r>
+    </w:p>
+    <w:p>
+      <w:pPr>
+        <w:spacing w:after="160" w:line="380"/>
+        <w:ind w:firstLine="480"/>
+      </w:pPr>
+      <w:r>
+        <w:rPr>
+          <w:rFonts w:ascii="SimSun" w:cs="SimSun" w:eastAsia="SimSun" w:hAnsi="SimSun"/>
+          <w:sz w:val="24"/>
+          <w:szCs w:val="24"/>
+        </w:rPr>
+        <w:t xml:space="preserve">所以 clean and tidy 是宾语补足语，属于骨架，不能划。主干是 He kept the room clean and tidy。</w:t>
+      </w:r>
+    </w:p>
+    <w:p>
+      <w:pPr>
+        <w:spacing w:after="160" w:line="380"/>
+        <w:ind w:firstLine="480"/>
+      </w:pPr>
+      <w:r>
+        <w:rPr>
+          <w:rFonts w:ascii="SimSun" w:cs="SimSun" w:eastAsia="SimSun" w:hAnsi="SimSun"/>
+          <w:sz w:val="24"/>
+          <w:szCs w:val="24"/>
+        </w:rPr>
+        <w:t xml:space="preserve">B 项，the room key 是一个整体，房间钥匙。room 在这里是名词作定语修饰 key，中心词是 key。</w:t>
+      </w:r>
+    </w:p>
+    <w:p>
+      <w:pPr>
+        <w:spacing w:after="160" w:line="380"/>
+        <w:ind w:firstLine="480"/>
+      </w:pPr>
+      <w:r>
+        <w:rPr>
+          <w:rFonts w:ascii="SimSun" w:cs="SimSun" w:eastAsia="SimSun" w:hAnsi="SimSun"/>
+          <w:sz w:val="24"/>
+          <w:szCs w:val="24"/>
+        </w:rPr>
+        <w:t xml:space="preserve">所以宾语是 the room key，不是 the room。</w:t>
+      </w:r>
+    </w:p>
+    <w:p>
+      <w:pPr>
+        <w:spacing w:after="160" w:line="380"/>
+        <w:ind w:firstLine="480"/>
+      </w:pPr>
+      <w:r>
+        <w:rPr>
+          <w:rFonts w:ascii="SimSun" w:cs="SimSun" w:eastAsia="SimSun" w:hAnsi="SimSun"/>
+          <w:sz w:val="24"/>
+          <w:szCs w:val="24"/>
+        </w:rPr>
+        <w:t xml:space="preserve">C 项，kept 后面只有 the room 一个宾语。for two more nights 说的是保留多久，修饰动作，是状语，可以划掉。</w:t>
+      </w:r>
+    </w:p>
+    <w:p>
+      <w:pPr>
+        <w:spacing w:after="160" w:line="380"/>
+        <w:ind w:firstLine="480"/>
+      </w:pPr>
+      <w:r>
+        <w:rPr>
+          <w:rFonts w:ascii="SimSun" w:cs="SimSun" w:eastAsia="SimSun" w:hAnsi="SimSun"/>
+          <w:sz w:val="24"/>
+          <w:szCs w:val="24"/>
+        </w:rPr>
+        <w:t xml:space="preserve">划完正好剩 He kept the room。</w:t>
+      </w:r>
+    </w:p>
+    <w:p>
+      <w:pPr>
+        <w:spacing w:after="160" w:line="380"/>
+        <w:ind w:firstLine="480"/>
+      </w:pPr>
+      <w:r>
+        <w:rPr>
+          <w:rFonts w:ascii="SimSun" w:cs="SimSun" w:eastAsia="SimSun" w:hAnsi="SimSun"/>
+          <w:sz w:val="24"/>
+          <w:szCs w:val="24"/>
+        </w:rPr>
+        <w:t xml:space="preserve">所以这道题选 C。</w:t>
       </w:r>
     </w:p>
     <w:p>
@@ -2075,77 +3923,329 @@
           <w:sz w:val="24"/>
           <w:szCs w:val="24"/>
         </w:rPr>
-        <w:t xml:space="preserve">数一下带时态的动词。stood 带时态，looked 也带时态。两个谓语，那这就得是并列句或者复合句。可是中间只有一个逗号，既没有并列连词，也没有引导词。光靠一个逗号是连不起两个句子的，这在英语里叫逗号粘连，是错的。改法有两种：一是加并列连词，写成 stood by the window and looked at；二是把后面那个改成非谓语，写成 looking at，让它变成伴随状语。两种都对。</w:t>
-      </w:r>
-    </w:p>
-    <w:p>
-      <w:pPr>
-        <w:spacing w:after="160" w:line="380"/>
-        <w:ind w:firstLine="480"/>
-      </w:pPr>
-      <w:r>
-        <w:rPr>
-          <w:rFonts w:ascii="SimSun" w:cs="SimSun" w:eastAsia="SimSun" w:hAnsi="SimSun"/>
-          <w:sz w:val="24"/>
-          <w:szCs w:val="24"/>
-        </w:rPr>
-        <w:t xml:space="preserve">那六道题全部做完了。老师最后强调三个必须条件反射去检查的地方。</w:t>
-      </w:r>
-    </w:p>
-    <w:p>
-      <w:pPr>
-        <w:spacing w:after="160" w:line="380"/>
-        <w:ind w:firstLine="480"/>
-      </w:pPr>
-      <w:r>
-        <w:rPr>
-          <w:rFonts w:ascii="SimSun" w:cs="SimSun" w:eastAsia="SimSun" w:hAnsi="SimSun"/>
-          <w:sz w:val="24"/>
-          <w:szCs w:val="24"/>
-        </w:rPr>
-        <w:t xml:space="preserve">好，第一，拿到长句子，第一件事永远是找带时态的动词。找到谓语，整个句子就有了坐标。</w:t>
-      </w:r>
-    </w:p>
-    <w:p>
-      <w:pPr>
-        <w:spacing w:after="160" w:line="380"/>
-        <w:ind w:firstLine="480"/>
-      </w:pPr>
-      <w:r>
-        <w:rPr>
-          <w:rFonts w:ascii="SimSun" w:cs="SimSun" w:eastAsia="SimSun" w:hAnsi="SimSun"/>
-          <w:sz w:val="24"/>
-          <w:szCs w:val="24"/>
-        </w:rPr>
-        <w:t xml:space="preserve">接着说，第二，看到句子里有两个以上带时态的动词，立刻找并列连词或者引导词。两个都没有，那这句话就是错的。</w:t>
-      </w:r>
-    </w:p>
-    <w:p>
-      <w:pPr>
-        <w:spacing w:after="160" w:line="380"/>
-        <w:ind w:firstLine="480"/>
-      </w:pPr>
-      <w:r>
-        <w:rPr>
-          <w:rFonts w:ascii="SimSun" w:cs="SimSun" w:eastAsia="SimSun" w:hAnsi="SimSun"/>
-          <w:sz w:val="24"/>
-          <w:szCs w:val="24"/>
-        </w:rPr>
-        <w:t xml:space="preserve">再看，第三，划修饰成分的时候盯住四个标志：介词开头的一串、逗号隔开的一块、分词开头的一串、还有所有副词。</w:t>
-      </w:r>
-    </w:p>
-    <w:p>
-      <w:pPr>
-        <w:spacing w:after="160" w:line="380"/>
-        <w:ind w:firstLine="480"/>
-      </w:pPr>
-      <w:r>
-        <w:rPr>
-          <w:rFonts w:ascii="SimSun" w:cs="SimSun" w:eastAsia="SimSun" w:hAnsi="SimSun"/>
-          <w:sz w:val="24"/>
-          <w:szCs w:val="24"/>
-        </w:rPr>
-        <w:t xml:space="preserve">句子结构板块到此结束，下节课我们开始讲名词。下节课见。</w:t>
+        <w:t xml:space="preserve">最后一道，你先自己找，把错的地方圈出来。</w:t>
+      </w:r>
+    </w:p>
+    <w:p>
+      <w:pPr>
+        <w:spacing w:after="160" w:line="380"/>
+        <w:ind w:firstLine="480"/>
+      </w:pPr>
+      <w:r>
+        <w:rPr>
+          <w:rFonts w:ascii="SimSun" w:cs="SimSun" w:eastAsia="SimSun" w:hAnsi="SimSun"/>
+          <w:sz w:val="24"/>
+          <w:szCs w:val="24"/>
+        </w:rPr>
+        <w:t xml:space="preserve">圈好了吗？我们数一下带时态的动词。</w:t>
+      </w:r>
+    </w:p>
+    <w:p>
+      <w:pPr>
+        <w:spacing w:after="160" w:line="380"/>
+        <w:ind w:firstLine="480"/>
+      </w:pPr>
+      <w:r>
+        <w:rPr>
+          <w:rFonts w:ascii="SimSun" w:cs="SimSun" w:eastAsia="SimSun" w:hAnsi="SimSun"/>
+          <w:sz w:val="24"/>
+          <w:szCs w:val="24"/>
+        </w:rPr>
+        <w:t xml:space="preserve">stood 带着一般过去时，looked 也带着一般过去时。</w:t>
+      </w:r>
+    </w:p>
+    <w:p>
+      <w:pPr>
+        <w:spacing w:after="160" w:line="380"/>
+        <w:ind w:firstLine="480"/>
+      </w:pPr>
+      <w:r>
+        <w:rPr>
+          <w:rFonts w:ascii="SimSun" w:cs="SimSun" w:eastAsia="SimSun" w:hAnsi="SimSun"/>
+          <w:sz w:val="24"/>
+          <w:szCs w:val="24"/>
+        </w:rPr>
+        <w:t xml:space="preserve">两个谓语，那这就得是并列句或者复合句。</w:t>
+      </w:r>
+    </w:p>
+    <w:p>
+      <w:pPr>
+        <w:spacing w:after="160" w:line="380"/>
+        <w:ind w:firstLine="480"/>
+      </w:pPr>
+      <w:r>
+        <w:rPr>
+          <w:rFonts w:ascii="SimSun" w:cs="SimSun" w:eastAsia="SimSun" w:hAnsi="SimSun"/>
+          <w:sz w:val="24"/>
+          <w:szCs w:val="24"/>
+        </w:rPr>
+        <w:t xml:space="preserve">可你看中间只有一个逗号，既没有并列连词，也没有引导词。</w:t>
+      </w:r>
+    </w:p>
+    <w:p>
+      <w:pPr>
+        <w:spacing w:after="160" w:line="380"/>
+        <w:ind w:firstLine="480"/>
+      </w:pPr>
+      <w:r>
+        <w:rPr>
+          <w:rFonts w:ascii="SimSun" w:cs="SimSun" w:eastAsia="SimSun" w:hAnsi="SimSun"/>
+          <w:sz w:val="24"/>
+          <w:szCs w:val="24"/>
+        </w:rPr>
+        <w:t xml:space="preserve">光靠一个逗号是连不起两个句子的，这在英语里叫逗号粘连，是错的。</w:t>
+      </w:r>
+    </w:p>
+    <w:p>
+      <w:pPr>
+        <w:spacing w:after="160" w:line="380"/>
+        <w:ind w:firstLine="480"/>
+      </w:pPr>
+      <w:r>
+        <w:rPr>
+          <w:rFonts w:ascii="SimSun" w:cs="SimSun" w:eastAsia="SimSun" w:hAnsi="SimSun"/>
+          <w:sz w:val="24"/>
+          <w:szCs w:val="24"/>
+        </w:rPr>
+        <w:t xml:space="preserve">改法有两种：一是加并列连词，写成 stood by the window and looked at；</w:t>
+      </w:r>
+    </w:p>
+    <w:p>
+      <w:pPr>
+        <w:spacing w:after="160" w:line="380"/>
+        <w:ind w:firstLine="480"/>
+      </w:pPr>
+      <w:r>
+        <w:rPr>
+          <w:rFonts w:ascii="SimSun" w:cs="SimSun" w:eastAsia="SimSun" w:hAnsi="SimSun"/>
+          <w:sz w:val="24"/>
+          <w:szCs w:val="24"/>
+        </w:rPr>
+        <w:t xml:space="preserve">二是把后面那个改成非谓语，写成 looking at，让它变成伴随状语。两种都对。</w:t>
+      </w:r>
+    </w:p>
+    <w:p>
+      <w:pPr>
+        <w:spacing w:after="160" w:line="380"/>
+        <w:ind w:firstLine="480"/>
+      </w:pPr>
+      <w:r>
+        <w:rPr>
+          <w:rFonts w:ascii="SimSun" w:cs="SimSun" w:eastAsia="SimSun" w:hAnsi="SimSun"/>
+          <w:sz w:val="24"/>
+          <w:szCs w:val="24"/>
+        </w:rPr>
+        <w:t xml:space="preserve">所以你把 looked 改成 looking，或者在逗号后面加个 and，都可以。</w:t>
+      </w:r>
+    </w:p>
+    <w:p>
+      <w:pPr>
+        <w:spacing w:after="160" w:line="380"/>
+        <w:ind w:firstLine="480"/>
+      </w:pPr>
+      <w:r>
+        <w:rPr>
+          <w:rFonts w:ascii="SimSun" w:cs="SimSun" w:eastAsia="SimSun" w:hAnsi="SimSun"/>
+          <w:sz w:val="24"/>
+          <w:szCs w:val="24"/>
+        </w:rPr>
+        <w:t xml:space="preserve">六道题全部做完了。</w:t>
+      </w:r>
+    </w:p>
+    <w:p>
+      <w:pPr>
+        <w:spacing w:after="160" w:line="380"/>
+        <w:ind w:firstLine="480"/>
+      </w:pPr>
+      <w:r>
+        <w:rPr>
+          <w:rFonts w:ascii="SimSun" w:cs="SimSun" w:eastAsia="SimSun" w:hAnsi="SimSun"/>
+          <w:sz w:val="24"/>
+          <w:szCs w:val="24"/>
+        </w:rPr>
+        <w:t xml:space="preserve">开场我跟你说过，高考阅读那些三四行的长句，你不会拆就永远读不快。</w:t>
+      </w:r>
+    </w:p>
+    <w:p>
+      <w:pPr>
+        <w:spacing w:after="160" w:line="380"/>
+        <w:ind w:firstLine="480"/>
+      </w:pPr>
+      <w:r>
+        <w:rPr>
+          <w:rFonts w:ascii="SimSun" w:cs="SimSun" w:eastAsia="SimSun" w:hAnsi="SimSun"/>
+          <w:sz w:val="24"/>
+          <w:szCs w:val="24"/>
+        </w:rPr>
+        <w:t xml:space="preserve">现在你回头看看今天这十四道题——是不是全在练同一套动作：找谓语，找主语中心词，看谓语后面剩什么，划掉所有修饰。</w:t>
+      </w:r>
+    </w:p>
+    <w:p>
+      <w:pPr>
+        <w:spacing w:after="160" w:line="380"/>
+        <w:ind w:firstLine="480"/>
+      </w:pPr>
+      <w:r>
+        <w:rPr>
+          <w:rFonts w:ascii="SimSun" w:cs="SimSun" w:eastAsia="SimSun" w:hAnsi="SimSun"/>
+          <w:sz w:val="24"/>
+          <w:szCs w:val="24"/>
+        </w:rPr>
+        <w:t xml:space="preserve">开场我还说过，语法填空也靠这个。</w:t>
+      </w:r>
+    </w:p>
+    <w:p>
+      <w:pPr>
+        <w:spacing w:after="160" w:line="380"/>
+        <w:ind w:firstLine="480"/>
+      </w:pPr>
+      <w:r>
+        <w:rPr>
+          <w:rFonts w:ascii="SimSun" w:cs="SimSun" w:eastAsia="SimSun" w:hAnsi="SimSun"/>
+          <w:sz w:val="24"/>
+          <w:szCs w:val="24"/>
+        </w:rPr>
+        <w:t xml:space="preserve">你想想：要填时态，得先知道谁是谓语；要填单复数，得先知道主语的中心词是单是复。</w:t>
+      </w:r>
+    </w:p>
+    <w:p>
+      <w:pPr>
+        <w:spacing w:after="160" w:line="380"/>
+        <w:ind w:firstLine="480"/>
+      </w:pPr>
+      <w:r>
+        <w:rPr>
+          <w:rFonts w:ascii="SimSun" w:cs="SimSun" w:eastAsia="SimSun" w:hAnsi="SimSun"/>
+          <w:sz w:val="24"/>
+          <w:szCs w:val="24"/>
+        </w:rPr>
+        <w:t xml:space="preserve">这两件事，今天这四步全都替你解决了。</w:t>
+      </w:r>
+    </w:p>
+    <w:p>
+      <w:pPr>
+        <w:spacing w:after="160" w:line="380"/>
+        <w:ind w:firstLine="480"/>
+      </w:pPr>
+      <w:r>
+        <w:rPr>
+          <w:rFonts w:ascii="SimSun" w:cs="SimSun" w:eastAsia="SimSun" w:hAnsi="SimSun"/>
+          <w:sz w:val="24"/>
+          <w:szCs w:val="24"/>
+        </w:rPr>
+        <w:t xml:space="preserve">这四步练成肌肉记忆，再长的句子你都能几秒钟看出骨架。</w:t>
+      </w:r>
+    </w:p>
+    <w:p>
+      <w:pPr>
+        <w:spacing w:after="160" w:line="380"/>
+        <w:ind w:firstLine="480"/>
+      </w:pPr>
+      <w:r>
+        <w:rPr>
+          <w:rFonts w:ascii="SimSun" w:cs="SimSun" w:eastAsia="SimSun" w:hAnsi="SimSun"/>
+          <w:sz w:val="24"/>
+          <w:szCs w:val="24"/>
+        </w:rPr>
+        <w:t xml:space="preserve">我最后强调三个地方，做题的时候你必须条件反射去检查。</w:t>
+      </w:r>
+    </w:p>
+    <w:p>
+      <w:pPr>
+        <w:spacing w:after="160" w:line="380"/>
+        <w:ind w:firstLine="480"/>
+      </w:pPr>
+      <w:r>
+        <w:rPr>
+          <w:rFonts w:ascii="SimSun" w:cs="SimSun" w:eastAsia="SimSun" w:hAnsi="SimSun"/>
+          <w:sz w:val="24"/>
+          <w:szCs w:val="24"/>
+        </w:rPr>
+        <w:t xml:space="preserve">第一，拿到长句子，你第一件事永远是找带时态的动词。</w:t>
+      </w:r>
+    </w:p>
+    <w:p>
+      <w:pPr>
+        <w:spacing w:after="160" w:line="380"/>
+        <w:ind w:firstLine="480"/>
+      </w:pPr>
+      <w:r>
+        <w:rPr>
+          <w:rFonts w:ascii="SimSun" w:cs="SimSun" w:eastAsia="SimSun" w:hAnsi="SimSun"/>
+          <w:sz w:val="24"/>
+          <w:szCs w:val="24"/>
+        </w:rPr>
+        <w:t xml:space="preserve">找到谓语，整个句子就有了坐标。</w:t>
+      </w:r>
+    </w:p>
+    <w:p>
+      <w:pPr>
+        <w:spacing w:after="160" w:line="380"/>
+        <w:ind w:firstLine="480"/>
+      </w:pPr>
+      <w:r>
+        <w:rPr>
+          <w:rFonts w:ascii="SimSun" w:cs="SimSun" w:eastAsia="SimSun" w:hAnsi="SimSun"/>
+          <w:sz w:val="24"/>
+          <w:szCs w:val="24"/>
+        </w:rPr>
+        <w:t xml:space="preserve">第二，看到句子里有两个以上带时态的动词，你立刻找并列连词或者引导词。两个都没有，那这句话就是错的。</w:t>
+      </w:r>
+    </w:p>
+    <w:p>
+      <w:pPr>
+        <w:spacing w:after="160" w:line="380"/>
+        <w:ind w:firstLine="480"/>
+      </w:pPr>
+      <w:r>
+        <w:rPr>
+          <w:rFonts w:ascii="SimSun" w:cs="SimSun" w:eastAsia="SimSun" w:hAnsi="SimSun"/>
+          <w:sz w:val="24"/>
+          <w:szCs w:val="24"/>
+        </w:rPr>
+        <w:t xml:space="preserve">第三，划修饰成分的时候你盯住四个标志。</w:t>
+      </w:r>
+    </w:p>
+    <w:p>
+      <w:pPr>
+        <w:spacing w:after="160" w:line="380"/>
+        <w:ind w:firstLine="480"/>
+      </w:pPr>
+      <w:r>
+        <w:rPr>
+          <w:rFonts w:ascii="SimSun" w:cs="SimSun" w:eastAsia="SimSun" w:hAnsi="SimSun"/>
+          <w:sz w:val="24"/>
+          <w:szCs w:val="24"/>
+        </w:rPr>
+        <w:t xml:space="preserve">介词开头的一串、逗号隔开的一块、分词开头的一串、还有所有副词。</w:t>
+      </w:r>
+    </w:p>
+    <w:p>
+      <w:pPr>
+        <w:spacing w:after="160" w:line="380"/>
+        <w:ind w:firstLine="480"/>
+      </w:pPr>
+      <w:r>
+        <w:rPr>
+          <w:rFonts w:ascii="SimSun" w:cs="SimSun" w:eastAsia="SimSun" w:hAnsi="SimSun"/>
+          <w:sz w:val="24"/>
+          <w:szCs w:val="24"/>
+        </w:rPr>
+        <w:t xml:space="preserve">到今天为止，句子结构这个板块全部讲完了。</w:t>
+      </w:r>
+    </w:p>
+    <w:p>
+      <w:pPr>
+        <w:spacing w:after="160" w:line="380"/>
+        <w:ind w:firstLine="480"/>
+      </w:pPr>
+      <w:r>
+        <w:rPr>
+          <w:rFonts w:ascii="SimSun" w:cs="SimSun" w:eastAsia="SimSun" w:hAnsi="SimSun"/>
+          <w:sz w:val="24"/>
+          <w:szCs w:val="24"/>
+        </w:rPr>
+        <w:t xml:space="preserve">从下节课开始，我们进入词法部分，第一站是名词。下节课见。</w:t>
       </w:r>
     </w:p>
     <w:sectPr>

--- a/docs/Level1/高中英语语法切片-Level1-第07课-句子主干提取.docx
+++ b/docs/Level1/高中英语语法切片-Level1-第07课-句子主干提取.docx
@@ -3016,133 +3016,161 @@
           <w:sz w:val="24"/>
           <w:szCs w:val="24"/>
         </w:rPr>
-        <w:t xml:space="preserve">题目：写出下面句子的主干。The tall building next to the park has become the tallest one in this small city.</w:t>
-      </w:r>
-    </w:p>
-    <w:p>
-      <w:pPr>
-        <w:spacing w:after="160" w:line="380"/>
-        <w:ind w:firstLine="480"/>
-      </w:pPr>
-      <w:r>
-        <w:rPr>
-          <w:rFonts w:ascii="SimSun" w:cs="SimSun" w:eastAsia="SimSun" w:hAnsi="SimSun"/>
-          <w:sz w:val="24"/>
-          <w:szCs w:val="24"/>
-        </w:rPr>
-        <w:t xml:space="preserve">这道题你先暂停，自己划一遍。</w:t>
-      </w:r>
-    </w:p>
-    <w:p>
-      <w:pPr>
-        <w:spacing w:after="160" w:line="380"/>
-        <w:ind w:firstLine="480"/>
-      </w:pPr>
-      <w:r>
-        <w:rPr>
-          <w:rFonts w:ascii="SimSun" w:cs="SimSun" w:eastAsia="SimSun" w:hAnsi="SimSun"/>
-          <w:sz w:val="24"/>
-          <w:szCs w:val="24"/>
-        </w:rPr>
-        <w:t xml:space="preserve">划好了吗？先找谓语。</w:t>
-      </w:r>
-    </w:p>
-    <w:p>
-      <w:pPr>
-        <w:spacing w:after="160" w:line="380"/>
-        <w:ind w:firstLine="480"/>
-      </w:pPr>
-      <w:r>
-        <w:rPr>
-          <w:rFonts w:ascii="SimSun" w:cs="SimSun" w:eastAsia="SimSun" w:hAnsi="SimSun"/>
-          <w:sz w:val="24"/>
-          <w:szCs w:val="24"/>
-        </w:rPr>
-        <w:t xml:space="preserve">has become 带着现在完成时的时态，所以它是谓语。</w:t>
-      </w:r>
-    </w:p>
-    <w:p>
-      <w:pPr>
-        <w:spacing w:after="160" w:line="380"/>
-        <w:ind w:firstLine="480"/>
-      </w:pPr>
-      <w:r>
-        <w:rPr>
-          <w:rFonts w:ascii="SimSun" w:cs="SimSun" w:eastAsia="SimSun" w:hAnsi="SimSun"/>
-          <w:sz w:val="24"/>
-          <w:szCs w:val="24"/>
-        </w:rPr>
-        <w:t xml:space="preserve">前面那一块 The tall building next to the park 是主语。</w:t>
-      </w:r>
-    </w:p>
-    <w:p>
-      <w:pPr>
-        <w:spacing w:after="160" w:line="380"/>
-        <w:ind w:firstLine="480"/>
-      </w:pPr>
-      <w:r>
-        <w:rPr>
-          <w:rFonts w:ascii="SimSun" w:cs="SimSun" w:eastAsia="SimSun" w:hAnsi="SimSun"/>
-          <w:sz w:val="24"/>
-          <w:szCs w:val="24"/>
-        </w:rPr>
-        <w:t xml:space="preserve">里面 tall 是形容词修饰 building，next to the park 是在说哪栋楼，也修饰 building。</w:t>
-      </w:r>
-    </w:p>
-    <w:p>
-      <w:pPr>
-        <w:spacing w:after="160" w:line="380"/>
-        <w:ind w:firstLine="480"/>
-      </w:pPr>
-      <w:r>
-        <w:rPr>
-          <w:rFonts w:ascii="SimSun" w:cs="SimSun" w:eastAsia="SimSun" w:hAnsi="SimSun"/>
-          <w:sz w:val="24"/>
-          <w:szCs w:val="24"/>
-        </w:rPr>
-        <w:t xml:space="preserve">两个都是定语，你划掉，中心词是 building。</w:t>
-      </w:r>
-    </w:p>
-    <w:p>
-      <w:pPr>
-        <w:spacing w:after="160" w:line="380"/>
-        <w:ind w:firstLine="480"/>
-      </w:pPr>
-      <w:r>
-        <w:rPr>
-          <w:rFonts w:ascii="SimSun" w:cs="SimSun" w:eastAsia="SimSun" w:hAnsi="SimSun"/>
-          <w:sz w:val="24"/>
-          <w:szCs w:val="24"/>
-        </w:rPr>
-        <w:t xml:space="preserve">become 是变化类系动词，后面跟表语。the tallest one 是表语，说明这栋楼是什么。</w:t>
-      </w:r>
-    </w:p>
-    <w:p>
-      <w:pPr>
-        <w:spacing w:after="160" w:line="380"/>
-        <w:ind w:firstLine="480"/>
-      </w:pPr>
-      <w:r>
-        <w:rPr>
-          <w:rFonts w:ascii="SimSun" w:cs="SimSun" w:eastAsia="SimSun" w:hAnsi="SimSun"/>
-          <w:sz w:val="24"/>
-          <w:szCs w:val="24"/>
-        </w:rPr>
-        <w:t xml:space="preserve">in this small city 是修饰 one 的定语，也划掉。</w:t>
-      </w:r>
-    </w:p>
-    <w:p>
-      <w:pPr>
-        <w:spacing w:after="160" w:line="380"/>
-        <w:ind w:firstLine="480"/>
-      </w:pPr>
-      <w:r>
-        <w:rPr>
-          <w:rFonts w:ascii="SimSun" w:cs="SimSun" w:eastAsia="SimSun" w:hAnsi="SimSun"/>
-          <w:sz w:val="24"/>
-          <w:szCs w:val="24"/>
-        </w:rPr>
-        <w:t xml:space="preserve">所以主干是 The building has become the tallest one，主系表句型。</w:t>
+        <w:t xml:space="preserve">题目：下面这句话里有三个动词形式。请说出哪个是谓语，另外两个各是什么。Hearing the news, the manager decided to hold a meeting at once.</w:t>
+      </w:r>
+    </w:p>
+    <w:p>
+      <w:pPr>
+        <w:spacing w:after="160" w:line="380"/>
+        <w:ind w:firstLine="480"/>
+      </w:pPr>
+      <w:r>
+        <w:rPr>
+          <w:rFonts w:ascii="SimSun" w:cs="SimSun" w:eastAsia="SimSun" w:hAnsi="SimSun"/>
+          <w:sz w:val="24"/>
+          <w:szCs w:val="24"/>
+        </w:rPr>
+        <w:t xml:space="preserve">这道题你先暂停，自己标一遍。</w:t>
+      </w:r>
+    </w:p>
+    <w:p>
+      <w:pPr>
+        <w:spacing w:after="160" w:line="380"/>
+        <w:ind w:firstLine="480"/>
+      </w:pPr>
+      <w:r>
+        <w:rPr>
+          <w:rFonts w:ascii="SimSun" w:cs="SimSun" w:eastAsia="SimSun" w:hAnsi="SimSun"/>
+          <w:sz w:val="24"/>
+          <w:szCs w:val="24"/>
+        </w:rPr>
+        <w:t xml:space="preserve">标好了吗？我们数一数：Hearing、decided、to hold，三个动词形式。</w:t>
+      </w:r>
+    </w:p>
+    <w:p>
+      <w:pPr>
+        <w:spacing w:after="160" w:line="380"/>
+        <w:ind w:firstLine="480"/>
+      </w:pPr>
+      <w:r>
+        <w:rPr>
+          <w:rFonts w:ascii="SimSun" w:cs="SimSun" w:eastAsia="SimSun" w:hAnsi="SimSun"/>
+          <w:sz w:val="24"/>
+          <w:szCs w:val="24"/>
+        </w:rPr>
+        <w:t xml:space="preserve">第一步，哪个带时态？</w:t>
+      </w:r>
+    </w:p>
+    <w:p>
+      <w:pPr>
+        <w:spacing w:after="160" w:line="380"/>
+        <w:ind w:firstLine="480"/>
+      </w:pPr>
+      <w:r>
+        <w:rPr>
+          <w:rFonts w:ascii="SimSun" w:cs="SimSun" w:eastAsia="SimSun" w:hAnsi="SimSun"/>
+          <w:sz w:val="24"/>
+          <w:szCs w:val="24"/>
+        </w:rPr>
+        <w:t xml:space="preserve">Hearing 长成 doing，你看不出时候，不带时态。</w:t>
+      </w:r>
+    </w:p>
+    <w:p>
+      <w:pPr>
+        <w:spacing w:after="160" w:line="380"/>
+        <w:ind w:firstLine="480"/>
+      </w:pPr>
+      <w:r>
+        <w:rPr>
+          <w:rFonts w:ascii="SimSun" w:cs="SimSun" w:eastAsia="SimSun" w:hAnsi="SimSun"/>
+          <w:sz w:val="24"/>
+          <w:szCs w:val="24"/>
+        </w:rPr>
+        <w:t xml:space="preserve">to hold 长成 to do，也看不出时候，不带时态。</w:t>
+      </w:r>
+    </w:p>
+    <w:p>
+      <w:pPr>
+        <w:spacing w:after="160" w:line="380"/>
+        <w:ind w:firstLine="480"/>
+      </w:pPr>
+      <w:r>
+        <w:rPr>
+          <w:rFonts w:ascii="SimSun" w:cs="SimSun" w:eastAsia="SimSun" w:hAnsi="SimSun"/>
+          <w:sz w:val="24"/>
+          <w:szCs w:val="24"/>
+        </w:rPr>
+        <w:t xml:space="preserve">只有 decided，decide 的过去式，带着一般过去时。所以谓语是 decided。</w:t>
+      </w:r>
+    </w:p>
+    <w:p>
+      <w:pPr>
+        <w:spacing w:after="160" w:line="380"/>
+        <w:ind w:firstLine="480"/>
+      </w:pPr>
+      <w:r>
+        <w:rPr>
+          <w:rFonts w:ascii="SimSun" w:cs="SimSun" w:eastAsia="SimSun" w:hAnsi="SimSun"/>
+          <w:sz w:val="24"/>
+          <w:szCs w:val="24"/>
+        </w:rPr>
+        <w:t xml:space="preserve">第二步，另外两个各是什么活儿？</w:t>
+      </w:r>
+    </w:p>
+    <w:p>
+      <w:pPr>
+        <w:spacing w:after="160" w:line="380"/>
+        <w:ind w:firstLine="480"/>
+      </w:pPr>
+      <w:r>
+        <w:rPr>
+          <w:rFonts w:ascii="SimSun" w:cs="SimSun" w:eastAsia="SimSun" w:hAnsi="SimSun"/>
+          <w:sz w:val="24"/>
+          <w:szCs w:val="24"/>
+        </w:rPr>
+        <w:t xml:space="preserve">Hearing the news 在句首，后面跟逗号，说的是听到消息之后才做决定。修饰整个动作，所以是状语。</w:t>
+      </w:r>
+    </w:p>
+    <w:p>
+      <w:pPr>
+        <w:spacing w:after="160" w:line="380"/>
+        <w:ind w:firstLine="480"/>
+      </w:pPr>
+      <w:r>
+        <w:rPr>
+          <w:rFonts w:ascii="SimSun" w:cs="SimSun" w:eastAsia="SimSun" w:hAnsi="SimSun"/>
+          <w:sz w:val="24"/>
+          <w:szCs w:val="24"/>
+        </w:rPr>
+        <w:t xml:space="preserve">to hold a meeting 在 decided 后面，说的是决定了什么事。它是 decided 的宾语。</w:t>
+      </w:r>
+    </w:p>
+    <w:p>
+      <w:pPr>
+        <w:spacing w:after="160" w:line="380"/>
+        <w:ind w:firstLine="480"/>
+      </w:pPr>
+      <w:r>
+        <w:rPr>
+          <w:rFonts w:ascii="SimSun" w:cs="SimSun" w:eastAsia="SimSun" w:hAnsi="SimSun"/>
+          <w:sz w:val="24"/>
+          <w:szCs w:val="24"/>
+        </w:rPr>
+        <w:t xml:space="preserve">所以这句话是一个简单句，一个谓语，另外两个都是非谓语，只是干的活儿不同。</w:t>
+      </w:r>
+    </w:p>
+    <w:p>
+      <w:pPr>
+        <w:spacing w:after="160" w:line="380"/>
+        <w:ind w:firstLine="480"/>
+      </w:pPr>
+      <w:r>
+        <w:rPr>
+          <w:rFonts w:ascii="SimSun" w:cs="SimSun" w:eastAsia="SimSun" w:hAnsi="SimSun"/>
+          <w:sz w:val="24"/>
+          <w:szCs w:val="24"/>
+        </w:rPr>
+        <w:t xml:space="preserve">所以谓语是 decided；Hearing the news 是非谓语作状语，to hold a meeting 是非谓语作宾语。</w:t>
       </w:r>
     </w:p>
     <w:p>

--- a/docs/Level1/高中英语语法切片-Level1-第07课-句子主干提取.docx
+++ b/docs/Level1/高中英语语法切片-Level1-第07课-句子主干提取.docx
@@ -43,7 +43,7 @@
           <w:sz w:val="24"/>
           <w:szCs w:val="24"/>
         </w:rPr>
-        <w:t xml:space="preserve">同学们好，欢迎回到高中英语语法切片课堂。</w:t>
+        <w:t xml:space="preserve">同学们好，欢迎回到语法切片课堂。</w:t>
       </w:r>
     </w:p>
     <w:p>
@@ -239,7 +239,21 @@
           <w:sz w:val="24"/>
           <w:szCs w:val="24"/>
         </w:rPr>
-        <w:t xml:space="preserve">老规矩，先来六道课前测。每道题读完你先暂停，写在纸上，写完再听我讲。</w:t>
+        <w:t xml:space="preserve">动手之前，六道题探探底。</w:t>
+      </w:r>
+    </w:p>
+    <w:p>
+      <w:pPr>
+        <w:spacing w:after="160" w:line="380"/>
+        <w:ind w:firstLine="480"/>
+      </w:pPr>
+      <w:r>
+        <w:rPr>
+          <w:rFonts w:ascii="SimSun" w:cs="SimSun" w:eastAsia="SimSun" w:hAnsi="SimSun"/>
+          <w:sz w:val="24"/>
+          <w:szCs w:val="24"/>
+        </w:rPr>
+        <w:t xml:space="preserve">每道读完先停，自己写，写完再听我讲。</w:t>
       </w:r>
     </w:p>
     <w:p>
@@ -493,7 +507,7 @@
           <w:sz w:val="24"/>
           <w:szCs w:val="24"/>
         </w:rPr>
-        <w:t xml:space="preserve">好，第一题就到这儿。接下来第二题。</w:t>
+        <w:t xml:space="preserve">第一题讲完，第二题。</w:t>
       </w:r>
     </w:p>
     <w:p>
@@ -537,7 +551,7 @@
           <w:sz w:val="24"/>
           <w:szCs w:val="24"/>
         </w:rPr>
-        <w:t xml:space="preserve">先自己写一个，写好了我们再对。</w:t>
+        <w:t xml:space="preserve">先自己写下答案，再往下看。</w:t>
       </w:r>
     </w:p>
     <w:p>
@@ -735,7 +749,7 @@
           <w:sz w:val="24"/>
           <w:szCs w:val="24"/>
         </w:rPr>
-        <w:t xml:space="preserve">这道题你先写，我不催你。</w:t>
+        <w:t xml:space="preserve">这道题你先写，时间够用。</w:t>
       </w:r>
     </w:p>
     <w:p>
@@ -875,7 +889,7 @@
           <w:sz w:val="24"/>
           <w:szCs w:val="24"/>
         </w:rPr>
-        <w:t xml:space="preserve">第四题。这道题稍微绕一点，你仔细看。</w:t>
+        <w:t xml:space="preserve">第四题，这道要仔细。</w:t>
       </w:r>
     </w:p>
     <w:p>
@@ -1132,7 +1146,7 @@
           <w:sz w:val="24"/>
           <w:szCs w:val="24"/>
         </w:rPr>
-        <w:t xml:space="preserve">这是道选择题，你先圈一个。</w:t>
+        <w:t xml:space="preserve">选择题，先选一个出来。</w:t>
       </w:r>
     </w:p>
     <w:p>
@@ -1286,7 +1300,7 @@
           <w:sz w:val="24"/>
           <w:szCs w:val="24"/>
         </w:rPr>
-        <w:t xml:space="preserve">最后一道，第六题。做完这道我们就正式开讲。</w:t>
+        <w:t xml:space="preserve">第六题，最后一道。</w:t>
       </w:r>
     </w:p>
     <w:p>
@@ -2648,7 +2662,7 @@
           <w:sz w:val="24"/>
           <w:szCs w:val="24"/>
         </w:rPr>
-        <w:t xml:space="preserve">好，接下来第二道例题。这道题我不提示了。</w:t>
+        <w:t xml:space="preserve">第二道例题，这次全靠你自己。</w:t>
       </w:r>
     </w:p>
     <w:p>
@@ -2832,7 +2846,21 @@
           <w:sz w:val="24"/>
           <w:szCs w:val="24"/>
         </w:rPr>
-        <w:t xml:space="preserve">两道例题做完了。今天的内容我给你捋一遍，抓住五句话就够了。</w:t>
+        <w:t xml:space="preserve">两道例题做完了。</w:t>
+      </w:r>
+    </w:p>
+    <w:p>
+      <w:pPr>
+        <w:spacing w:after="160" w:line="380"/>
+        <w:ind w:firstLine="480"/>
+      </w:pPr>
+      <w:r>
+        <w:rPr>
+          <w:rFonts w:ascii="SimSun" w:cs="SimSun" w:eastAsia="SimSun" w:hAnsi="SimSun"/>
+          <w:sz w:val="24"/>
+          <w:szCs w:val="24"/>
+        </w:rPr>
+        <w:t xml:space="preserve">这一节的东西，五句话就能装下。</w:t>
       </w:r>
     </w:p>
     <w:p>
@@ -2958,21 +2986,35 @@
           <w:sz w:val="24"/>
           <w:szCs w:val="24"/>
         </w:rPr>
-        <w:t xml:space="preserve">道理都讲完了，接下来就该你上手了。</w:t>
-      </w:r>
-    </w:p>
-    <w:p>
-      <w:pPr>
-        <w:spacing w:after="160" w:line="380"/>
-        <w:ind w:firstLine="480"/>
-      </w:pPr>
-      <w:r>
-        <w:rPr>
-          <w:rFonts w:ascii="SimSun" w:cs="SimSun" w:eastAsia="SimSun" w:hAnsi="SimSun"/>
-          <w:sz w:val="24"/>
-          <w:szCs w:val="24"/>
-        </w:rPr>
-        <w:t xml:space="preserve">下面是六道随堂练习题。还是那句话，每道先自己做，做完再听我讲。</w:t>
+        <w:t xml:space="preserve">该讲的全讲完了。</w:t>
+      </w:r>
+    </w:p>
+    <w:p>
+      <w:pPr>
+        <w:spacing w:after="160" w:line="380"/>
+        <w:ind w:firstLine="480"/>
+      </w:pPr>
+      <w:r>
+        <w:rPr>
+          <w:rFonts w:ascii="SimSun" w:cs="SimSun" w:eastAsia="SimSun" w:hAnsi="SimSun"/>
+          <w:sz w:val="24"/>
+          <w:szCs w:val="24"/>
+        </w:rPr>
+        <w:t xml:space="preserve">下面看你的。</w:t>
+      </w:r>
+    </w:p>
+    <w:p>
+      <w:pPr>
+        <w:spacing w:after="160" w:line="380"/>
+        <w:ind w:firstLine="480"/>
+      </w:pPr>
+      <w:r>
+        <w:rPr>
+          <w:rFonts w:ascii="SimSun" w:cs="SimSun" w:eastAsia="SimSun" w:hAnsi="SimSun"/>
+          <w:sz w:val="24"/>
+          <w:szCs w:val="24"/>
+        </w:rPr>
+        <w:t xml:space="preserve">下面六道随堂练习。先自己动手，再听讲解。</w:t>
       </w:r>
     </w:p>
     <w:p>
@@ -3767,7 +3809,7 @@
           <w:sz w:val="24"/>
           <w:szCs w:val="24"/>
         </w:rPr>
-        <w:t xml:space="preserve">这道题是选择题，你先圈一个。</w:t>
+        <w:t xml:space="preserve">选择题，先圈答案。</w:t>
       </w:r>
     </w:p>
     <w:p>
@@ -4105,7 +4147,21 @@
           <w:sz w:val="24"/>
           <w:szCs w:val="24"/>
         </w:rPr>
-        <w:t xml:space="preserve">现在你回头看看今天这十四道题——是不是全在练同一套动作：找谓语，找主语中心词，看谓语后面剩什么，划掉所有修饰。</w:t>
+        <w:t xml:space="preserve">今天这十四道题，你从头翻一遍。</w:t>
+      </w:r>
+    </w:p>
+    <w:p>
+      <w:pPr>
+        <w:spacing w:after="160" w:line="380"/>
+        <w:ind w:firstLine="480"/>
+      </w:pPr>
+      <w:r>
+        <w:rPr>
+          <w:rFonts w:ascii="SimSun" w:cs="SimSun" w:eastAsia="SimSun" w:hAnsi="SimSun"/>
+          <w:sz w:val="24"/>
+          <w:szCs w:val="24"/>
+        </w:rPr>
+        <w:t xml:space="preserve">是不是全在练同一套动作：找谓语，找主语中心词，看谓语后面剩什么，划掉所有修饰。</w:t>
       </w:r>
     </w:p>
     <w:p>
@@ -4175,7 +4231,7 @@
           <w:sz w:val="24"/>
           <w:szCs w:val="24"/>
         </w:rPr>
-        <w:t xml:space="preserve">我最后强调三个地方，做题的时候你必须条件反射去检查。</w:t>
+        <w:t xml:space="preserve">最后给你三句压箱底的，做题时想都不用想就该用上。</w:t>
       </w:r>
     </w:p>
     <w:p>

--- a/docs/Level1/高中英语语法切片-Level1-第07课-句子主干提取.docx
+++ b/docs/Level1/高中英语语法切片-Level1-第07课-句子主干提取.docx
@@ -551,7 +551,7 @@
           <w:sz w:val="24"/>
           <w:szCs w:val="24"/>
         </w:rPr>
-        <w:t xml:space="preserve">先自己写下答案，再往下看。</w:t>
+        <w:t xml:space="preserve">先自己写下答案，再往下看。你别急着翻，想清楚了再说。</w:t>
       </w:r>
     </w:p>
     <w:p>

--- a/docs/Level1/高中英语语法切片-Level1-第07课-句子主干提取.docx
+++ b/docs/Level1/高中英语语法切片-Level1-第07课-句子主干提取.docx
@@ -57,7 +57,7 @@
           <w:sz w:val="24"/>
           <w:szCs w:val="24"/>
         </w:rPr>
-        <w:t xml:space="preserve">今天是句子结构这个板块的最后一节。</w:t>
+        <w:t xml:space="preserve">好，今天是句子结构这个板块的最后一节。</w:t>
       </w:r>
     </w:p>
     <w:p>
@@ -85,21 +85,35 @@
           <w:sz w:val="24"/>
           <w:szCs w:val="24"/>
         </w:rPr>
-        <w:t xml:space="preserve">前面六节，我们讲了词类，讲了句子成分，讲了五大基本句型。</w:t>
-      </w:r>
-    </w:p>
-    <w:p>
-      <w:pPr>
-        <w:spacing w:after="160" w:line="380"/>
-        <w:ind w:firstLine="480"/>
-      </w:pPr>
-      <w:r>
-        <w:rPr>
-          <w:rFonts w:ascii="SimSun" w:cs="SimSun" w:eastAsia="SimSun" w:hAnsi="SimSun"/>
-          <w:sz w:val="24"/>
-          <w:szCs w:val="24"/>
-        </w:rPr>
-        <w:t xml:space="preserve">这些东西单独看都不难。可你心里可能一直有个疑问：学这些到底有什么用？</w:t>
+        <w:t xml:space="preserve">前面六节，我们讲了词类，讲了句子成分。</w:t>
+      </w:r>
+    </w:p>
+    <w:p>
+      <w:pPr>
+        <w:spacing w:after="160" w:line="380"/>
+        <w:ind w:firstLine="480"/>
+      </w:pPr>
+      <w:r>
+        <w:rPr>
+          <w:rFonts w:ascii="SimSun" w:cs="SimSun" w:eastAsia="SimSun" w:hAnsi="SimSun"/>
+          <w:sz w:val="24"/>
+          <w:szCs w:val="24"/>
+        </w:rPr>
+        <w:t xml:space="preserve">讲了五大基本句型。</w:t>
+      </w:r>
+    </w:p>
+    <w:p>
+      <w:pPr>
+        <w:spacing w:after="160" w:line="380"/>
+        <w:ind w:firstLine="480"/>
+      </w:pPr>
+      <w:r>
+        <w:rPr>
+          <w:rFonts w:ascii="SimSun" w:cs="SimSun" w:eastAsia="SimSun" w:hAnsi="SimSun"/>
+          <w:sz w:val="24"/>
+          <w:szCs w:val="24"/>
+        </w:rPr>
+        <w:t xml:space="preserve">那这些东西单独看都不难。可你心里可能一直有个疑问：学这些到底有什么用？</w:t>
       </w:r>
     </w:p>
     <w:p>
@@ -127,7 +141,21 @@
           <w:sz w:val="24"/>
           <w:szCs w:val="24"/>
         </w:rPr>
-        <w:t xml:space="preserve">我们要用前面学的全部东西，去干一件事——把一个长句子的主干揪出来。</w:t>
+        <w:t xml:space="preserve">我们要用前面学的全部东西。</w:t>
+      </w:r>
+    </w:p>
+    <w:p>
+      <w:pPr>
+        <w:spacing w:after="160" w:line="380"/>
+        <w:ind w:firstLine="480"/>
+      </w:pPr>
+      <w:r>
+        <w:rPr>
+          <w:rFonts w:ascii="SimSun" w:cs="SimSun" w:eastAsia="SimSun" w:hAnsi="SimSun"/>
+          <w:sz w:val="24"/>
+          <w:szCs w:val="24"/>
+        </w:rPr>
+        <w:t xml:space="preserve">去干一件事——把一个长句子的主干揪出来。</w:t>
       </w:r>
     </w:p>
     <w:p>
@@ -169,21 +197,35 @@
           <w:sz w:val="24"/>
           <w:szCs w:val="24"/>
         </w:rPr>
-        <w:t xml:space="preserve">你要是从第一个词读到最后一个词，读完啥也没记住。</w:t>
-      </w:r>
-    </w:p>
-    <w:p>
-      <w:pPr>
-        <w:spacing w:after="160" w:line="380"/>
-        <w:ind w:firstLine="480"/>
-      </w:pPr>
-      <w:r>
-        <w:rPr>
-          <w:rFonts w:ascii="SimSun" w:cs="SimSun" w:eastAsia="SimSun" w:hAnsi="SimSun"/>
-          <w:sz w:val="24"/>
-          <w:szCs w:val="24"/>
-        </w:rPr>
-        <w:t xml:space="preserve">可如果你能一眼看出这句话的主干只有五个词，剩下四十个全是修饰，那这句话瞬间就简单了。</w:t>
+        <w:t xml:space="preserve">来，你要是从第一个词读到最后一个词，读完啥也没记住。</w:t>
+      </w:r>
+    </w:p>
+    <w:p>
+      <w:pPr>
+        <w:spacing w:after="160" w:line="380"/>
+        <w:ind w:firstLine="480"/>
+      </w:pPr>
+      <w:r>
+        <w:rPr>
+          <w:rFonts w:ascii="SimSun" w:cs="SimSun" w:eastAsia="SimSun" w:hAnsi="SimSun"/>
+          <w:sz w:val="24"/>
+          <w:szCs w:val="24"/>
+        </w:rPr>
+        <w:t xml:space="preserve">可如果你能一眼看出这句话的主干只有五个词，剩下四十个全是修饰。</w:t>
+      </w:r>
+    </w:p>
+    <w:p>
+      <w:pPr>
+        <w:spacing w:after="160" w:line="380"/>
+        <w:ind w:firstLine="480"/>
+      </w:pPr>
+      <w:r>
+        <w:rPr>
+          <w:rFonts w:ascii="SimSun" w:cs="SimSun" w:eastAsia="SimSun" w:hAnsi="SimSun"/>
+          <w:sz w:val="24"/>
+          <w:szCs w:val="24"/>
+        </w:rPr>
+        <w:t xml:space="preserve">那这句话瞬间就简单了。</w:t>
       </w:r>
     </w:p>
     <w:p>
@@ -253,7 +295,7 @@
           <w:sz w:val="24"/>
           <w:szCs w:val="24"/>
         </w:rPr>
-        <w:t xml:space="preserve">每道读完先停，自己写，写完再听我讲。</w:t>
+        <w:t xml:space="preserve">接着说，每道读完先停，自己写，写完再听我讲。</w:t>
       </w:r>
     </w:p>
     <w:p>
@@ -551,6 +593,20 @@
           <w:sz w:val="24"/>
           <w:szCs w:val="24"/>
         </w:rPr>
+        <w:t xml:space="preserve">这一步你跟上了吗？</w:t>
+      </w:r>
+    </w:p>
+    <w:p>
+      <w:pPr>
+        <w:spacing w:after="160" w:line="380"/>
+        <w:ind w:firstLine="480"/>
+      </w:pPr>
+      <w:r>
+        <w:rPr>
+          <w:rFonts w:ascii="SimSun" w:cs="SimSun" w:eastAsia="SimSun" w:hAnsi="SimSun"/>
+          <w:sz w:val="24"/>
+          <w:szCs w:val="24"/>
+        </w:rPr>
         <w:t xml:space="preserve">先自己写下答案，再往下看。你别急着翻，想清楚了再说。</w:t>
       </w:r>
     </w:p>
@@ -933,6 +989,20 @@
           <w:sz w:val="24"/>
           <w:szCs w:val="24"/>
         </w:rPr>
+        <w:t xml:space="preserve">你自己再念一遍看看。</w:t>
+      </w:r>
+    </w:p>
+    <w:p>
+      <w:pPr>
+        <w:spacing w:after="160" w:line="380"/>
+        <w:ind w:firstLine="480"/>
+      </w:pPr>
+      <w:r>
+        <w:rPr>
+          <w:rFonts w:ascii="SimSun" w:cs="SimSun" w:eastAsia="SimSun" w:hAnsi="SimSun"/>
+          <w:sz w:val="24"/>
+          <w:szCs w:val="24"/>
+        </w:rPr>
         <w:t xml:space="preserve">先自己写一个。</w:t>
       </w:r>
     </w:p>
@@ -1146,6 +1216,20 @@
           <w:sz w:val="24"/>
           <w:szCs w:val="24"/>
         </w:rPr>
+        <w:t xml:space="preserve">这里你别急着往下。</w:t>
+      </w:r>
+    </w:p>
+    <w:p>
+      <w:pPr>
+        <w:spacing w:after="160" w:line="380"/>
+        <w:ind w:firstLine="480"/>
+      </w:pPr>
+      <w:r>
+        <w:rPr>
+          <w:rFonts w:ascii="SimSun" w:cs="SimSun" w:eastAsia="SimSun" w:hAnsi="SimSun"/>
+          <w:sz w:val="24"/>
+          <w:szCs w:val="24"/>
+        </w:rPr>
         <w:t xml:space="preserve">选择题，先选一个出来。</w:t>
       </w:r>
     </w:p>
@@ -1540,7 +1624,7 @@
           <w:sz w:val="24"/>
           <w:szCs w:val="24"/>
         </w:rPr>
-        <w:t xml:space="preserve">就是我们讲过的五大句型里那些骨架成分。</w:t>
+        <w:t xml:space="preserve">再看，就是我们讲过的五大句型里那些骨架成分。</w:t>
       </w:r>
     </w:p>
     <w:p>
@@ -1582,7 +1666,21 @@
           <w:sz w:val="24"/>
           <w:szCs w:val="24"/>
         </w:rPr>
-        <w:t xml:space="preserve">定语、状语、同位语。这三个全部是挂件，你拿掉之后句子照样成立，只是信息少了。</w:t>
+        <w:t xml:space="preserve">定语、状语、同位语。这三个全部是挂件。</w:t>
+      </w:r>
+    </w:p>
+    <w:p>
+      <w:pPr>
+        <w:spacing w:after="160" w:line="380"/>
+        <w:ind w:firstLine="480"/>
+      </w:pPr>
+      <w:r>
+        <w:rPr>
+          <w:rFonts w:ascii="SimSun" w:cs="SimSun" w:eastAsia="SimSun" w:hAnsi="SimSun"/>
+          <w:sz w:val="24"/>
+          <w:szCs w:val="24"/>
+        </w:rPr>
+        <w:t xml:space="preserve">你拿掉之后句子照样成立，只是信息少了。</w:t>
       </w:r>
     </w:p>
     <w:p>
@@ -1652,7 +1750,7 @@
           <w:sz w:val="24"/>
           <w:szCs w:val="24"/>
         </w:rPr>
-        <w:t xml:space="preserve">接下来是今天的核心，提主干的四个步骤。</w:t>
+        <w:t xml:space="preserve">所以接下来是今天的核心，提主干的四个步骤。</w:t>
       </w:r>
     </w:p>
     <w:p>
@@ -1694,7 +1792,21 @@
           <w:sz w:val="24"/>
           <w:szCs w:val="24"/>
         </w:rPr>
-        <w:t xml:space="preserve">你从头到尾扫一遍句子，把所有动词形式的东西找出来，然后一个一个问：它带时态吗？</w:t>
+        <w:t xml:space="preserve">你从头到尾扫一遍句子，把所有动词形式的东西找出来。</w:t>
+      </w:r>
+    </w:p>
+    <w:p>
+      <w:pPr>
+        <w:spacing w:after="160" w:line="380"/>
+        <w:ind w:firstLine="480"/>
+      </w:pPr>
+      <w:r>
+        <w:rPr>
+          <w:rFonts w:ascii="SimSun" w:cs="SimSun" w:eastAsia="SimSun" w:hAnsi="SimSun"/>
+          <w:sz w:val="24"/>
+          <w:szCs w:val="24"/>
+        </w:rPr>
+        <w:t xml:space="preserve">然后一个一个问：它带时态吗？</w:t>
       </w:r>
     </w:p>
     <w:p>
@@ -1778,7 +1890,7 @@
           <w:sz w:val="24"/>
           <w:szCs w:val="24"/>
         </w:rPr>
-        <w:t xml:space="preserve">谓语前面那一整块就是主语。但你要的不是那一整块，你要的是中心词。</w:t>
+        <w:t xml:space="preserve">不过谓语前面那一整块就是主语。但你要的不是那一整块，你要的是中心词。</w:t>
       </w:r>
     </w:p>
     <w:p>
@@ -1820,7 +1932,7 @@
           <w:sz w:val="24"/>
           <w:szCs w:val="24"/>
         </w:rPr>
-        <w:t xml:space="preserve">剩下的那个光秃秃的名词就是中心词。</w:t>
+        <w:t xml:space="preserve">这样一来，剩下的那个光秃秃的名词就是中心词。</w:t>
       </w:r>
     </w:p>
     <w:p>
@@ -1876,7 +1988,21 @@
           <w:sz w:val="24"/>
           <w:szCs w:val="24"/>
         </w:rPr>
-        <w:t xml:space="preserve">什么都不剩是主谓，剩一个宾语是主谓宾，剩一个表语是主系表。</w:t>
+        <w:t xml:space="preserve">什么都不剩是主谓，剩一个宾语是主谓宾。</w:t>
+      </w:r>
+    </w:p>
+    <w:p>
+      <w:pPr>
+        <w:spacing w:after="160" w:line="380"/>
+        <w:ind w:firstLine="480"/>
+      </w:pPr>
+      <w:r>
+        <w:rPr>
+          <w:rFonts w:ascii="SimSun" w:cs="SimSun" w:eastAsia="SimSun" w:hAnsi="SimSun"/>
+          <w:sz w:val="24"/>
+          <w:szCs w:val="24"/>
+        </w:rPr>
+        <w:t xml:space="preserve">剩一个表语是主系表。</w:t>
       </w:r>
     </w:p>
     <w:p>
@@ -1904,7 +2030,7 @@
           <w:sz w:val="24"/>
           <w:szCs w:val="24"/>
         </w:rPr>
-        <w:t xml:space="preserve">怎么分，上节课给过完整流程，这里不重复了。</w:t>
+        <w:t xml:space="preserve">换句话说，怎么分，上节课给过完整流程，这里不重复了。</w:t>
       </w:r>
     </w:p>
     <w:p>
@@ -1946,7 +2072,7 @@
           <w:sz w:val="24"/>
           <w:szCs w:val="24"/>
         </w:rPr>
-        <w:t xml:space="preserve">你盯着这几个：介词开头的一串，多半是定语或者状语。</w:t>
+        <w:t xml:space="preserve">好，你盯着这几个：介词开头的一串，多半是定语或者状语。</w:t>
       </w:r>
     </w:p>
     <w:p>
@@ -2002,7 +2128,7 @@
           <w:sz w:val="24"/>
           <w:szCs w:val="24"/>
         </w:rPr>
-        <w:t xml:space="preserve">这四步走完，再长的句子也变成五六个词。</w:t>
+        <w:t xml:space="preserve">那这四步走完，再长的句子也变成五六个词。</w:t>
       </w:r>
     </w:p>
     <w:p>
@@ -2086,7 +2212,21 @@
           <w:sz w:val="24"/>
           <w:szCs w:val="24"/>
         </w:rPr>
-        <w:t xml:space="preserve">时态由谓语决定，那你想，一个句子当然只能有一个谓语。</w:t>
+        <w:t xml:space="preserve">来，时态由谓语决定，那你想。</w:t>
+      </w:r>
+    </w:p>
+    <w:p>
+      <w:pPr>
+        <w:spacing w:after="160" w:line="380"/>
+        <w:ind w:firstLine="480"/>
+      </w:pPr>
+      <w:r>
+        <w:rPr>
+          <w:rFonts w:ascii="SimSun" w:cs="SimSun" w:eastAsia="SimSun" w:hAnsi="SimSun"/>
+          <w:sz w:val="24"/>
+          <w:szCs w:val="24"/>
+        </w:rPr>
+        <w:t xml:space="preserve">一个句子当然只能有一个谓语。</w:t>
       </w:r>
     </w:p>
     <w:p>
@@ -2156,7 +2296,7 @@
           <w:sz w:val="24"/>
           <w:szCs w:val="24"/>
         </w:rPr>
-        <w:t xml:space="preserve">你看它长成 to do、doing 或者 done 的样子，不带时态，所以它不占谓语的名额。</w:t>
+        <w:t xml:space="preserve">接着说，你看它长成 to do、doing 或者 done 的样子，不带时态，所以它不占谓语的名额。</w:t>
       </w:r>
     </w:p>
     <w:p>
@@ -2184,6 +2324,20 @@
           <w:sz w:val="24"/>
           <w:szCs w:val="24"/>
         </w:rPr>
+        <w:t xml:space="preserve">就这样。</w:t>
+      </w:r>
+    </w:p>
+    <w:p>
+      <w:pPr>
+        <w:spacing w:after="160" w:line="380"/>
+        <w:ind w:firstLine="480"/>
+      </w:pPr>
+      <w:r>
+        <w:rPr>
+          <w:rFonts w:ascii="SimSun" w:cs="SimSun" w:eastAsia="SimSun" w:hAnsi="SimSun"/>
+          <w:sz w:val="24"/>
+          <w:szCs w:val="24"/>
+        </w:rPr>
         <w:t xml:space="preserve">比如 Having finished his homework, he went out。</w:t>
       </w:r>
     </w:p>
@@ -2226,21 +2380,35 @@
           <w:sz w:val="24"/>
           <w:szCs w:val="24"/>
         </w:rPr>
-        <w:t xml:space="preserve">两个甚至三个简单句，被并列连词 and、but、or、so 连起来了。</w:t>
-      </w:r>
-    </w:p>
-    <w:p>
-      <w:pPr>
-        <w:spacing w:after="160" w:line="380"/>
-        <w:ind w:firstLine="480"/>
-      </w:pPr>
-      <w:r>
-        <w:rPr>
-          <w:rFonts w:ascii="SimSun" w:cs="SimSun" w:eastAsia="SimSun" w:hAnsi="SimSun"/>
-          <w:sz w:val="24"/>
-          <w:szCs w:val="24"/>
-        </w:rPr>
-        <w:t xml:space="preserve">每一个简单句都有自己的谓语，所以你看整句话像是有好几个带时态的动词。</w:t>
+        <w:t xml:space="preserve">再看，两个甚至三个简单句，被并列连词 and、but、or、so 连起来了。</w:t>
+      </w:r>
+    </w:p>
+    <w:p>
+      <w:pPr>
+        <w:spacing w:after="160" w:line="380"/>
+        <w:ind w:firstLine="480"/>
+      </w:pPr>
+      <w:r>
+        <w:rPr>
+          <w:rFonts w:ascii="SimSun" w:cs="SimSun" w:eastAsia="SimSun" w:hAnsi="SimSun"/>
+          <w:sz w:val="24"/>
+          <w:szCs w:val="24"/>
+        </w:rPr>
+        <w:t xml:space="preserve">每一个简单句都有自己的谓语。</w:t>
+      </w:r>
+    </w:p>
+    <w:p>
+      <w:pPr>
+        <w:spacing w:after="160" w:line="380"/>
+        <w:ind w:firstLine="480"/>
+      </w:pPr>
+      <w:r>
+        <w:rPr>
+          <w:rFonts w:ascii="SimSun" w:cs="SimSun" w:eastAsia="SimSun" w:hAnsi="SimSun"/>
+          <w:sz w:val="24"/>
+          <w:szCs w:val="24"/>
+        </w:rPr>
+        <w:t xml:space="preserve">所以你看整句话像是有好几个带时态的动词。</w:t>
       </w:r>
     </w:p>
     <w:p>
@@ -2268,7 +2436,7 @@
           <w:sz w:val="24"/>
           <w:szCs w:val="24"/>
         </w:rPr>
-        <w:t xml:space="preserve">第三种可能，这是复合句，里面有从句。</w:t>
+        <w:t xml:space="preserve">所以第三种可能，这是复合句，里面有从句。</w:t>
       </w:r>
     </w:p>
     <w:p>
@@ -2310,6 +2478,20 @@
           <w:sz w:val="24"/>
           <w:szCs w:val="24"/>
         </w:rPr>
+        <w:t xml:space="preserve">记住它。</w:t>
+      </w:r>
+    </w:p>
+    <w:p>
+      <w:pPr>
+        <w:spacing w:after="160" w:line="380"/>
+        <w:ind w:firstLine="480"/>
+      </w:pPr>
+      <w:r>
+        <w:rPr>
+          <w:rFonts w:ascii="SimSun" w:cs="SimSun" w:eastAsia="SimSun" w:hAnsi="SimSun"/>
+          <w:sz w:val="24"/>
+          <w:szCs w:val="24"/>
+        </w:rPr>
         <w:t xml:space="preserve">所以整句话就出现了主句的谓语和从句的谓语。</w:t>
       </w:r>
     </w:p>
@@ -2352,7 +2534,7 @@
           <w:sz w:val="24"/>
           <w:szCs w:val="24"/>
         </w:rPr>
-        <w:t xml:space="preserve">你看，两个谓语分属两个层次，互不干扰。</w:t>
+        <w:t xml:space="preserve">不过你看，两个谓语分属两个层次，互不干扰。</w:t>
       </w:r>
     </w:p>
     <w:p>
@@ -2408,7 +2590,7 @@
           <w:sz w:val="24"/>
           <w:szCs w:val="24"/>
         </w:rPr>
-        <w:t xml:space="preserve">先问自己三句话：有没有非谓语？有没有并列连词？有没有引导词？</w:t>
+        <w:t xml:space="preserve">这样一来，先问自己三句话：有没有非谓语？有没有并列连词？有没有引导词？</w:t>
       </w:r>
     </w:p>
     <w:p>
@@ -2508,6 +2690,20 @@
           <w:sz w:val="24"/>
           <w:szCs w:val="24"/>
         </w:rPr>
+        <w:t xml:space="preserve">停。</w:t>
+      </w:r>
+    </w:p>
+    <w:p>
+      <w:pPr>
+        <w:spacing w:after="160" w:line="380"/>
+        <w:ind w:firstLine="480"/>
+      </w:pPr>
+      <w:r>
+        <w:rPr>
+          <w:rFonts w:ascii="SimSun" w:cs="SimSun" w:eastAsia="SimSun" w:hAnsi="SimSun"/>
+          <w:sz w:val="24"/>
+          <w:szCs w:val="24"/>
+        </w:rPr>
         <w:t xml:space="preserve">第一步找谓语。句子里出现了 standing 和 gave。</w:t>
       </w:r>
     </w:p>
@@ -2621,6 +2817,20 @@
           <w:szCs w:val="24"/>
         </w:rPr>
         <w:t xml:space="preserve">所以是双宾语，人宾是 the new students，物宾是 a warm welcome。</w:t>
+      </w:r>
+    </w:p>
+    <w:p>
+      <w:pPr>
+        <w:spacing w:after="160" w:line="380"/>
+        <w:ind w:firstLine="480"/>
+      </w:pPr>
+      <w:r>
+        <w:rPr>
+          <w:rFonts w:ascii="SimSun" w:cs="SimSun" w:eastAsia="SimSun" w:hAnsi="SimSun"/>
+          <w:sz w:val="24"/>
+          <w:szCs w:val="24"/>
+        </w:rPr>
+        <w:t xml:space="preserve">对。</w:t>
       </w:r>
     </w:p>
     <w:p>
@@ -2888,7 +3098,7 @@
           <w:sz w:val="24"/>
           <w:szCs w:val="24"/>
         </w:rPr>
-        <w:t xml:space="preserve">定语、状语、同位语全是挂件，你提主干的时候一律划掉。</w:t>
+        <w:t xml:space="preserve">换句话说，定语、状语、同位语全是挂件，你提主干的时候一律划掉。</w:t>
       </w:r>
     </w:p>
     <w:p>
@@ -2916,7 +3126,21 @@
           <w:sz w:val="24"/>
           <w:szCs w:val="24"/>
         </w:rPr>
-        <w:t xml:space="preserve">你记牢：找谓语，找主语中心词，看谓语后面剩什么定句型，划掉所有修饰成分。</w:t>
+        <w:t xml:space="preserve">你记牢：找谓语，找主语中心词，看谓语后面剩什么定句型。</w:t>
+      </w:r>
+    </w:p>
+    <w:p>
+      <w:pPr>
+        <w:spacing w:after="160" w:line="380"/>
+        <w:ind w:firstLine="480"/>
+      </w:pPr>
+      <w:r>
+        <w:rPr>
+          <w:rFonts w:ascii="SimSun" w:cs="SimSun" w:eastAsia="SimSun" w:hAnsi="SimSun"/>
+          <w:sz w:val="24"/>
+          <w:szCs w:val="24"/>
+        </w:rPr>
+        <w:t xml:space="preserve">划掉所有修饰成分。</w:t>
       </w:r>
     </w:p>
     <w:p>
@@ -2944,21 +3168,35 @@
           <w:sz w:val="24"/>
           <w:szCs w:val="24"/>
         </w:rPr>
-        <w:t xml:space="preserve">第四句。一个句子里出现多个动词只有三种可能。</w:t>
-      </w:r>
-    </w:p>
-    <w:p>
-      <w:pPr>
-        <w:spacing w:after="160" w:line="380"/>
-        <w:ind w:firstLine="480"/>
-      </w:pPr>
-      <w:r>
-        <w:rPr>
-          <w:rFonts w:ascii="SimSun" w:cs="SimSun" w:eastAsia="SimSun" w:hAnsi="SimSun"/>
-          <w:sz w:val="24"/>
-          <w:szCs w:val="24"/>
-        </w:rPr>
-        <w:t xml:space="preserve">多出来的是非谓语，或者这是并列句，或者这是复合句里有从句。</w:t>
+        <w:t xml:space="preserve">好，第四句。一个句子里出现多个动词只有三种可能。</w:t>
+      </w:r>
+    </w:p>
+    <w:p>
+      <w:pPr>
+        <w:spacing w:after="160" w:line="380"/>
+        <w:ind w:firstLine="480"/>
+      </w:pPr>
+      <w:r>
+        <w:rPr>
+          <w:rFonts w:ascii="SimSun" w:cs="SimSun" w:eastAsia="SimSun" w:hAnsi="SimSun"/>
+          <w:sz w:val="24"/>
+          <w:szCs w:val="24"/>
+        </w:rPr>
+        <w:t xml:space="preserve">多出来的是非谓语，或者这是并列句。</w:t>
+      </w:r>
+    </w:p>
+    <w:p>
+      <w:pPr>
+        <w:spacing w:after="160" w:line="380"/>
+        <w:ind w:firstLine="480"/>
+      </w:pPr>
+      <w:r>
+        <w:rPr>
+          <w:rFonts w:ascii="SimSun" w:cs="SimSun" w:eastAsia="SimSun" w:hAnsi="SimSun"/>
+          <w:sz w:val="24"/>
+          <w:szCs w:val="24"/>
+        </w:rPr>
+        <w:t xml:space="preserve">或者这是复合句里有从句。</w:t>
       </w:r>
     </w:p>
     <w:p>
@@ -3014,7 +3252,7 @@
           <w:sz w:val="24"/>
           <w:szCs w:val="24"/>
         </w:rPr>
-        <w:t xml:space="preserve">下面六道随堂练习。先自己动手，再听讲解。</w:t>
+        <w:t xml:space="preserve">那下面六道随堂练习。先自己动手，再听讲解。</w:t>
       </w:r>
     </w:p>
     <w:p>
@@ -3170,7 +3408,7 @@
           <w:sz w:val="24"/>
           <w:szCs w:val="24"/>
         </w:rPr>
-        <w:t xml:space="preserve">Hearing the news 在句首，后面跟逗号，说的是听到消息之后才做决定。修饰整个动作，所以是状语。</w:t>
+        <w:t xml:space="preserve">你看，Hearing the news 在句首，后面跟逗号，说的是听到消息之后才做决定。修饰整个动作，所以是状语。</w:t>
       </w:r>
     </w:p>
     <w:p>
@@ -3198,7 +3436,7 @@
           <w:sz w:val="24"/>
           <w:szCs w:val="24"/>
         </w:rPr>
-        <w:t xml:space="preserve">所以这句话是一个简单句，一个谓语，另外两个都是非谓语，只是干的活儿不同。</w:t>
+        <w:t xml:space="preserve">你想想，所以这句话是一个简单句，一个谓语，另外两个都是非谓语，只是干的活儿不同。</w:t>
       </w:r>
     </w:p>
     <w:p>
@@ -3270,6 +3508,20 @@
           <w:sz w:val="24"/>
           <w:szCs w:val="24"/>
         </w:rPr>
+        <w:t xml:space="preserve">这个点你要记牢。</w:t>
+      </w:r>
+    </w:p>
+    <w:p>
+      <w:pPr>
+        <w:spacing w:after="160" w:line="380"/>
+        <w:ind w:firstLine="480"/>
+      </w:pPr>
+      <w:r>
+        <w:rPr>
+          <w:rFonts w:ascii="SimSun" w:cs="SimSun" w:eastAsia="SimSun" w:hAnsi="SimSun"/>
+          <w:sz w:val="24"/>
+          <w:szCs w:val="24"/>
+        </w:rPr>
         <w:t xml:space="preserve">先自己写一个答案。</w:t>
       </w:r>
     </w:p>
@@ -3482,6 +3734,20 @@
           <w:sz w:val="24"/>
           <w:szCs w:val="24"/>
         </w:rPr>
+        <w:t xml:space="preserve">很简单。</w:t>
+      </w:r>
+    </w:p>
+    <w:p>
+      <w:pPr>
+        <w:spacing w:after="160" w:line="380"/>
+        <w:ind w:firstLine="480"/>
+      </w:pPr>
+      <w:r>
+        <w:rPr>
+          <w:rFonts w:ascii="SimSun" w:cs="SimSun" w:eastAsia="SimSun" w:hAnsi="SimSun"/>
+          <w:sz w:val="24"/>
+          <w:szCs w:val="24"/>
+        </w:rPr>
         <w:t xml:space="preserve">所以有两个谓语。</w:t>
       </w:r>
     </w:p>
@@ -3809,6 +4075,34 @@
           <w:sz w:val="24"/>
           <w:szCs w:val="24"/>
         </w:rPr>
+        <w:t xml:space="preserve">你有没有发现？</w:t>
+      </w:r>
+    </w:p>
+    <w:p>
+      <w:pPr>
+        <w:spacing w:after="160" w:line="380"/>
+        <w:ind w:firstLine="480"/>
+      </w:pPr>
+      <w:r>
+        <w:rPr>
+          <w:rFonts w:ascii="SimSun" w:cs="SimSun" w:eastAsia="SimSun" w:hAnsi="SimSun"/>
+          <w:sz w:val="24"/>
+          <w:szCs w:val="24"/>
+        </w:rPr>
+        <w:t xml:space="preserve">你把这句多读两遍。</w:t>
+      </w:r>
+    </w:p>
+    <w:p>
+      <w:pPr>
+        <w:spacing w:after="160" w:line="380"/>
+        <w:ind w:firstLine="480"/>
+      </w:pPr>
+      <w:r>
+        <w:rPr>
+          <w:rFonts w:ascii="SimSun" w:cs="SimSun" w:eastAsia="SimSun" w:hAnsi="SimSun"/>
+          <w:sz w:val="24"/>
+          <w:szCs w:val="24"/>
+        </w:rPr>
         <w:t xml:space="preserve">选择题，先圈答案。</w:t>
       </w:r>
     </w:p>
@@ -4133,7 +4427,21 @@
           <w:sz w:val="24"/>
           <w:szCs w:val="24"/>
         </w:rPr>
-        <w:t xml:space="preserve">开场我跟你说过，高考阅读那些三四行的长句，你不会拆就永远读不快。</w:t>
+        <w:t xml:space="preserve">开场我跟你说过，高考阅读那些三四行的长句。</w:t>
+      </w:r>
+    </w:p>
+    <w:p>
+      <w:pPr>
+        <w:spacing w:after="160" w:line="380"/>
+        <w:ind w:firstLine="480"/>
+      </w:pPr>
+      <w:r>
+        <w:rPr>
+          <w:rFonts w:ascii="SimSun" w:cs="SimSun" w:eastAsia="SimSun" w:hAnsi="SimSun"/>
+          <w:sz w:val="24"/>
+          <w:szCs w:val="24"/>
+        </w:rPr>
+        <w:t xml:space="preserve">你不会拆就永远读不快。</w:t>
       </w:r>
     </w:p>
     <w:p>
@@ -4189,7 +4497,21 @@
           <w:sz w:val="24"/>
           <w:szCs w:val="24"/>
         </w:rPr>
-        <w:t xml:space="preserve">你想想：要填时态，得先知道谁是谓语；要填单复数，得先知道主语的中心词是单是复。</w:t>
+        <w:t xml:space="preserve">来，你想想：要填时态，得先知道谁是谓语；要填单复数。</w:t>
+      </w:r>
+    </w:p>
+    <w:p>
+      <w:pPr>
+        <w:spacing w:after="160" w:line="380"/>
+        <w:ind w:firstLine="480"/>
+      </w:pPr>
+      <w:r>
+        <w:rPr>
+          <w:rFonts w:ascii="SimSun" w:cs="SimSun" w:eastAsia="SimSun" w:hAnsi="SimSun"/>
+          <w:sz w:val="24"/>
+          <w:szCs w:val="24"/>
+        </w:rPr>
+        <w:t xml:space="preserve">得先知道主语的中心词是单是复。</w:t>
       </w:r>
     </w:p>
     <w:p>
@@ -4231,6 +4553,20 @@
           <w:sz w:val="24"/>
           <w:szCs w:val="24"/>
         </w:rPr>
+        <w:t xml:space="preserve">不难。</w:t>
+      </w:r>
+    </w:p>
+    <w:p>
+      <w:pPr>
+        <w:spacing w:after="160" w:line="380"/>
+        <w:ind w:firstLine="480"/>
+      </w:pPr>
+      <w:r>
+        <w:rPr>
+          <w:rFonts w:ascii="SimSun" w:cs="SimSun" w:eastAsia="SimSun" w:hAnsi="SimSun"/>
+          <w:sz w:val="24"/>
+          <w:szCs w:val="24"/>
+        </w:rPr>
         <w:t xml:space="preserve">最后给你三句压箱底的，做题时想都不用想就该用上。</w:t>
       </w:r>
     </w:p>
@@ -4245,7 +4581,21 @@
           <w:sz w:val="24"/>
           <w:szCs w:val="24"/>
         </w:rPr>
-        <w:t xml:space="preserve">第一，拿到长句子，你第一件事永远是找带时态的动词。</w:t>
+        <w:t xml:space="preserve">接着说，第一，拿到长句子。</w:t>
+      </w:r>
+    </w:p>
+    <w:p>
+      <w:pPr>
+        <w:spacing w:after="160" w:line="380"/>
+        <w:ind w:firstLine="480"/>
+      </w:pPr>
+      <w:r>
+        <w:rPr>
+          <w:rFonts w:ascii="SimSun" w:cs="SimSun" w:eastAsia="SimSun" w:hAnsi="SimSun"/>
+          <w:sz w:val="24"/>
+          <w:szCs w:val="24"/>
+        </w:rPr>
+        <w:t xml:space="preserve">你第一件事永远是找带时态的动词。</w:t>
       </w:r>
     </w:p>
     <w:p>
@@ -4301,7 +4651,7 @@
           <w:sz w:val="24"/>
           <w:szCs w:val="24"/>
         </w:rPr>
-        <w:t xml:space="preserve">介词开头的一串、逗号隔开的一块、分词开头的一串、还有所有副词。</w:t>
+        <w:t xml:space="preserve">再看，介词开头的一串、逗号隔开的一块、分词开头的一串、还有所有副词。</w:t>
       </w:r>
     </w:p>
     <w:p>
@@ -4330,6 +4680,20 @@
           <w:szCs w:val="24"/>
         </w:rPr>
         <w:t xml:space="preserve">从下节课开始，我们进入词法部分，第一站是名词。下节课见。</w:t>
+      </w:r>
+    </w:p>
+    <w:p>
+      <w:pPr>
+        <w:spacing w:after="160" w:line="380"/>
+        <w:ind w:firstLine="480"/>
+      </w:pPr>
+      <w:r>
+        <w:rPr>
+          <w:rFonts w:ascii="SimSun" w:cs="SimSun" w:eastAsia="SimSun" w:hAnsi="SimSun"/>
+          <w:sz w:val="24"/>
+          <w:szCs w:val="24"/>
+        </w:rPr>
+        <w:t xml:space="preserve">看清楚了。</w:t>
       </w:r>
     </w:p>
     <w:sectPr>

--- a/docs/Level1/高中英语语法切片-Level1-第07课-句子主干提取.docx
+++ b/docs/Level1/高中英语语法切片-Level1-第07课-句子主干提取.docx
@@ -2534,7 +2534,7 @@
           <w:sz w:val="24"/>
           <w:szCs w:val="24"/>
         </w:rPr>
-        <w:t xml:space="preserve">不过你看，两个谓语分属两个层次，互不干扰。</w:t>
+        <w:t xml:space="preserve">你再看，两个谓语分属两个层次，互不干扰。</w:t>
       </w:r>
     </w:p>
     <w:p>

--- a/docs/Level1/高中英语语法切片-Level1-第07课-句子主干提取.docx
+++ b/docs/Level1/高中英语语法切片-Level1-第07课-句子主干提取.docx
@@ -169,7 +169,7 @@
           <w:sz w:val="24"/>
           <w:szCs w:val="24"/>
         </w:rPr>
-        <w:t xml:space="preserve">为什么这件事重要？我给你算笔账。</w:t>
+        <w:t xml:space="preserve">为什么这件事重要？我跟你说，我给你算笔账。</w:t>
       </w:r>
     </w:p>
     <w:p>
@@ -861,7 +861,7 @@
           <w:sz w:val="24"/>
           <w:szCs w:val="24"/>
         </w:rPr>
-        <w:t xml:space="preserve">它在干什么活？</w:t>
+        <w:t xml:space="preserve">它在干什么活呢？</w:t>
       </w:r>
     </w:p>
     <w:p>
@@ -917,7 +917,7 @@
           <w:sz w:val="24"/>
           <w:szCs w:val="24"/>
         </w:rPr>
-        <w:t xml:space="preserve">你想想，是这对情侣自己在走，是主动关系，而且走和聊是同时发生的。所以用现在分词。</w:t>
+        <w:t xml:space="preserve">你想想啊，是这对情侣自己在走，是主动关系，而且走和聊是同时发生的。所以用现在分词。</w:t>
       </w:r>
     </w:p>
     <w:p>
@@ -1115,7 +1115,7 @@
           <w:sz w:val="24"/>
           <w:szCs w:val="24"/>
         </w:rPr>
-        <w:t xml:space="preserve">但你注意，它是从句自己的谓语，不是主句的。主句的谓语位置就是这个空。</w:t>
+        <w:t xml:space="preserve">但你注意啊，它是从句自己的谓语，不是主句的。主句的谓语位置就是这个空。</w:t>
       </w:r>
     </w:p>
     <w:p>
@@ -1512,7 +1512,7 @@
           <w:sz w:val="24"/>
           <w:szCs w:val="24"/>
         </w:rPr>
-        <w:t xml:space="preserve">既然是谓语，就得带时态。什么时态？</w:t>
+        <w:t xml:space="preserve">既然是谓语，就得带时态。什么时态呢？</w:t>
       </w:r>
     </w:p>
     <w:p>
@@ -1568,6 +1568,20 @@
           <w:sz w:val="24"/>
           <w:szCs w:val="24"/>
         </w:rPr>
+        <w:t xml:space="preserve">说到这儿我多说一句——很多同学不是不会，是没养成先判断的习惯。</w:t>
+      </w:r>
+    </w:p>
+    <w:p>
+      <w:pPr>
+        <w:spacing w:after="160" w:line="380"/>
+        <w:ind w:firstLine="480"/>
+      </w:pPr>
+      <w:r>
+        <w:rPr>
+          <w:rFonts w:ascii="SimSun" w:cs="SimSun" w:eastAsia="SimSun" w:hAnsi="SimSun"/>
+          <w:sz w:val="24"/>
+          <w:szCs w:val="24"/>
+        </w:rPr>
         <w:t xml:space="preserve">好，我们先说清楚一件事：什么叫主干。</w:t>
       </w:r>
     </w:p>
@@ -1610,7 +1624,7 @@
           <w:sz w:val="24"/>
           <w:szCs w:val="24"/>
         </w:rPr>
-        <w:t xml:space="preserve">哪些是主干？</w:t>
+        <w:t xml:space="preserve">哪些是主干呢？</w:t>
       </w:r>
     </w:p>
     <w:p>
@@ -1652,7 +1666,7 @@
           <w:sz w:val="24"/>
           <w:szCs w:val="24"/>
         </w:rPr>
-        <w:t xml:space="preserve">那哪些不是主干？</w:t>
+        <w:t xml:space="preserve">那哪些不是主干呢？</w:t>
       </w:r>
     </w:p>
     <w:p>
@@ -1708,7 +1722,7 @@
           <w:sz w:val="24"/>
           <w:szCs w:val="24"/>
         </w:rPr>
-        <w:t xml:space="preserve">形容词和副词是干什么的？</w:t>
+        <w:t xml:space="preserve">形容词和副词是干什么的呢？</w:t>
       </w:r>
     </w:p>
     <w:p>
@@ -2184,7 +2198,7 @@
           <w:sz w:val="24"/>
           <w:szCs w:val="24"/>
         </w:rPr>
-        <w:t xml:space="preserve">为什么？</w:t>
+        <w:t xml:space="preserve">那为什么呢？</w:t>
       </w:r>
     </w:p>
     <w:p>
@@ -2254,7 +2268,7 @@
           <w:sz w:val="24"/>
           <w:szCs w:val="24"/>
         </w:rPr>
-        <w:t xml:space="preserve">那问题来了，我们明明经常看到一个句子里有好几个动词，这怎么解释？</w:t>
+        <w:t xml:space="preserve">那问题就来了啊，我们明明经常看到一个句子里有好几个动词，这怎么解释？</w:t>
       </w:r>
     </w:p>
     <w:p>
@@ -2618,7 +2632,21 @@
           <w:sz w:val="24"/>
           <w:szCs w:val="24"/>
         </w:rPr>
-        <w:t xml:space="preserve">方法讲完了。我们看两道例题，都是长句子。</w:t>
+        <w:t xml:space="preserve">方法讲完了。顺带提一句，这套方法不只今天用，后面的课我们还会反复拿它出来。我们看两道例题，都是长句子。</w:t>
+      </w:r>
+    </w:p>
+    <w:p>
+      <w:pPr>
+        <w:spacing w:after="160" w:line="380"/>
+        <w:ind w:firstLine="480"/>
+      </w:pPr>
+      <w:r>
+        <w:rPr>
+          <w:rFonts w:ascii="SimSun" w:cs="SimSun" w:eastAsia="SimSun" w:hAnsi="SimSun"/>
+          <w:sz w:val="24"/>
+          <w:szCs w:val="24"/>
+        </w:rPr>
+        <w:t xml:space="preserve">对了，这里我先撂在这儿，后面还会用到它。</w:t>
       </w:r>
     </w:p>
     <w:p>
@@ -3266,6 +3294,20 @@
           <w:sz w:val="24"/>
           <w:szCs w:val="24"/>
         </w:rPr>
+        <w:t xml:space="preserve">顺便说一句，这个地方我教了这么多年，年年有人栽在这儿。</w:t>
+      </w:r>
+    </w:p>
+    <w:p>
+      <w:pPr>
+        <w:spacing w:after="160" w:line="380"/>
+        <w:ind w:firstLine="480"/>
+      </w:pPr>
+      <w:r>
+        <w:rPr>
+          <w:rFonts w:ascii="SimSun" w:cs="SimSun" w:eastAsia="SimSun" w:hAnsi="SimSun"/>
+          <w:sz w:val="24"/>
+          <w:szCs w:val="24"/>
+        </w:rPr>
         <w:t xml:space="preserve">我们先来看第一题。</w:t>
       </w:r>
     </w:p>
@@ -3338,7 +3380,7 @@
           <w:sz w:val="24"/>
           <w:szCs w:val="24"/>
         </w:rPr>
-        <w:t xml:space="preserve">第一步，哪个带时态？</w:t>
+        <w:t xml:space="preserve">第一步，哪个带时态呢？</w:t>
       </w:r>
     </w:p>
     <w:p>
@@ -3394,21 +3436,21 @@
           <w:sz w:val="24"/>
           <w:szCs w:val="24"/>
         </w:rPr>
-        <w:t xml:space="preserve">第二步，另外两个各是什么活儿？</w:t>
-      </w:r>
-    </w:p>
-    <w:p>
-      <w:pPr>
-        <w:spacing w:after="160" w:line="380"/>
-        <w:ind w:firstLine="480"/>
-      </w:pPr>
-      <w:r>
-        <w:rPr>
-          <w:rFonts w:ascii="SimSun" w:cs="SimSun" w:eastAsia="SimSun" w:hAnsi="SimSun"/>
-          <w:sz w:val="24"/>
-          <w:szCs w:val="24"/>
-        </w:rPr>
-        <w:t xml:space="preserve">你看，Hearing the news 在句首，后面跟逗号，说的是听到消息之后才做决定。修饰整个动作，所以是状语。</w:t>
+        <w:t xml:space="preserve">第二步，另外两个各是什么活儿呢？</w:t>
+      </w:r>
+    </w:p>
+    <w:p>
+      <w:pPr>
+        <w:spacing w:after="160" w:line="380"/>
+        <w:ind w:firstLine="480"/>
+      </w:pPr>
+      <w:r>
+        <w:rPr>
+          <w:rFonts w:ascii="SimSun" w:cs="SimSun" w:eastAsia="SimSun" w:hAnsi="SimSun"/>
+          <w:sz w:val="24"/>
+          <w:szCs w:val="24"/>
+        </w:rPr>
+        <w:t xml:space="preserve">你看啊，Hearing the news 在句首，后面跟逗号，说的是听到消息之后才做决定。修饰整个动作，所以是状语。</w:t>
       </w:r>
     </w:p>
     <w:p>
@@ -3436,7 +3478,7 @@
           <w:sz w:val="24"/>
           <w:szCs w:val="24"/>
         </w:rPr>
-        <w:t xml:space="preserve">你想想，所以这句话是一个简单句，一个谓语，另外两个都是非谓语，只是干的活儿不同。</w:t>
+        <w:t xml:space="preserve">你想想啊，所以这句话是一个简单句，一个谓语，另外两个都是非谓语，只是干的活儿不同。</w:t>
       </w:r>
     </w:p>
     <w:p>
@@ -4075,7 +4117,7 @@
           <w:sz w:val="24"/>
           <w:szCs w:val="24"/>
         </w:rPr>
-        <w:t xml:space="preserve">你有没有发现？</w:t>
+        <w:t xml:space="preserve">你有没有发现呢？</w:t>
       </w:r>
     </w:p>
     <w:p>

--- a/docs/Level1/高中英语语法切片-Level1-第07课-句子主干提取.docx
+++ b/docs/Level1/高中英语语法切片-Level1-第07课-句子主干提取.docx
@@ -2646,7 +2646,7 @@
           <w:sz w:val="24"/>
           <w:szCs w:val="24"/>
         </w:rPr>
-        <w:t xml:space="preserve">对了，这里我先撂在这儿，后面还会用到它。</w:t>
+        <w:t xml:space="preserve">说到这儿我插一句：提主干这项基本功，你练熟了阅读速度能翻一倍。</w:t>
       </w:r>
     </w:p>
     <w:p>

--- a/docs/Level1/高中英语语法切片-Level1-第07课-句子主干提取.docx
+++ b/docs/Level1/高中英语语法切片-Level1-第07课-句子主干提取.docx
@@ -353,6 +353,20 @@
           <w:sz w:val="24"/>
           <w:szCs w:val="24"/>
         </w:rPr>
+        <w:t xml:space="preserve">我猜有人已经写完了，可答案不一定对。</w:t>
+      </w:r>
+    </w:p>
+    <w:p>
+      <w:pPr>
+        <w:spacing w:after="160" w:line="380"/>
+        <w:ind w:firstLine="480"/>
+      </w:pPr>
+      <w:r>
+        <w:rPr>
+          <w:rFonts w:ascii="SimSun" w:cs="SimSun" w:eastAsia="SimSun" w:hAnsi="SimSun"/>
+          <w:sz w:val="24"/>
+          <w:szCs w:val="24"/>
+        </w:rPr>
         <w:t xml:space="preserve">这句话挺长，你先暂停，自己划一遍。</w:t>
       </w:r>
     </w:p>
@@ -593,6 +607,20 @@
           <w:sz w:val="24"/>
           <w:szCs w:val="24"/>
         </w:rPr>
+        <w:t xml:space="preserve">这道题很多同学会栽，你注意听。</w:t>
+      </w:r>
+    </w:p>
+    <w:p>
+      <w:pPr>
+        <w:spacing w:after="160" w:line="380"/>
+        <w:ind w:firstLine="480"/>
+      </w:pPr>
+      <w:r>
+        <w:rPr>
+          <w:rFonts w:ascii="SimSun" w:cs="SimSun" w:eastAsia="SimSun" w:hAnsi="SimSun"/>
+          <w:sz w:val="24"/>
+          <w:szCs w:val="24"/>
+        </w:rPr>
         <w:t xml:space="preserve">这一步你跟上了吗？</w:t>
       </w:r>
     </w:p>
@@ -805,6 +833,20 @@
           <w:sz w:val="24"/>
           <w:szCs w:val="24"/>
         </w:rPr>
+        <w:t xml:space="preserve">我知道有人第一反应是直接填进去。先别急。</w:t>
+      </w:r>
+    </w:p>
+    <w:p>
+      <w:pPr>
+        <w:spacing w:after="160" w:line="380"/>
+        <w:ind w:firstLine="480"/>
+      </w:pPr>
+      <w:r>
+        <w:rPr>
+          <w:rFonts w:ascii="SimSun" w:cs="SimSun" w:eastAsia="SimSun" w:hAnsi="SimSun"/>
+          <w:sz w:val="24"/>
+          <w:szCs w:val="24"/>
+        </w:rPr>
         <w:t xml:space="preserve">这道题你先写，时间够用。</w:t>
       </w:r>
     </w:p>
@@ -1778,6 +1820,20 @@
           <w:sz w:val="24"/>
           <w:szCs w:val="24"/>
         </w:rPr>
+        <w:t xml:space="preserve">我知道有人拿到长句子就想从头读到尾。那是最费劲的办法。</w:t>
+      </w:r>
+    </w:p>
+    <w:p>
+      <w:pPr>
+        <w:spacing w:after="160" w:line="380"/>
+        <w:ind w:firstLine="480"/>
+      </w:pPr>
+      <w:r>
+        <w:rPr>
+          <w:rFonts w:ascii="SimSun" w:cs="SimSun" w:eastAsia="SimSun" w:hAnsi="SimSun"/>
+          <w:sz w:val="24"/>
+          <w:szCs w:val="24"/>
+        </w:rPr>
         <w:t xml:space="preserve">这四步你要练成肌肉记忆。</w:t>
       </w:r>
     </w:p>
@@ -2072,6 +2128,20 @@
           <w:sz w:val="24"/>
           <w:szCs w:val="24"/>
         </w:rPr>
+        <w:t xml:space="preserve">这一步最容易划漏，尤其是逗号隔开的那一块。</w:t>
+      </w:r>
+    </w:p>
+    <w:p>
+      <w:pPr>
+        <w:spacing w:after="160" w:line="380"/>
+        <w:ind w:firstLine="480"/>
+      </w:pPr>
+      <w:r>
+        <w:rPr>
+          <w:rFonts w:ascii="SimSun" w:cs="SimSun" w:eastAsia="SimSun" w:hAnsi="SimSun"/>
+          <w:sz w:val="24"/>
+          <w:szCs w:val="24"/>
+        </w:rPr>
         <w:t xml:space="preserve">划的时候有几个标志你可以直接盯着。</w:t>
       </w:r>
     </w:p>
@@ -2226,6 +2296,20 @@
           <w:sz w:val="24"/>
           <w:szCs w:val="24"/>
         </w:rPr>
+        <w:t xml:space="preserve">我插一句啊，这一段要是没跟上，你倒回去再听一遍，别往下硬走。</w:t>
+      </w:r>
+    </w:p>
+    <w:p>
+      <w:pPr>
+        <w:spacing w:after="160" w:line="380"/>
+        <w:ind w:firstLine="480"/>
+      </w:pPr>
+      <w:r>
+        <w:rPr>
+          <w:rFonts w:ascii="SimSun" w:cs="SimSun" w:eastAsia="SimSun" w:hAnsi="SimSun"/>
+          <w:sz w:val="24"/>
+          <w:szCs w:val="24"/>
+        </w:rPr>
         <w:t xml:space="preserve">来，时态由谓语决定，那你想。</w:t>
       </w:r>
     </w:p>
@@ -2577,6 +2661,20 @@
           <w:szCs w:val="24"/>
         </w:rPr>
         <w:t xml:space="preserve">今天你只要知道，看到引导词就说明后面有个从句，从句会自带一个谓语。</w:t>
+      </w:r>
+    </w:p>
+    <w:p>
+      <w:pPr>
+        <w:spacing w:after="160" w:line="380"/>
+        <w:ind w:firstLine="480"/>
+      </w:pPr>
+      <w:r>
+        <w:rPr>
+          <w:rFonts w:ascii="SimSun" w:cs="SimSun" w:eastAsia="SimSun" w:hAnsi="SimSun"/>
+          <w:sz w:val="24"/>
+          <w:szCs w:val="24"/>
+        </w:rPr>
+        <w:t xml:space="preserve">很多同学一看见两个动词就懵，以为句子写错了。</w:t>
       </w:r>
     </w:p>
     <w:p>

--- a/docs/Level1/高中英语语法切片-Level1-第07课-句子主干提取.docx
+++ b/docs/Level1/高中英语语法切片-Level1-第07课-句子主干提取.docx
@@ -197,6 +197,76 @@
           <w:sz w:val="24"/>
           <w:szCs w:val="24"/>
         </w:rPr>
+        <w:t xml:space="preserve">我给你打个比方啊。</w:t>
+      </w:r>
+    </w:p>
+    <w:p>
+      <w:pPr>
+        <w:spacing w:after="160" w:line="380"/>
+        <w:ind w:firstLine="480"/>
+      </w:pPr>
+      <w:r>
+        <w:rPr>
+          <w:rFonts w:ascii="SimSun" w:cs="SimSun" w:eastAsia="SimSun" w:hAnsi="SimSun"/>
+          <w:sz w:val="24"/>
+          <w:szCs w:val="24"/>
+        </w:rPr>
+        <w:t xml:space="preserve">这种句子就像一棵挂满东西的圣诞树。</w:t>
+      </w:r>
+    </w:p>
+    <w:p>
+      <w:pPr>
+        <w:spacing w:after="160" w:line="380"/>
+        <w:ind w:firstLine="480"/>
+      </w:pPr>
+      <w:r>
+        <w:rPr>
+          <w:rFonts w:ascii="SimSun" w:cs="SimSun" w:eastAsia="SimSun" w:hAnsi="SimSun"/>
+          <w:sz w:val="24"/>
+          <w:szCs w:val="24"/>
+        </w:rPr>
+        <w:t xml:space="preserve">你要是一个一个球去看，看到天黑也看不完。</w:t>
+      </w:r>
+    </w:p>
+    <w:p>
+      <w:pPr>
+        <w:spacing w:after="160" w:line="380"/>
+        <w:ind w:firstLine="480"/>
+      </w:pPr>
+      <w:r>
+        <w:rPr>
+          <w:rFonts w:ascii="SimSun" w:cs="SimSun" w:eastAsia="SimSun" w:hAnsi="SimSun"/>
+          <w:sz w:val="24"/>
+          <w:szCs w:val="24"/>
+        </w:rPr>
+        <w:t xml:space="preserve">可你要是先找到那根树干，剩下的挂件一眼就分清了。</w:t>
+      </w:r>
+    </w:p>
+    <w:p>
+      <w:pPr>
+        <w:spacing w:after="160" w:line="380"/>
+        <w:ind w:firstLine="480"/>
+      </w:pPr>
+      <w:r>
+        <w:rPr>
+          <w:rFonts w:ascii="SimSun" w:cs="SimSun" w:eastAsia="SimSun" w:hAnsi="SimSun"/>
+          <w:sz w:val="24"/>
+          <w:szCs w:val="24"/>
+        </w:rPr>
+        <w:t xml:space="preserve">提主干，提的就是那根树干。</w:t>
+      </w:r>
+    </w:p>
+    <w:p>
+      <w:pPr>
+        <w:spacing w:after="160" w:line="380"/>
+        <w:ind w:firstLine="480"/>
+      </w:pPr>
+      <w:r>
+        <w:rPr>
+          <w:rFonts w:ascii="SimSun" w:cs="SimSun" w:eastAsia="SimSun" w:hAnsi="SimSun"/>
+          <w:sz w:val="24"/>
+          <w:szCs w:val="24"/>
+        </w:rPr>
         <w:t xml:space="preserve">来，你要是从第一个词读到最后一个词，读完啥也没记住。</w:t>
       </w:r>
     </w:p>
@@ -395,7 +465,7 @@
           <w:sz w:val="24"/>
           <w:szCs w:val="24"/>
         </w:rPr>
-        <w:t xml:space="preserve">第一步永远是找带时态的动词。</w:t>
+        <w:t xml:space="preserve">第一步永远是找带时态的动词。这一步你现在应该能秒答了吧。</w:t>
       </w:r>
     </w:p>
     <w:p>
@@ -423,7 +493,21 @@
           <w:sz w:val="24"/>
           <w:szCs w:val="24"/>
         </w:rPr>
-        <w:t xml:space="preserve">living 长成 doing 的样子，你从它身上看不出是过去还是现在，所以它不带时态，是非谓语。</w:t>
+        <w:t xml:space="preserve">living 长成 doing 的样子。你能从它身上看出是过去还是现在吗？</w:t>
+      </w:r>
+    </w:p>
+    <w:p>
+      <w:pPr>
+        <w:spacing w:after="160" w:line="380"/>
+        <w:ind w:firstLine="480"/>
+      </w:pPr>
+      <w:r>
+        <w:rPr>
+          <w:rFonts w:ascii="SimSun" w:cs="SimSun" w:eastAsia="SimSun" w:hAnsi="SimSun"/>
+          <w:sz w:val="24"/>
+          <w:szCs w:val="24"/>
+        </w:rPr>
+        <w:t xml:space="preserve">看不出来。所以它不带时态，是非谓语。</w:t>
       </w:r>
     </w:p>
     <w:p>
@@ -451,7 +535,7 @@
           <w:sz w:val="24"/>
           <w:szCs w:val="24"/>
         </w:rPr>
-        <w:t xml:space="preserve">第二步，谓语前面是主语。</w:t>
+        <w:t xml:space="preserve">好，第二步，谓语前面是主语。你跟着我剥。</w:t>
       </w:r>
     </w:p>
     <w:p>
@@ -507,7 +591,21 @@
           <w:sz w:val="24"/>
           <w:szCs w:val="24"/>
         </w:rPr>
-        <w:t xml:space="preserve">拎出来加 be 动词验一下——The children are stories，孩子们是故事？语法没错但意思讲不通。</w:t>
+        <w:t xml:space="preserve">拎出来加 be 动词验一下——The children are stories，孩子们是故事？</w:t>
+      </w:r>
+    </w:p>
+    <w:p>
+      <w:pPr>
+        <w:spacing w:after="160" w:line="380"/>
+        <w:ind w:firstLine="480"/>
+      </w:pPr>
+      <w:r>
+        <w:rPr>
+          <w:rFonts w:ascii="SimSun" w:cs="SimSun" w:eastAsia="SimSun" w:hAnsi="SimSun"/>
+          <w:sz w:val="24"/>
+          <w:szCs w:val="24"/>
+        </w:rPr>
+        <w:t xml:space="preserve">语法没错，可意思讲不通。荒唐吧。</w:t>
       </w:r>
     </w:p>
     <w:p>
@@ -535,7 +633,35 @@
           <w:sz w:val="24"/>
           <w:szCs w:val="24"/>
         </w:rPr>
-        <w:t xml:space="preserve">全部划完，主干是 The old man tells the children stories。</w:t>
+        <w:t xml:space="preserve">全部划完，你看还剩什么？</w:t>
+      </w:r>
+    </w:p>
+    <w:p>
+      <w:pPr>
+        <w:spacing w:after="160" w:line="380"/>
+        <w:ind w:firstLine="480"/>
+      </w:pPr>
+      <w:r>
+        <w:rPr>
+          <w:rFonts w:ascii="SimSun" w:cs="SimSun" w:eastAsia="SimSun" w:hAnsi="SimSun"/>
+          <w:sz w:val="24"/>
+          <w:szCs w:val="24"/>
+        </w:rPr>
+        <w:t xml:space="preserve">The old man tells the children stories。就这五个词。</w:t>
+      </w:r>
+    </w:p>
+    <w:p>
+      <w:pPr>
+        <w:spacing w:after="160" w:line="380"/>
+        <w:ind w:firstLine="480"/>
+      </w:pPr>
+      <w:r>
+        <w:rPr>
+          <w:rFonts w:ascii="SimSun" w:cs="SimSun" w:eastAsia="SimSun" w:hAnsi="SimSun"/>
+          <w:sz w:val="24"/>
+          <w:szCs w:val="24"/>
+        </w:rPr>
+        <w:t xml:space="preserve">原句二十多个词，主干只有五个。你现在体会到那棵圣诞树的意思了吧。</w:t>
       </w:r>
     </w:p>
     <w:p>
@@ -705,6 +831,20 @@
           <w:sz w:val="24"/>
           <w:szCs w:val="24"/>
         </w:rPr>
+        <w:t xml:space="preserve">那我刚才说的那条铁律呢？是不是我讲错了？</w:t>
+      </w:r>
+    </w:p>
+    <w:p>
+      <w:pPr>
+        <w:spacing w:after="160" w:line="380"/>
+        <w:ind w:firstLine="480"/>
+      </w:pPr>
+      <w:r>
+        <w:rPr>
+          <w:rFonts w:ascii="SimSun" w:cs="SimSun" w:eastAsia="SimSun" w:hAnsi="SimSun"/>
+          <w:sz w:val="24"/>
+          <w:szCs w:val="24"/>
+        </w:rPr>
         <w:t xml:space="preserve">那不是说一个句子只有一个谓语吗？</w:t>
       </w:r>
     </w:p>
@@ -719,7 +859,21 @@
           <w:sz w:val="24"/>
           <w:szCs w:val="24"/>
         </w:rPr>
-        <w:t xml:space="preserve">没错，可那句话说的是「一个简单句」。这句话不是简单句，它是并列句。</w:t>
+        <w:t xml:space="preserve">没有。你注意听——那句话说的是「一个简单句」。</w:t>
+      </w:r>
+    </w:p>
+    <w:p>
+      <w:pPr>
+        <w:spacing w:after="160" w:line="380"/>
+        <w:ind w:firstLine="480"/>
+      </w:pPr>
+      <w:r>
+        <w:rPr>
+          <w:rFonts w:ascii="SimSun" w:cs="SimSun" w:eastAsia="SimSun" w:hAnsi="SimSun"/>
+          <w:sz w:val="24"/>
+          <w:szCs w:val="24"/>
+        </w:rPr>
+        <w:t xml:space="preserve">可这句话不是简单句，它是并列句。</w:t>
       </w:r>
     </w:p>
     <w:p>
@@ -889,7 +1043,21 @@
           <w:sz w:val="24"/>
           <w:szCs w:val="24"/>
         </w:rPr>
-        <w:t xml:space="preserve">既然谓语已经有了，一个简单句只有一个谓语，那你这个句首的空就只能是非谓语。</w:t>
+        <w:t xml:space="preserve">既然谓语已经有了，那你这个句首的空还能是谓语吗？</w:t>
+      </w:r>
+    </w:p>
+    <w:p>
+      <w:pPr>
+        <w:spacing w:after="160" w:line="380"/>
+        <w:ind w:firstLine="480"/>
+      </w:pPr>
+      <w:r>
+        <w:rPr>
+          <w:rFonts w:ascii="SimSun" w:cs="SimSun" w:eastAsia="SimSun" w:hAnsi="SimSun"/>
+          <w:sz w:val="24"/>
+          <w:szCs w:val="24"/>
+        </w:rPr>
+        <w:t xml:space="preserve">不能。一个简单句只有一个谓语，所以它只能是非谓语。</w:t>
       </w:r>
     </w:p>
     <w:p>
@@ -1087,7 +1255,7 @@
           <w:sz w:val="24"/>
           <w:szCs w:val="24"/>
         </w:rPr>
-        <w:t xml:space="preserve">我们一层一层剥。</w:t>
+        <w:t xml:space="preserve">我们一层一层剥。你跟着我划。</w:t>
       </w:r>
     </w:p>
     <w:p>
@@ -1129,7 +1297,21 @@
           <w:sz w:val="24"/>
           <w:szCs w:val="24"/>
         </w:rPr>
-        <w:t xml:space="preserve">剥完剩下 The number，数量，单数。所以谓语用单数形式。</w:t>
+        <w:t xml:space="preserve">剥完剩下什么？</w:t>
+      </w:r>
+    </w:p>
+    <w:p>
+      <w:pPr>
+        <w:spacing w:after="160" w:line="380"/>
+        <w:ind w:firstLine="480"/>
+      </w:pPr>
+      <w:r>
+        <w:rPr>
+          <w:rFonts w:ascii="SimSun" w:cs="SimSun" w:eastAsia="SimSun" w:hAnsi="SimSun"/>
+          <w:sz w:val="24"/>
+          <w:szCs w:val="24"/>
+        </w:rPr>
+        <w:t xml:space="preserve">The number，数量，单数。所以谓语用单数形式。</w:t>
       </w:r>
     </w:p>
     <w:p>
@@ -1638,21 +1820,63 @@
           <w:sz w:val="24"/>
           <w:szCs w:val="24"/>
         </w:rPr>
-        <w:t xml:space="preserve">主干就是一个句子里最不能少的那几个成分。</w:t>
-      </w:r>
-    </w:p>
-    <w:p>
-      <w:pPr>
-        <w:spacing w:after="160" w:line="380"/>
-        <w:ind w:firstLine="480"/>
-      </w:pPr>
-      <w:r>
-        <w:rPr>
-          <w:rFonts w:ascii="SimSun" w:cs="SimSun" w:eastAsia="SimSun" w:hAnsi="SimSun"/>
-          <w:sz w:val="24"/>
-          <w:szCs w:val="24"/>
-        </w:rPr>
-        <w:t xml:space="preserve">你把它们拿掉，句子就塌了。</w:t>
+        <w:t xml:space="preserve">主干是什么？</w:t>
+      </w:r>
+    </w:p>
+    <w:p>
+      <w:pPr>
+        <w:spacing w:after="160" w:line="380"/>
+        <w:ind w:firstLine="480"/>
+      </w:pPr>
+      <w:r>
+        <w:rPr>
+          <w:rFonts w:ascii="SimSun" w:cs="SimSun" w:eastAsia="SimSun" w:hAnsi="SimSun"/>
+          <w:sz w:val="24"/>
+          <w:szCs w:val="24"/>
+        </w:rPr>
+        <w:t xml:space="preserve">你把一个句子想成一个人。</w:t>
+      </w:r>
+    </w:p>
+    <w:p>
+      <w:pPr>
+        <w:spacing w:after="160" w:line="380"/>
+        <w:ind w:firstLine="480"/>
+      </w:pPr>
+      <w:r>
+        <w:rPr>
+          <w:rFonts w:ascii="SimSun" w:cs="SimSun" w:eastAsia="SimSun" w:hAnsi="SimSun"/>
+          <w:sz w:val="24"/>
+          <w:szCs w:val="24"/>
+        </w:rPr>
+        <w:t xml:space="preserve">主干就是骨头架子。你把肉、衣服、首饰全拿掉，那副架子还立着，人还是人。</w:t>
+      </w:r>
+    </w:p>
+    <w:p>
+      <w:pPr>
+        <w:spacing w:after="160" w:line="380"/>
+        <w:ind w:firstLine="480"/>
+      </w:pPr>
+      <w:r>
+        <w:rPr>
+          <w:rFonts w:ascii="SimSun" w:cs="SimSun" w:eastAsia="SimSun" w:hAnsi="SimSun"/>
+          <w:sz w:val="24"/>
+          <w:szCs w:val="24"/>
+        </w:rPr>
+        <w:t xml:space="preserve">可你要是把骨头抽了，剩下的就是一摊。</w:t>
+      </w:r>
+    </w:p>
+    <w:p>
+      <w:pPr>
+        <w:spacing w:after="160" w:line="380"/>
+        <w:ind w:firstLine="480"/>
+      </w:pPr>
+      <w:r>
+        <w:rPr>
+          <w:rFonts w:ascii="SimSun" w:cs="SimSun" w:eastAsia="SimSun" w:hAnsi="SimSun"/>
+          <w:sz w:val="24"/>
+          <w:szCs w:val="24"/>
+        </w:rPr>
+        <w:t xml:space="preserve">所以主干就是句子里最不能少的那几个成分。拿掉它们，句子就塌了。</w:t>
       </w:r>
     </w:p>
     <w:p>
@@ -1792,21 +2016,21 @@
           <w:sz w:val="24"/>
           <w:szCs w:val="24"/>
         </w:rPr>
-        <w:t xml:space="preserve">修饰成分，就是可以拿掉的成分。</w:t>
-      </w:r>
-    </w:p>
-    <w:p>
-      <w:pPr>
-        <w:spacing w:after="160" w:line="380"/>
-        <w:ind w:firstLine="480"/>
-      </w:pPr>
-      <w:r>
-        <w:rPr>
-          <w:rFonts w:ascii="SimSun" w:cs="SimSun" w:eastAsia="SimSun" w:hAnsi="SimSun"/>
-          <w:sz w:val="24"/>
-          <w:szCs w:val="24"/>
-        </w:rPr>
-        <w:t xml:space="preserve">所以接下来是今天的核心，提主干的四个步骤。</w:t>
+        <w:t xml:space="preserve">修饰成分，说白了就是可以拿掉的成分。</w:t>
+      </w:r>
+    </w:p>
+    <w:p>
+      <w:pPr>
+        <w:spacing w:after="160" w:line="380"/>
+        <w:ind w:firstLine="480"/>
+      </w:pPr>
+      <w:r>
+        <w:rPr>
+          <w:rFonts w:ascii="SimSun" w:cs="SimSun" w:eastAsia="SimSun" w:hAnsi="SimSun"/>
+          <w:sz w:val="24"/>
+          <w:szCs w:val="24"/>
+        </w:rPr>
+        <w:t xml:space="preserve">所以接下来是今天的核心啊，提主干的四个步骤。</w:t>
       </w:r>
     </w:p>
     <w:p>
@@ -1946,6 +2170,34 @@
           <w:sz w:val="24"/>
           <w:szCs w:val="24"/>
         </w:rPr>
+        <w:t xml:space="preserve">就一个。</w:t>
+      </w:r>
+    </w:p>
+    <w:p>
+      <w:pPr>
+        <w:spacing w:after="160" w:line="380"/>
+        <w:ind w:firstLine="480"/>
+      </w:pPr>
+      <w:r>
+        <w:rPr>
+          <w:rFonts w:ascii="SimSun" w:cs="SimSun" w:eastAsia="SimSun" w:hAnsi="SimSun"/>
+          <w:sz w:val="24"/>
+          <w:szCs w:val="24"/>
+        </w:rPr>
+        <w:t xml:space="preserve">一个简单句里，带时态的动词有且只有一个。你找到它，坐标就有了。</w:t>
+      </w:r>
+    </w:p>
+    <w:p>
+      <w:pPr>
+        <w:spacing w:after="160" w:line="380"/>
+        <w:ind w:firstLine="480"/>
+      </w:pPr>
+      <w:r>
+        <w:rPr>
+          <w:rFonts w:ascii="SimSun" w:cs="SimSun" w:eastAsia="SimSun" w:hAnsi="SimSun"/>
+          <w:sz w:val="24"/>
+          <w:szCs w:val="24"/>
+        </w:rPr>
         <w:t xml:space="preserve">第二步，找主语。</w:t>
       </w:r>
     </w:p>
@@ -2030,7 +2282,7 @@
           <w:sz w:val="24"/>
           <w:szCs w:val="24"/>
         </w:rPr>
-        <w:t xml:space="preserve">这一步决定句型。</w:t>
+        <w:t xml:space="preserve">这一步决定句型，你听好。</w:t>
       </w:r>
     </w:p>
     <w:p>
@@ -2100,7 +2352,7 @@
           <w:sz w:val="24"/>
           <w:szCs w:val="24"/>
         </w:rPr>
-        <w:t xml:space="preserve">换句话说，怎么分，上节课给过完整流程，这里不重复了。</w:t>
+        <w:t xml:space="preserve">换句话说，怎么分呢？上节课给过完整流程，我这儿就不重复了。</w:t>
       </w:r>
     </w:p>
     <w:p>
@@ -2212,7 +2464,7 @@
           <w:sz w:val="24"/>
           <w:szCs w:val="24"/>
         </w:rPr>
-        <w:t xml:space="preserve">那这四步走完，再长的句子也变成五六个词。</w:t>
+        <w:t xml:space="preserve">那这四步走完，再长的句子也变成五六个词。你回想一下刚才那棵圣诞树——挂件全摘了，剩下的就是树干。而树干，从来都不长。</w:t>
       </w:r>
     </w:p>
     <w:p>
@@ -2254,7 +2506,7 @@
           <w:sz w:val="24"/>
           <w:szCs w:val="24"/>
         </w:rPr>
-        <w:t xml:space="preserve">这句话的重要性怎么强调都不过分，它是整个高中语法的地基。</w:t>
+        <w:t xml:space="preserve">这句话的重要性怎么强调都不过分，是吧。它是整个高中语法的地基。</w:t>
       </w:r>
     </w:p>
     <w:p>
@@ -2338,7 +2590,7 @@
           <w:sz w:val="24"/>
           <w:szCs w:val="24"/>
         </w:rPr>
-        <w:t xml:space="preserve">你要是塞了两个带时态的动词进去，这句话就不知道该听谁的了。</w:t>
+        <w:t xml:space="preserve">你要是塞了两个带时态的动词进去，这句话就不知道该听谁的了，对不对。</w:t>
       </w:r>
     </w:p>
     <w:p>
@@ -2366,6 +2618,34 @@
           <w:sz w:val="24"/>
           <w:szCs w:val="24"/>
         </w:rPr>
+        <w:t xml:space="preserve">我知道有人心里在想：老师你这条铁律是不是有问题。</w:t>
+      </w:r>
+    </w:p>
+    <w:p>
+      <w:pPr>
+        <w:spacing w:after="160" w:line="380"/>
+        <w:ind w:firstLine="480"/>
+      </w:pPr>
+      <w:r>
+        <w:rPr>
+          <w:rFonts w:ascii="SimSun" w:cs="SimSun" w:eastAsia="SimSun" w:hAnsi="SimSun"/>
+          <w:sz w:val="24"/>
+          <w:szCs w:val="24"/>
+        </w:rPr>
+        <w:t xml:space="preserve">不是我的问题。</w:t>
+      </w:r>
+    </w:p>
+    <w:p>
+      <w:pPr>
+        <w:spacing w:after="160" w:line="380"/>
+        <w:ind w:firstLine="480"/>
+      </w:pPr>
+      <w:r>
+        <w:rPr>
+          <w:rFonts w:ascii="SimSun" w:cs="SimSun" w:eastAsia="SimSun" w:hAnsi="SimSun"/>
+          <w:sz w:val="24"/>
+          <w:szCs w:val="24"/>
+        </w:rPr>
         <w:t xml:space="preserve">只有三种可能，我一个一个说。</w:t>
       </w:r>
     </w:p>
@@ -2422,6 +2702,34 @@
           <w:sz w:val="24"/>
           <w:szCs w:val="24"/>
         </w:rPr>
+        <w:t xml:space="preserve">你可以把它想成公司里的临时工。</w:t>
+      </w:r>
+    </w:p>
+    <w:p>
+      <w:pPr>
+        <w:spacing w:after="160" w:line="380"/>
+        <w:ind w:firstLine="480"/>
+      </w:pPr>
+      <w:r>
+        <w:rPr>
+          <w:rFonts w:ascii="SimSun" w:cs="SimSun" w:eastAsia="SimSun" w:hAnsi="SimSun"/>
+          <w:sz w:val="24"/>
+          <w:szCs w:val="24"/>
+        </w:rPr>
+        <w:t xml:space="preserve">活儿它干，可它签不了字。签字那件事，只有谓语这个正式员工能做。</w:t>
+      </w:r>
+    </w:p>
+    <w:p>
+      <w:pPr>
+        <w:spacing w:after="160" w:line="380"/>
+        <w:ind w:firstLine="480"/>
+      </w:pPr>
+      <w:r>
+        <w:rPr>
+          <w:rFonts w:ascii="SimSun" w:cs="SimSun" w:eastAsia="SimSun" w:hAnsi="SimSun"/>
+          <w:sz w:val="24"/>
+          <w:szCs w:val="24"/>
+        </w:rPr>
         <w:t xml:space="preserve">就这样。</w:t>
       </w:r>
     </w:p>
@@ -2520,7 +2828,35 @@
           <w:sz w:val="24"/>
           <w:szCs w:val="24"/>
         </w:rPr>
-        <w:t xml:space="preserve">比如 He opened the door and walked in。这是两个简单句，opened 和 walked 各自是自己那半句的谓语。</w:t>
+        <w:t xml:space="preserve">比如 He opened the door and walked in。</w:t>
+      </w:r>
+    </w:p>
+    <w:p>
+      <w:pPr>
+        <w:spacing w:after="160" w:line="380"/>
+        <w:ind w:firstLine="480"/>
+      </w:pPr>
+      <w:r>
+        <w:rPr>
+          <w:rFonts w:ascii="SimSun" w:cs="SimSun" w:eastAsia="SimSun" w:hAnsi="SimSun"/>
+          <w:sz w:val="24"/>
+          <w:szCs w:val="24"/>
+        </w:rPr>
+        <w:t xml:space="preserve">这不是一个句子。</w:t>
+      </w:r>
+    </w:p>
+    <w:p>
+      <w:pPr>
+        <w:spacing w:after="160" w:line="380"/>
+        <w:ind w:firstLine="480"/>
+      </w:pPr>
+      <w:r>
+        <w:rPr>
+          <w:rFonts w:ascii="SimSun" w:cs="SimSun" w:eastAsia="SimSun" w:hAnsi="SimSun"/>
+          <w:sz w:val="24"/>
+          <w:szCs w:val="24"/>
+        </w:rPr>
+        <w:t xml:space="preserve">这是两个简单句被 and 拼起来的，opened 和 walked 各管各的那半句。</w:t>
       </w:r>
     </w:p>
     <w:p>
@@ -2646,21 +2982,21 @@
           <w:sz w:val="24"/>
           <w:szCs w:val="24"/>
         </w:rPr>
-        <w:t xml:space="preserve">从句这一大块是 Level 2 的核心内容，我们会用二十多节课讲。</w:t>
-      </w:r>
-    </w:p>
-    <w:p>
-      <w:pPr>
-        <w:spacing w:after="160" w:line="380"/>
-        <w:ind w:firstLine="480"/>
-      </w:pPr>
-      <w:r>
-        <w:rPr>
-          <w:rFonts w:ascii="SimSun" w:cs="SimSun" w:eastAsia="SimSun" w:hAnsi="SimSun"/>
-          <w:sz w:val="24"/>
-          <w:szCs w:val="24"/>
-        </w:rPr>
-        <w:t xml:space="preserve">今天你只要知道，看到引导词就说明后面有个从句，从句会自带一个谓语。</w:t>
+        <w:t xml:space="preserve">从句这一大块是 Level 2 的核心内容啊，我们会用二十多节课讲。</w:t>
+      </w:r>
+    </w:p>
+    <w:p>
+      <w:pPr>
+        <w:spacing w:after="160" w:line="380"/>
+        <w:ind w:firstLine="480"/>
+      </w:pPr>
+      <w:r>
+        <w:rPr>
+          <w:rFonts w:ascii="SimSun" w:cs="SimSun" w:eastAsia="SimSun" w:hAnsi="SimSun"/>
+          <w:sz w:val="24"/>
+          <w:szCs w:val="24"/>
+        </w:rPr>
+        <w:t xml:space="preserve">今天你只要知道一件事：看到引导词，就说明后面有个从句，从句会自带一个谓语。</w:t>
       </w:r>
     </w:p>
     <w:p>
@@ -2702,7 +3038,7 @@
           <w:sz w:val="24"/>
           <w:szCs w:val="24"/>
         </w:rPr>
-        <w:t xml:space="preserve">这样一来，先问自己三句话：有没有非谓语？有没有并列连词？有没有引导词？</w:t>
+        <w:t xml:space="preserve">这样一来，先问自己三句话。有没有非谓语？有没有并列连词？有没有引导词？三个都没有，那这句话八成是写错了。</w:t>
       </w:r>
     </w:p>
     <w:p>
@@ -2717,6 +3053,20 @@
           <w:szCs w:val="24"/>
         </w:rPr>
         <w:t xml:space="preserve">三个问完，句子结构就清楚了。</w:t>
+      </w:r>
+    </w:p>
+    <w:p>
+      <w:pPr>
+        <w:spacing w:after="160" w:line="380"/>
+        <w:ind w:firstLine="480"/>
+      </w:pPr>
+      <w:r>
+        <w:rPr>
+          <w:rFonts w:ascii="SimSun" w:cs="SimSun" w:eastAsia="SimSun" w:hAnsi="SimSun"/>
+          <w:sz w:val="24"/>
+          <w:szCs w:val="24"/>
+        </w:rPr>
+        <w:t xml:space="preserve">三个都没有，那这句话八成是写错了。</w:t>
       </w:r>
     </w:p>
     <w:p>
@@ -3902,7 +4252,7 @@
           <w:sz w:val="24"/>
           <w:szCs w:val="24"/>
         </w:rPr>
-        <w:t xml:space="preserve">为什么可以有两个？你看中间的 but。</w:t>
+        <w:t xml:space="preserve">为什么可以有两个呢？你看中间那个 but。</w:t>
       </w:r>
     </w:p>
     <w:p>
@@ -4072,7 +4422,21 @@
           <w:sz w:val="24"/>
           <w:szCs w:val="24"/>
         </w:rPr>
-        <w:t xml:space="preserve">written 长成 done 的样子，你看不出时候，所以不带时态，是非谓语。</w:t>
+        <w:t xml:space="preserve">written 长成 done 的样子。你能看出时候吗？看不出来。</w:t>
+      </w:r>
+    </w:p>
+    <w:p>
+      <w:pPr>
+        <w:spacing w:after="160" w:line="380"/>
+        <w:ind w:firstLine="480"/>
+      </w:pPr>
+      <w:r>
+        <w:rPr>
+          <w:rFonts w:ascii="SimSun" w:cs="SimSun" w:eastAsia="SimSun" w:hAnsi="SimSun"/>
+          <w:sz w:val="24"/>
+          <w:szCs w:val="24"/>
+        </w:rPr>
+        <w:t xml:space="preserve">所以它不带时态，是非谓语。</w:t>
       </w:r>
     </w:p>
     <w:p>
@@ -4257,7 +4621,7 @@
           <w:sz w:val="24"/>
           <w:szCs w:val="24"/>
         </w:rPr>
-        <w:t xml:space="preserve">圈好了？我们看谓语后面各剩什么。</w:t>
+        <w:t xml:space="preserve">圈好了？我们一项一项看，看谓语后面各剩什么。</w:t>
       </w:r>
     </w:p>
     <w:p>

--- a/docs/Level1/高中英语语法切片-Level1-第07课-句子主干提取.docx
+++ b/docs/Level1/高中英语语法切片-Level1-第07课-句子主干提取.docx
@@ -169,7 +169,7 @@
           <w:sz w:val="24"/>
           <w:szCs w:val="24"/>
         </w:rPr>
-        <w:t xml:space="preserve">为什么这件事重要？我跟你说，我给你算笔账。</w:t>
+        <w:t xml:space="preserve">为什么这件事重要？我们来看算笔账。</w:t>
       </w:r>
     </w:p>
     <w:p>
@@ -197,7 +197,7 @@
           <w:sz w:val="24"/>
           <w:szCs w:val="24"/>
         </w:rPr>
-        <w:t xml:space="preserve">我给你打个比方啊。</w:t>
+        <w:t xml:space="preserve">我们打个比方啊。</w:t>
       </w:r>
     </w:p>
     <w:p>
